--- a/docs/exemple-article.docx
+++ b/docs/exemple-article.docx
@@ -4321,7 +4321,7 @@
         <w:rPr>
           <w:rStyle w:val="FunctionTok"/>
         </w:rPr>
-        <w:t xml:space="preserve">scale_color_manual</w:t>
+        <w:t xml:space="preserve">scale_x_continuous</w:t>
       </w:r>
       <w:r>
         <w:rPr>
@@ -4333,7 +4333,55 @@
         <w:rPr>
           <w:rStyle w:val="AttributeTok"/>
         </w:rPr>
-        <w:t xml:space="preserve">values =</w:t>
+        <w:t xml:space="preserve">breaks =</w:t>
+      </w:r>
+      <w:r>
+        <w:rPr>
+          <w:rStyle w:val="NormalTok"/>
+        </w:rPr>
+        <w:t xml:space="preserve"> temps) </w:t>
+      </w:r>
+      <w:r>
+        <w:rPr>
+          <w:rStyle w:val="SpecialCharTok"/>
+        </w:rPr>
+        <w:t xml:space="preserve">+</w:t>
+      </w:r>
+      <w:r>
+        <w:br/>
+      </w:r>
+      <w:r>
+        <w:rPr>
+          <w:rStyle w:val="NormalTok"/>
+        </w:rPr>
+        <w:t xml:space="preserve">  </w:t>
+      </w:r>
+      <w:r>
+        <w:rPr>
+          <w:rStyle w:val="FunctionTok"/>
+        </w:rPr>
+        <w:t xml:space="preserve">labs</w:t>
+      </w:r>
+      <w:r>
+        <w:rPr>
+          <w:rStyle w:val="NormalTok"/>
+        </w:rPr>
+        <w:t xml:space="preserve">(</w:t>
+      </w:r>
+      <w:r>
+        <w:br/>
+      </w:r>
+      <w:r>
+        <w:rPr>
+          <w:rStyle w:val="NormalTok"/>
+        </w:rPr>
+        <w:t xml:space="preserve">    </w:t>
+      </w:r>
+      <w:r>
+        <w:rPr>
+          <w:rStyle w:val="AttributeTok"/>
+        </w:rPr>
+        <w:t xml:space="preserve">x =</w:t>
       </w:r>
       <w:r>
         <w:rPr>
@@ -4343,9 +4391,105 @@
       </w:r>
       <w:r>
         <w:rPr>
+          <w:rStyle w:val="StringTok"/>
+        </w:rPr>
+        <w:t xml:space="preserve">"Temps de perfusion (heures)"</w:t>
+      </w:r>
+      <w:r>
+        <w:rPr>
+          <w:rStyle w:val="NormalTok"/>
+        </w:rPr>
+        <w:t xml:space="preserve">,</w:t>
+      </w:r>
+      <w:r>
+        <w:br/>
+      </w:r>
+      <w:r>
+        <w:rPr>
+          <w:rStyle w:val="NormalTok"/>
+        </w:rPr>
+        <w:t xml:space="preserve">    </w:t>
+      </w:r>
+      <w:r>
+        <w:rPr>
+          <w:rStyle w:val="AttributeTok"/>
+        </w:rPr>
+        <w:t xml:space="preserve">y =</w:t>
+      </w:r>
+      <w:r>
+        <w:rPr>
+          <w:rStyle w:val="NormalTok"/>
+        </w:rPr>
+        <w:t xml:space="preserve"> </w:t>
+      </w:r>
+      <w:r>
+        <w:rPr>
+          <w:rStyle w:val="StringTok"/>
+        </w:rPr>
+        <w:t xml:space="preserve">"Lactatémie moyenne (mmol/L)"</w:t>
+      </w:r>
+      <w:r>
+        <w:rPr>
+          <w:rStyle w:val="NormalTok"/>
+        </w:rPr>
+        <w:t xml:space="preserve">,</w:t>
+      </w:r>
+      <w:r>
+        <w:br/>
+      </w:r>
+      <w:r>
+        <w:rPr>
+          <w:rStyle w:val="NormalTok"/>
+        </w:rPr>
+        <w:t xml:space="preserve">    </w:t>
+      </w:r>
+      <w:r>
+        <w:rPr>
+          <w:rStyle w:val="AttributeTok"/>
+        </w:rPr>
+        <w:t xml:space="preserve">color =</w:t>
+      </w:r>
+      <w:r>
+        <w:rPr>
+          <w:rStyle w:val="NormalTok"/>
+        </w:rPr>
+        <w:t xml:space="preserve"> </w:t>
+      </w:r>
+      <w:r>
+        <w:rPr>
+          <w:rStyle w:val="StringTok"/>
+        </w:rPr>
+        <w:t xml:space="preserve">"Protocole"</w:t>
+      </w:r>
+      <w:r>
+        <w:br/>
+      </w:r>
+      <w:r>
+        <w:rPr>
+          <w:rStyle w:val="NormalTok"/>
+        </w:rPr>
+        <w:t xml:space="preserve">  ) </w:t>
+      </w:r>
+      <w:r>
+        <w:rPr>
+          <w:rStyle w:val="SpecialCharTok"/>
+        </w:rPr>
+        <w:t xml:space="preserve">+</w:t>
+      </w:r>
+      <w:r>
+        <w:br/>
+      </w:r>
+      <w:r>
+        <w:rPr>
+          <w:rStyle w:val="NormalTok"/>
+        </w:rPr>
+        <w:t xml:space="preserve">  </w:t>
+      </w:r>
+      <w:r>
+        <w:rPr>
           <w:rStyle w:val="FunctionTok"/>
         </w:rPr>
-        <w:t xml:space="preserve">c</w:t>
+        <w:t xml:space="preserve">theme_minimal</w:t>
       </w:r>
       <w:r>
         <w:rPr>
@@ -4355,9 +4499,9 @@
       </w:r>
       <w:r>
         <w:rPr>
-          <w:rStyle w:val="StringTok"/>
-        </w:rPr>
-        <w:t xml:space="preserve">"Protocole Optimisé"</w:t>
+          <w:rStyle w:val="AttributeTok"/>
+        </w:rPr>
+        <w:t xml:space="preserve">base_size =</w:t>
       </w:r>
       <w:r>
         <w:rPr>
@@ -4367,63 +4511,15 @@
       </w:r>
       <w:r>
         <w:rPr>
-          <w:rStyle w:val="OtherTok"/>
-        </w:rPr>
-        <w:t xml:space="preserve">=</w:t>
-      </w:r>
-      <w:r>
-        <w:rPr>
-          <w:rStyle w:val="NormalTok"/>
-        </w:rPr>
-        <w:t xml:space="preserve"> </w:t>
-      </w:r>
-      <w:r>
-        <w:rPr>
-          <w:rStyle w:val="StringTok"/>
-        </w:rPr>
-        <w:t xml:space="preserve">"#17365D"</w:t>
-      </w:r>
-      <w:r>
-        <w:rPr>
-          <w:rStyle w:val="NormalTok"/>
-        </w:rPr>
-        <w:t xml:space="preserve">, </w:t>
-      </w:r>
-      <w:r>
-        <w:rPr>
-          <w:rStyle w:val="StringTok"/>
-        </w:rPr>
-        <w:t xml:space="preserve">"Protocole Standard"</w:t>
-      </w:r>
-      <w:r>
-        <w:rPr>
-          <w:rStyle w:val="NormalTok"/>
-        </w:rPr>
-        <w:t xml:space="preserve"> </w:t>
-      </w:r>
-      <w:r>
-        <w:rPr>
-          <w:rStyle w:val="OtherTok"/>
-        </w:rPr>
-        <w:t xml:space="preserve">=</w:t>
-      </w:r>
-      <w:r>
-        <w:rPr>
-          <w:rStyle w:val="NormalTok"/>
-        </w:rPr>
-        <w:t xml:space="preserve"> </w:t>
-      </w:r>
-      <w:r>
-        <w:rPr>
-          <w:rStyle w:val="StringTok"/>
-        </w:rPr>
-        <w:t xml:space="preserve">"#61afef"</w:t>
-      </w:r>
-      <w:r>
-        <w:rPr>
-          <w:rStyle w:val="NormalTok"/>
-        </w:rPr>
-        <w:t xml:space="preserve">)) </w:t>
+          <w:rStyle w:val="DecValTok"/>
+        </w:rPr>
+        <w:t xml:space="preserve">12</w:t>
+      </w:r>
+      <w:r>
+        <w:rPr>
+          <w:rStyle w:val="NormalTok"/>
+        </w:rPr>
+        <w:t xml:space="preserve">) </w:t>
       </w:r>
       <w:r>
         <w:rPr>
@@ -4444,394 +4540,13 @@
         <w:rPr>
           <w:rStyle w:val="FunctionTok"/>
         </w:rPr>
-        <w:t xml:space="preserve">scale_x_continuous</w:t>
+        <w:t xml:space="preserve">theme</w:t>
       </w:r>
       <w:r>
         <w:rPr>
           <w:rStyle w:val="NormalTok"/>
         </w:rPr>
         <w:t xml:space="preserve">(</w:t>
-      </w:r>
-      <w:r>
-        <w:rPr>
-          <w:rStyle w:val="AttributeTok"/>
-        </w:rPr>
-        <w:t xml:space="preserve">breaks =</w:t>
-      </w:r>
-      <w:r>
-        <w:rPr>
-          <w:rStyle w:val="NormalTok"/>
-        </w:rPr>
-        <w:t xml:space="preserve"> temps) </w:t>
-      </w:r>
-      <w:r>
-        <w:rPr>
-          <w:rStyle w:val="SpecialCharTok"/>
-        </w:rPr>
-        <w:t xml:space="preserve">+</w:t>
-      </w:r>
-      <w:r>
-        <w:br/>
-      </w:r>
-      <w:r>
-        <w:rPr>
-          <w:rStyle w:val="NormalTok"/>
-        </w:rPr>
-        <w:t xml:space="preserve">  </w:t>
-      </w:r>
-      <w:r>
-        <w:rPr>
-          <w:rStyle w:val="FunctionTok"/>
-        </w:rPr>
-        <w:t xml:space="preserve">labs</w:t>
-      </w:r>
-      <w:r>
-        <w:rPr>
-          <w:rStyle w:val="NormalTok"/>
-        </w:rPr>
-        <w:t xml:space="preserve">(</w:t>
-      </w:r>
-      <w:r>
-        <w:br/>
-      </w:r>
-      <w:r>
-        <w:rPr>
-          <w:rStyle w:val="NormalTok"/>
-        </w:rPr>
-        <w:t xml:space="preserve">    </w:t>
-      </w:r>
-      <w:r>
-        <w:rPr>
-          <w:rStyle w:val="AttributeTok"/>
-        </w:rPr>
-        <w:t xml:space="preserve">x =</w:t>
-      </w:r>
-      <w:r>
-        <w:rPr>
-          <w:rStyle w:val="NormalTok"/>
-        </w:rPr>
-        <w:t xml:space="preserve"> </w:t>
-      </w:r>
-      <w:r>
-        <w:rPr>
-          <w:rStyle w:val="StringTok"/>
-        </w:rPr>
-        <w:t xml:space="preserve">"Temps de perfusion (heures)"</w:t>
-      </w:r>
-      <w:r>
-        <w:rPr>
-          <w:rStyle w:val="NormalTok"/>
-        </w:rPr>
-        <w:t xml:space="preserve">,</w:t>
-      </w:r>
-      <w:r>
-        <w:br/>
-      </w:r>
-      <w:r>
-        <w:rPr>
-          <w:rStyle w:val="NormalTok"/>
-        </w:rPr>
-        <w:t xml:space="preserve">    </w:t>
-      </w:r>
-      <w:r>
-        <w:rPr>
-          <w:rStyle w:val="AttributeTok"/>
-        </w:rPr>
-        <w:t xml:space="preserve">y =</w:t>
-      </w:r>
-      <w:r>
-        <w:rPr>
-          <w:rStyle w:val="NormalTok"/>
-        </w:rPr>
-        <w:t xml:space="preserve"> </w:t>
-      </w:r>
-      <w:r>
-        <w:rPr>
-          <w:rStyle w:val="StringTok"/>
-        </w:rPr>
-        <w:t xml:space="preserve">"Lactatémie moyenne (mmol/L)"</w:t>
-      </w:r>
-      <w:r>
-        <w:rPr>
-          <w:rStyle w:val="NormalTok"/>
-        </w:rPr>
-        <w:t xml:space="preserve">,</w:t>
-      </w:r>
-      <w:r>
-        <w:br/>
-      </w:r>
-      <w:r>
-        <w:rPr>
-          <w:rStyle w:val="NormalTok"/>
-        </w:rPr>
-        <w:t xml:space="preserve">    </w:t>
-      </w:r>
-      <w:r>
-        <w:rPr>
-          <w:rStyle w:val="AttributeTok"/>
-        </w:rPr>
-        <w:t xml:space="preserve">color =</w:t>
-      </w:r>
-      <w:r>
-        <w:rPr>
-          <w:rStyle w:val="NormalTok"/>
-        </w:rPr>
-        <w:t xml:space="preserve"> </w:t>
-      </w:r>
-      <w:r>
-        <w:rPr>
-          <w:rStyle w:val="StringTok"/>
-        </w:rPr>
-        <w:t xml:space="preserve">"Protocole"</w:t>
-      </w:r>
-      <w:r>
-        <w:br/>
-      </w:r>
-      <w:r>
-        <w:rPr>
-          <w:rStyle w:val="NormalTok"/>
-        </w:rPr>
-        <w:t xml:space="preserve">  ) </w:t>
-      </w:r>
-      <w:r>
-        <w:rPr>
-          <w:rStyle w:val="SpecialCharTok"/>
-        </w:rPr>
-        <w:t xml:space="preserve">+</w:t>
-      </w:r>
-      <w:r>
-        <w:br/>
-      </w:r>
-      <w:r>
-        <w:rPr>
-          <w:rStyle w:val="NormalTok"/>
-        </w:rPr>
-        <w:t xml:space="preserve">  </w:t>
-      </w:r>
-      <w:r>
-        <w:rPr>
-          <w:rStyle w:val="FunctionTok"/>
-        </w:rPr>
-        <w:t xml:space="preserve">theme_minimal</w:t>
-      </w:r>
-      <w:r>
-        <w:rPr>
-          <w:rStyle w:val="NormalTok"/>
-        </w:rPr>
-        <w:t xml:space="preserve">(</w:t>
-      </w:r>
-      <w:r>
-        <w:rPr>
-          <w:rStyle w:val="AttributeTok"/>
-        </w:rPr>
-        <w:t xml:space="preserve">base_size =</w:t>
-      </w:r>
-      <w:r>
-        <w:rPr>
-          <w:rStyle w:val="NormalTok"/>
-        </w:rPr>
-        <w:t xml:space="preserve"> </w:t>
-      </w:r>
-      <w:r>
-        <w:rPr>
-          <w:rStyle w:val="DecValTok"/>
-        </w:rPr>
-        <w:t xml:space="preserve">12</w:t>
-      </w:r>
-      <w:r>
-        <w:rPr>
-          <w:rStyle w:val="NormalTok"/>
-        </w:rPr>
-        <w:t xml:space="preserve">) </w:t>
-      </w:r>
-      <w:r>
-        <w:rPr>
-          <w:rStyle w:val="SpecialCharTok"/>
-        </w:rPr>
-        <w:t xml:space="preserve">+</w:t>
-      </w:r>
-      <w:r>
-        <w:br/>
-      </w:r>
-      <w:r>
-        <w:rPr>
-          <w:rStyle w:val="NormalTok"/>
-        </w:rPr>
-        <w:t xml:space="preserve">  </w:t>
-      </w:r>
-      <w:r>
-        <w:rPr>
-          <w:rStyle w:val="FunctionTok"/>
-        </w:rPr>
-        <w:t xml:space="preserve">theme</w:t>
-      </w:r>
-      <w:r>
-        <w:rPr>
-          <w:rStyle w:val="NormalTok"/>
-        </w:rPr>
-        <w:t xml:space="preserve">(</w:t>
-      </w:r>
-      <w:r>
-        <w:br/>
-      </w:r>
-      <w:r>
-        <w:rPr>
-          <w:rStyle w:val="NormalTok"/>
-        </w:rPr>
-        <w:t xml:space="preserve">    </w:t>
-      </w:r>
-      <w:r>
-        <w:rPr>
-          <w:rStyle w:val="AttributeTok"/>
-        </w:rPr>
-        <w:t xml:space="preserve">plot.background =</w:t>
-      </w:r>
-      <w:r>
-        <w:rPr>
-          <w:rStyle w:val="NormalTok"/>
-        </w:rPr>
-        <w:t xml:space="preserve"> </w:t>
-      </w:r>
-      <w:r>
-        <w:rPr>
-          <w:rStyle w:val="FunctionTok"/>
-        </w:rPr>
-        <w:t xml:space="preserve">element_rect</w:t>
-      </w:r>
-      <w:r>
-        <w:rPr>
-          <w:rStyle w:val="NormalTok"/>
-        </w:rPr>
-        <w:t xml:space="preserve">(</w:t>
-      </w:r>
-      <w:r>
-        <w:rPr>
-          <w:rStyle w:val="AttributeTok"/>
-        </w:rPr>
-        <w:t xml:space="preserve">fill =</w:t>
-      </w:r>
-      <w:r>
-        <w:rPr>
-          <w:rStyle w:val="NormalTok"/>
-        </w:rPr>
-        <w:t xml:space="preserve"> </w:t>
-      </w:r>
-      <w:r>
-        <w:rPr>
-          <w:rStyle w:val="StringTok"/>
-        </w:rPr>
-        <w:t xml:space="preserve">"transparent"</w:t>
-      </w:r>
-      <w:r>
-        <w:rPr>
-          <w:rStyle w:val="NormalTok"/>
-        </w:rPr>
-        <w:t xml:space="preserve">, </w:t>
-      </w:r>
-      <w:r>
-        <w:rPr>
-          <w:rStyle w:val="AttributeTok"/>
-        </w:rPr>
-        <w:t xml:space="preserve">colour =</w:t>
-      </w:r>
-      <w:r>
-        <w:rPr>
-          <w:rStyle w:val="NormalTok"/>
-        </w:rPr>
-        <w:t xml:space="preserve"> </w:t>
-      </w:r>
-      <w:r>
-        <w:rPr>
-          <w:rStyle w:val="ConstantTok"/>
-        </w:rPr>
-        <w:t xml:space="preserve">NA</w:t>
-      </w:r>
-      <w:r>
-        <w:rPr>
-          <w:rStyle w:val="NormalTok"/>
-        </w:rPr>
-        <w:t xml:space="preserve">),</w:t>
-      </w:r>
-      <w:r>
-        <w:br/>
-      </w:r>
-      <w:r>
-        <w:rPr>
-          <w:rStyle w:val="NormalTok"/>
-        </w:rPr>
-        <w:t xml:space="preserve">    </w:t>
-      </w:r>
-      <w:r>
-        <w:rPr>
-          <w:rStyle w:val="AttributeTok"/>
-        </w:rPr>
-        <w:t xml:space="preserve">panel.background =</w:t>
-      </w:r>
-      <w:r>
-        <w:rPr>
-          <w:rStyle w:val="NormalTok"/>
-        </w:rPr>
-        <w:t xml:space="preserve"> </w:t>
-      </w:r>
-      <w:r>
-        <w:rPr>
-          <w:rStyle w:val="FunctionTok"/>
-        </w:rPr>
-        <w:t xml:space="preserve">element_rect</w:t>
-      </w:r>
-      <w:r>
-        <w:rPr>
-          <w:rStyle w:val="NormalTok"/>
-        </w:rPr>
-        <w:t xml:space="preserve">(</w:t>
-      </w:r>
-      <w:r>
-        <w:rPr>
-          <w:rStyle w:val="AttributeTok"/>
-        </w:rPr>
-        <w:t xml:space="preserve">fill =</w:t>
-      </w:r>
-      <w:r>
-        <w:rPr>
-          <w:rStyle w:val="NormalTok"/>
-        </w:rPr>
-        <w:t xml:space="preserve"> </w:t>
-      </w:r>
-      <w:r>
-        <w:rPr>
-          <w:rStyle w:val="StringTok"/>
-        </w:rPr>
-        <w:t xml:space="preserve">"transparent"</w:t>
-      </w:r>
-      <w:r>
-        <w:rPr>
-          <w:rStyle w:val="NormalTok"/>
-        </w:rPr>
-        <w:t xml:space="preserve">, </w:t>
-      </w:r>
-      <w:r>
-        <w:rPr>
-          <w:rStyle w:val="AttributeTok"/>
-        </w:rPr>
-        <w:t xml:space="preserve">colour =</w:t>
-      </w:r>
-      <w:r>
-        <w:rPr>
-          <w:rStyle w:val="NormalTok"/>
-        </w:rPr>
-        <w:t xml:space="preserve"> </w:t>
-      </w:r>
-      <w:r>
-        <w:rPr>
-          <w:rStyle w:val="ConstantTok"/>
-        </w:rPr>
-        <w:t xml:space="preserve">NA</w:t>
-      </w:r>
-      <w:r>
-        <w:rPr>
-          <w:rStyle w:val="NormalTok"/>
-        </w:rPr>
-        <w:t xml:space="preserve">),</w:t>
       </w:r>
       <w:r>
         <w:br/>

--- a/docs/exemple-article.docx
+++ b/docs/exemple-article.docx
@@ -7,7 +7,7 @@
         <w:pStyle w:val="Titre"/>
       </w:pPr>
       <w:r>
-        <w:t xml:space="preserve">Évaluation multicentrique de la perfusion hépatique normothermique</w:t>
+        <w:t xml:space="preserve">Analyse statistique du jeu de données mtcars</w:t>
       </w:r>
     </w:p>
     <w:p>
@@ -15,7 +15,7 @@
         <w:pStyle w:val="Sous-titre"/>
       </w:pPr>
       <w:r>
-        <w:t xml:space="preserve">Analyse observationnelle des biomarqueurs et cinétiques de récupération fonctionnelle</w:t>
+        <w:t xml:space="preserve">Exemple de rendu Article (HTML et DOCX)</w:t>
       </w:r>
     </w:p>
     <w:p>
@@ -23,15 +23,23 @@
         <w:pStyle w:val="Author"/>
       </w:pPr>
       <w:r>
-        <w:t xml:space="preserve">Dr Thomas Husson</w:t>
+        <w:t xml:space="preserve">Membre 1</w:t>
       </w:r>
     </w:p>
     <w:p>
       <w:pPr>
+        <w:pStyle w:val="Author"/>
+      </w:pPr>
+      <w:r>
+        <w:t xml:space="preserve">Membre 2</w:t>
+      </w:r>
+    </w:p>
+    <w:p>
+      <w:pPr>
         <w:pStyle w:val="Date"/>
       </w:pPr>
       <w:r>
-        <w:t xml:space="preserve">2026-10-02</w:t>
+        <w:t xml:space="preserve">2026-10-03</w:t>
       </w:r>
     </w:p>
     <w:sdt>
@@ -74,17 +82,55 @@
         <w:pStyle w:val="FirstParagraph"/>
       </w:pPr>
       <w:r>
-        <w:t xml:space="preserve">La perfusion hépatique normothermique (</w:t>
-      </w:r>
-      <w:r>
-        <w:rPr>
-          <w:i/>
-          <w:iCs/>
-        </w:rPr>
-        <w:t xml:space="preserve">Normothermic Machine Perfusion</w:t>
-      </w:r>
-      <w:r>
-        <w:t xml:space="preserve">, NMP) s’impose comme une technique de référence pour l’évaluation dynamique de la viabilité des greffons hépatiques à critères élargis. Cette étude observationnelle collige les cinétiques de clairance des lactates, le métabolisme du glucose et l’évolution des résistances vasculaires hépatiques sur une cohorte consécutive de 48 greffons.</w:t>
+        <w:t xml:space="preserve">Ce document illustre le rendu d’un article complet (formats HTML et DOCX) exclusivement basé sur le jeu de données standard</w:t>
+      </w:r>
+      <w:r>
+        <w:t xml:space="preserve"> </w:t>
+      </w:r>
+      <w:r>
+        <w:rPr>
+          <w:rStyle w:val="VerbatimChar"/>
+        </w:rPr>
+        <w:t xml:space="preserve">mtcars</w:t>
+      </w:r>
+      <w:r>
+        <w:t xml:space="preserve">. Nous analysons la relation entre la consommation de carburant (</w:t>
+      </w:r>
+      <w:r>
+        <w:rPr>
+          <w:rStyle w:val="VerbatimChar"/>
+        </w:rPr>
+        <w:t xml:space="preserve">mpg</w:t>
+      </w:r>
+      <w:r>
+        <w:t xml:space="preserve">), le poids (</w:t>
+      </w:r>
+      <w:r>
+        <w:rPr>
+          <w:rStyle w:val="VerbatimChar"/>
+        </w:rPr>
+        <w:t xml:space="preserve">wt</w:t>
+      </w:r>
+      <w:r>
+        <w:t xml:space="preserve">), la puissance (</w:t>
+      </w:r>
+      <w:r>
+        <w:rPr>
+          <w:rStyle w:val="VerbatimChar"/>
+        </w:rPr>
+        <w:t xml:space="preserve">hp</w:t>
+      </w:r>
+      <w:r>
+        <w:t xml:space="preserve">) et le nombre de cylindres (</w:t>
+      </w:r>
+      <w:r>
+        <w:rPr>
+          <w:rStyle w:val="VerbatimChar"/>
+        </w:rPr>
+        <w:t xml:space="preserve">cyl</w:t>
+      </w:r>
+      <w:r>
+        <w:t xml:space="preserve">).</w:t>
       </w:r>
     </w:p>
     <w:bookmarkEnd w:id="20"/>
@@ -102,7 +148,22 @@
         <w:pStyle w:val="FirstParagraph"/>
       </w:pPr>
       <w:r>
-        <w:t xml:space="preserve">La préservation statique en hypothermie (+4 °C) limite la durée d’ischémie froide tolérable et ne permet aucune évaluation fonctionnelle active avant l’implantation. La perfusion normothermique extracorporelle maintient l’organe dans des conditions physiologiques actives (37 °C, oxygénation normoxique, substrats énergétiques).</w:t>
+        <w:t xml:space="preserve">Le jeu de données</w:t>
+      </w:r>
+      <w:r>
+        <w:t xml:space="preserve"> </w:t>
+      </w:r>
+      <w:r>
+        <w:rPr>
+          <w:rStyle w:val="VerbatimChar"/>
+        </w:rPr>
+        <w:t xml:space="preserve">mtcars</w:t>
+      </w:r>
+      <w:r>
+        <w:t xml:space="preserve"> </w:t>
+      </w:r>
+      <w:r>
+        <w:t xml:space="preserve">regroupe les caractéristiques techniques de 32 modèles d’automobiles. Il permet d’illustrer la mise en forme des tableaux, des équations mathématiques, des encadrés et des graphiques adaptatifs en thème clair et sombre (One Dark Pro).</w:t>
       </w:r>
     </w:p>
     <w:tbl>
@@ -190,7 +251,7 @@
               <w:t xml:space="preserve"> </w:t>
             </w:r>
             <w:r>
-              <w:t xml:space="preserve">Critère principal de viabilité</w:t>
+              <w:t xml:space="preserve">Variable d’intérêt principale</w:t>
             </w:r>
           </w:p>
         </w:tc>
@@ -214,43 +275,25 @@
               <w:spacing w:before="16" w:after="16"/>
             </w:pPr>
             <w:r>
-              <w:t xml:space="preserve">La clairance rapide des lactates avec un taux perfusat</w:t>
+              <w:t xml:space="preserve">La consommation est exprimée en miles par gallon (</w:t>
             </w:r>
             <w:r>
-              <w:t xml:space="preserve"> </w:t>
-            </w:r>
-            <m:oMath>
-              <m:r>
-                <m:rPr>
-                  <m:sty m:val="p"/>
-                </m:rPr>
-                <m:t>≤</m:t>
-              </m:r>
-              <m:r>
-                <m:t>2</m:t>
-              </m:r>
-              <m:r>
-                <m:rPr>
-                  <m:sty m:val="p"/>
-                </m:rPr>
-                <m:t>,</m:t>
-              </m:r>
-              <m:r>
-                <m:t>5</m:t>
-              </m:r>
-              <m:r>
-                <m:rPr>
-                  <m:nor/>
-                  <m:sty m:val="p"/>
-                </m:rPr>
-                <m:t> mmol/L</m:t>
-              </m:r>
-            </m:oMath>
-            <w:r>
-              <w:t xml:space="preserve"> </w:t>
+              <w:rPr>
+                <w:rStyle w:val="VerbatimChar"/>
+              </w:rPr>
+              <w:t xml:space="preserve">mpg</w:t>
             </w:r>
             <w:r>
-              <w:t xml:space="preserve">dans les premières 4 heures de perfusion constitue le marqueur prédictif le plus robuste de bon fonctionnement précoce post-transplantation.</w:t>
+              <w:t xml:space="preserve">) et comparée selon l’architecture moteur (4, 6 ou 8 cylindres) et le type de transmission (</w:t>
+            </w:r>
+            <w:r>
+              <w:rPr>
+                <w:rStyle w:val="VerbatimChar"/>
+              </w:rPr>
+              <w:t xml:space="preserve">am</w:t>
+            </w:r>
+            <w:r>
+              <w:t xml:space="preserve">).</w:t>
             </w:r>
           </w:p>
           <w:p/>
@@ -258,22 +301,22 @@
       </w:tr>
     </w:tbl>
     <w:bookmarkEnd w:id="24"/>
-    <w:bookmarkStart w:id="27" w:name="matériels-et-méthodes"/>
+    <w:bookmarkStart w:id="27" w:name="méthodes"/>
     <w:p>
       <w:pPr>
         <w:pStyle w:val="Titre2"/>
       </w:pPr>
       <w:r>
-        <w:t xml:space="preserve">3 Matériels et Méthodes</w:t>
+        <w:t xml:space="preserve">3 Méthodes</w:t>
       </w:r>
     </w:p>
-    <w:bookmarkStart w:id="25" w:name="modèle-expérimental-et-recueil"/>
+    <w:bookmarkStart w:id="25" w:name="modèle-linéaire"/>
     <w:p>
       <w:pPr>
         <w:pStyle w:val="Titre3"/>
       </w:pPr>
       <w:r>
-        <w:t xml:space="preserve">3.1 Modèle expérimental et recueil</w:t>
+        <w:t xml:space="preserve">3.1 Modèle linéaire</w:t>
       </w:r>
     </w:p>
     <w:p>
@@ -281,38 +324,52 @@
         <w:pStyle w:val="FirstParagraph"/>
       </w:pPr>
       <w:r>
-        <w:t xml:space="preserve">Les perfusions ont été réalisées sur le dispositif standardisé avec un hématocrite cible de 15 à 20 % via l’utilisation de transporteurs d’oxygène érythrocytaires.</w:t>
-      </w:r>
-    </w:p>
-    <w:p>
-      <w:pPr>
-        <w:pStyle w:val="Corpsdetexte"/>
-      </w:pPr>
-      <w:r>
-        <w:t xml:space="preserve">L’indice de résistance vasculaire de l’artère hépatique (</w:t>
-      </w:r>
-      <m:oMath>
-        <m:r>
-          <m:t>I</m:t>
-        </m:r>
-        <m:sSub>
-          <m:e>
-            <m:r>
-              <m:t>R</m:t>
-            </m:r>
-          </m:e>
-          <m:sub>
-            <m:r>
-              <m:t>A</m:t>
-            </m:r>
-            <m:r>
-              <m:t>H</m:t>
-            </m:r>
-          </m:sub>
-        </m:sSub>
-      </m:oMath>
-      <w:r>
-        <w:t xml:space="preserve">) est défini par la relation :</w:t>
+        <w:t xml:space="preserve">Nous considérons le modèle de régression linéaire multiple reliant la consommation</w:t>
+      </w:r>
+      <w:r>
+        <w:t xml:space="preserve"> </w:t>
+      </w:r>
+      <w:r>
+        <w:rPr>
+          <w:rStyle w:val="VerbatimChar"/>
+        </w:rPr>
+        <w:t xml:space="preserve">mpg</w:t>
+      </w:r>
+      <w:r>
+        <w:t xml:space="preserve"> </w:t>
+      </w:r>
+      <w:r>
+        <w:t xml:space="preserve">au poids</w:t>
+      </w:r>
+      <w:r>
+        <w:t xml:space="preserve"> </w:t>
+      </w:r>
+      <w:r>
+        <w:rPr>
+          <w:rStyle w:val="VerbatimChar"/>
+        </w:rPr>
+        <w:t xml:space="preserve">wt</w:t>
+      </w:r>
+      <w:r>
+        <w:t xml:space="preserve"> </w:t>
+      </w:r>
+      <w:r>
+        <w:t xml:space="preserve">et à la puissance</w:t>
+      </w:r>
+      <w:r>
+        <w:t xml:space="preserve"> </w:t>
+      </w:r>
+      <w:r>
+        <w:rPr>
+          <w:rStyle w:val="VerbatimChar"/>
+        </w:rPr>
+        <w:t xml:space="preserve">hp</w:t>
+      </w:r>
+      <w:r>
+        <w:t xml:space="preserve"> </w:t>
+      </w:r>
+      <w:r>
+        <w:t xml:space="preserve">:</w:t>
       </w:r>
     </w:p>
     <w:p>
@@ -324,21 +381,19 @@
           <m:jc m:val="center"/>
         </m:oMathParaPr>
         <m:oMath>
-          <m:r>
-            <m:t>I</m:t>
-          </m:r>
           <m:sSub>
             <m:e>
               <m:r>
-                <m:t>R</m:t>
+                <m:rPr>
+                  <m:nor/>
+                  <m:sty m:val="p"/>
+                </m:rPr>
+                <m:t>mpg</m:t>
               </m:r>
             </m:e>
             <m:sub>
               <m:r>
-                <m:t>A</m:t>
-              </m:r>
-              <m:r>
-                <m:t>H</m:t>
+                <m:t>i</m:t>
               </m:r>
             </m:sub>
           </m:sSub>
@@ -348,164 +403,127 @@
             </m:rPr>
             <m:t>=</m:t>
           </m:r>
-          <m:f>
-            <m:fPr>
-              <m:type m:val="bar"/>
-            </m:fPr>
-            <m:num>
-              <m:sSub>
-                <m:e>
-                  <m:r>
-                    <m:t>P</m:t>
-                  </m:r>
-                </m:e>
-                <m:sub>
-                  <m:r>
-                    <m:t>a</m:t>
-                  </m:r>
-                  <m:r>
-                    <m:t>r</m:t>
-                  </m:r>
-                  <m:r>
-                    <m:t>t</m:t>
-                  </m:r>
-                </m:sub>
-              </m:sSub>
+          <m:sSub>
+            <m:e>
               <m:r>
-                <m:rPr>
-                  <m:sty m:val="p"/>
-                </m:rPr>
-                <m:t>−</m:t>
+                <m:t>β</m:t>
               </m:r>
-              <m:sSub>
-                <m:e>
-                  <m:r>
-                    <m:t>P</m:t>
-                  </m:r>
-                </m:e>
-                <m:sub>
-                  <m:r>
-                    <m:t>v</m:t>
-                  </m:r>
-                  <m:r>
-                    <m:t>e</m:t>
-                  </m:r>
-                  <m:r>
-                    <m:t>i</m:t>
-                  </m:r>
-                  <m:r>
-                    <m:t>n</m:t>
-                  </m:r>
-                </m:sub>
-              </m:sSub>
-            </m:num>
-            <m:den>
-              <m:sSub>
-                <m:e>
-                  <m:r>
-                    <m:t>Q</m:t>
-                  </m:r>
-                </m:e>
-                <m:sub>
-                  <m:r>
-                    <m:t>a</m:t>
-                  </m:r>
-                  <m:r>
-                    <m:t>r</m:t>
-                  </m:r>
-                  <m:r>
-                    <m:t>t</m:t>
-                  </m:r>
-                </m:sub>
-              </m:sSub>
-            </m:den>
-          </m:f>
+            </m:e>
+            <m:sub>
+              <m:r>
+                <m:t>0</m:t>
+              </m:r>
+            </m:sub>
+          </m:sSub>
           <m:r>
             <m:rPr>
               <m:sty m:val="p"/>
             </m:rPr>
-            <m:t>×</m:t>
+            <m:t>+</m:t>
           </m:r>
+          <m:sSub>
+            <m:e>
+              <m:r>
+                <m:t>β</m:t>
+              </m:r>
+            </m:e>
+            <m:sub>
+              <m:r>
+                <m:t>1</m:t>
+              </m:r>
+            </m:sub>
+          </m:sSub>
           <m:r>
-            <m:t>80</m:t>
+            <m:rPr>
+              <m:sty m:val="p"/>
+            </m:rPr>
+            <m:t>⋅</m:t>
           </m:r>
+          <m:sSub>
+            <m:e>
+              <m:r>
+                <m:rPr>
+                  <m:nor/>
+                  <m:sty m:val="p"/>
+                </m:rPr>
+                <m:t>wt</m:t>
+              </m:r>
+            </m:e>
+            <m:sub>
+              <m:r>
+                <m:t>i</m:t>
+              </m:r>
+            </m:sub>
+          </m:sSub>
+          <m:r>
+            <m:rPr>
+              <m:sty m:val="p"/>
+            </m:rPr>
+            <m:t>+</m:t>
+          </m:r>
+          <m:sSub>
+            <m:e>
+              <m:r>
+                <m:t>β</m:t>
+              </m:r>
+            </m:e>
+            <m:sub>
+              <m:r>
+                <m:t>2</m:t>
+              </m:r>
+            </m:sub>
+          </m:sSub>
+          <m:r>
+            <m:rPr>
+              <m:sty m:val="p"/>
+            </m:rPr>
+            <m:t>⋅</m:t>
+          </m:r>
+          <m:sSub>
+            <m:e>
+              <m:r>
+                <m:rPr>
+                  <m:nor/>
+                  <m:sty m:val="p"/>
+                </m:rPr>
+                <m:t>hp</m:t>
+              </m:r>
+            </m:e>
+            <m:sub>
+              <m:r>
+                <m:t>i</m:t>
+              </m:r>
+            </m:sub>
+          </m:sSub>
+          <m:r>
+            <m:rPr>
+              <m:sty m:val="p"/>
+            </m:rPr>
+            <m:t>+</m:t>
+          </m:r>
+          <m:sSub>
+            <m:e>
+              <m:r>
+                <m:t>ε</m:t>
+              </m:r>
+            </m:e>
+            <m:sub>
+              <m:r>
+                <m:t>i</m:t>
+              </m:r>
+            </m:sub>
+          </m:sSub>
         </m:oMath>
       </m:oMathPara>
     </w:p>
+    <w:bookmarkEnd w:id="25"/>
+    <w:bookmarkStart w:id="26" w:name="préparation-des-données"/>
     <w:p>
       <w:pPr>
-        <w:pStyle w:val="FirstParagraph"/>
-      </w:pPr>
-      <w:r>
-        <w:t xml:space="preserve">où</w:t>
-      </w:r>
-      <w:r>
-        <w:t xml:space="preserve"> </w:t>
-      </w:r>
-      <m:oMath>
-        <m:sSub>
-          <m:e>
-            <m:r>
-              <m:t>P</m:t>
-            </m:r>
-          </m:e>
-          <m:sub>
-            <m:r>
-              <m:t>a</m:t>
-            </m:r>
-            <m:r>
-              <m:t>r</m:t>
-            </m:r>
-            <m:r>
-              <m:t>t</m:t>
-            </m:r>
-          </m:sub>
-        </m:sSub>
-      </m:oMath>
-      <w:r>
-        <w:t xml:space="preserve"> </w:t>
-      </w:r>
-      <w:r>
-        <w:t xml:space="preserve">représente la pression artérielle moyenne en mmHg et</w:t>
-      </w:r>
-      <w:r>
-        <w:t xml:space="preserve"> </w:t>
-      </w:r>
-      <m:oMath>
-        <m:sSub>
-          <m:e>
-            <m:r>
-              <m:t>Q</m:t>
-            </m:r>
-          </m:e>
-          <m:sub>
-            <m:r>
-              <m:t>a</m:t>
-            </m:r>
-            <m:r>
-              <m:t>r</m:t>
-            </m:r>
-            <m:r>
-              <m:t>t</m:t>
-            </m:r>
-          </m:sub>
-        </m:sSub>
-      </m:oMath>
-      <w:r>
-        <w:t xml:space="preserve"> </w:t>
-      </w:r>
-      <w:r>
-        <w:t xml:space="preserve">le débit mesuré en mL/min.</w:t>
-      </w:r>
-    </w:p>
-    <w:bookmarkEnd w:id="25"/>
-    <w:bookmarkStart w:id="26" w:name="données-de-perfusion"/>
-    <w:p>
-      <w:pPr>
         <w:pStyle w:val="Titre3"/>
       </w:pPr>
       <w:r>
-        <w:t xml:space="preserve">3.2 Données de perfusion</w:t>
+        <w:t xml:space="preserve">3.2 Préparation des données</w:t>
       </w:r>
     </w:p>
     <w:p>
@@ -514,18 +532,60 @@
       </w:pPr>
       <w:r>
         <w:rPr>
-          <w:rStyle w:val="CommentTok"/>
-        </w:rPr>
-        <w:t xml:space="preserve"># Données simulées représentatives d'une cohorte NMP</w:t>
+          <w:rStyle w:val="FunctionTok"/>
+        </w:rPr>
+        <w:t xml:space="preserve">data</w:t>
+      </w:r>
+      <w:r>
+        <w:rPr>
+          <w:rStyle w:val="NormalTok"/>
+        </w:rPr>
+        <w:t xml:space="preserve">(mtcars)</w:t>
       </w:r>
       <w:r>
         <w:br/>
       </w:r>
       <w:r>
+        <w:br/>
+      </w:r>
+      <w:r>
+        <w:rPr>
+          <w:rStyle w:val="NormalTok"/>
+        </w:rPr>
+        <w:t xml:space="preserve">df_cars </w:t>
+      </w:r>
+      <w:r>
+        <w:rPr>
+          <w:rStyle w:val="OtherTok"/>
+        </w:rPr>
+        <w:t xml:space="preserve">&lt;-</w:t>
+      </w:r>
+      <w:r>
+        <w:rPr>
+          <w:rStyle w:val="NormalTok"/>
+        </w:rPr>
+        <w:t xml:space="preserve"> mtcars </w:t>
+      </w:r>
+      <w:r>
+        <w:rPr>
+          <w:rStyle w:val="SpecialCharTok"/>
+        </w:rPr>
+        <w:t xml:space="preserve">|&gt;</w:t>
+      </w:r>
+      <w:r>
+        <w:br/>
+      </w:r>
+      <w:r>
+        <w:rPr>
+          <w:rStyle w:val="NormalTok"/>
+        </w:rPr>
+        <w:t xml:space="preserve">  </w:t>
+      </w:r>
+      <w:r>
         <w:rPr>
           <w:rStyle w:val="FunctionTok"/>
         </w:rPr>
-        <w:t xml:space="preserve">set.seed</w:t>
+        <w:t xml:space="preserve">mutate</w:t>
       </w:r>
       <w:r>
         <w:rPr>
@@ -534,16 +594,355 @@
         <w:t xml:space="preserve">(</w:t>
       </w:r>
       <w:r>
+        <w:br/>
+      </w:r>
+      <w:r>
+        <w:rPr>
+          <w:rStyle w:val="NormalTok"/>
+        </w:rPr>
+        <w:t xml:space="preserve">    </w:t>
+      </w:r>
+      <w:r>
+        <w:rPr>
+          <w:rStyle w:val="AttributeTok"/>
+        </w:rPr>
+        <w:t xml:space="preserve">Cylindres =</w:t>
+      </w:r>
+      <w:r>
+        <w:rPr>
+          <w:rStyle w:val="NormalTok"/>
+        </w:rPr>
+        <w:t xml:space="preserve"> </w:t>
+      </w:r>
+      <w:r>
+        <w:rPr>
+          <w:rStyle w:val="FunctionTok"/>
+        </w:rPr>
+        <w:t xml:space="preserve">factor</w:t>
+      </w:r>
+      <w:r>
+        <w:rPr>
+          <w:rStyle w:val="NormalTok"/>
+        </w:rPr>
+        <w:t xml:space="preserve">(cyl, </w:t>
+      </w:r>
+      <w:r>
+        <w:rPr>
+          <w:rStyle w:val="AttributeTok"/>
+        </w:rPr>
+        <w:t xml:space="preserve">labels =</w:t>
+      </w:r>
+      <w:r>
+        <w:rPr>
+          <w:rStyle w:val="NormalTok"/>
+        </w:rPr>
+        <w:t xml:space="preserve"> </w:t>
+      </w:r>
+      <w:r>
+        <w:rPr>
+          <w:rStyle w:val="FunctionTok"/>
+        </w:rPr>
+        <w:t xml:space="preserve">c</w:t>
+      </w:r>
+      <w:r>
+        <w:rPr>
+          <w:rStyle w:val="NormalTok"/>
+        </w:rPr>
+        <w:t xml:space="preserve">(</w:t>
+      </w:r>
+      <w:r>
+        <w:rPr>
+          <w:rStyle w:val="StringTok"/>
+        </w:rPr>
+        <w:t xml:space="preserve">"4 cylindres"</w:t>
+      </w:r>
+      <w:r>
+        <w:rPr>
+          <w:rStyle w:val="NormalTok"/>
+        </w:rPr>
+        <w:t xml:space="preserve">, </w:t>
+      </w:r>
+      <w:r>
+        <w:rPr>
+          <w:rStyle w:val="StringTok"/>
+        </w:rPr>
+        <w:t xml:space="preserve">"6 cylindres"</w:t>
+      </w:r>
+      <w:r>
+        <w:rPr>
+          <w:rStyle w:val="NormalTok"/>
+        </w:rPr>
+        <w:t xml:space="preserve">, </w:t>
+      </w:r>
+      <w:r>
+        <w:rPr>
+          <w:rStyle w:val="StringTok"/>
+        </w:rPr>
+        <w:t xml:space="preserve">"8 cylindres"</w:t>
+      </w:r>
+      <w:r>
+        <w:rPr>
+          <w:rStyle w:val="NormalTok"/>
+        </w:rPr>
+        <w:t xml:space="preserve">)),</w:t>
+      </w:r>
+      <w:r>
+        <w:br/>
+      </w:r>
+      <w:r>
+        <w:rPr>
+          <w:rStyle w:val="NormalTok"/>
+        </w:rPr>
+        <w:t xml:space="preserve">    </w:t>
+      </w:r>
+      <w:r>
+        <w:rPr>
+          <w:rStyle w:val="AttributeTok"/>
+        </w:rPr>
+        <w:t xml:space="preserve">Transmission =</w:t>
+      </w:r>
+      <w:r>
+        <w:rPr>
+          <w:rStyle w:val="NormalTok"/>
+        </w:rPr>
+        <w:t xml:space="preserve"> </w:t>
+      </w:r>
+      <w:r>
+        <w:rPr>
+          <w:rStyle w:val="FunctionTok"/>
+        </w:rPr>
+        <w:t xml:space="preserve">factor</w:t>
+      </w:r>
+      <w:r>
+        <w:rPr>
+          <w:rStyle w:val="NormalTok"/>
+        </w:rPr>
+        <w:t xml:space="preserve">(am, </w:t>
+      </w:r>
+      <w:r>
+        <w:rPr>
+          <w:rStyle w:val="AttributeTok"/>
+        </w:rPr>
+        <w:t xml:space="preserve">labels =</w:t>
+      </w:r>
+      <w:r>
+        <w:rPr>
+          <w:rStyle w:val="NormalTok"/>
+        </w:rPr>
+        <w:t xml:space="preserve"> </w:t>
+      </w:r>
+      <w:r>
+        <w:rPr>
+          <w:rStyle w:val="FunctionTok"/>
+        </w:rPr>
+        <w:t xml:space="preserve">c</w:t>
+      </w:r>
+      <w:r>
+        <w:rPr>
+          <w:rStyle w:val="NormalTok"/>
+        </w:rPr>
+        <w:t xml:space="preserve">(</w:t>
+      </w:r>
+      <w:r>
+        <w:rPr>
+          <w:rStyle w:val="StringTok"/>
+        </w:rPr>
+        <w:t xml:space="preserve">"Automatique"</w:t>
+      </w:r>
+      <w:r>
+        <w:rPr>
+          <w:rStyle w:val="NormalTok"/>
+        </w:rPr>
+        <w:t xml:space="preserve">, </w:t>
+      </w:r>
+      <w:r>
+        <w:rPr>
+          <w:rStyle w:val="StringTok"/>
+        </w:rPr>
+        <w:t xml:space="preserve">"Manuelle"</w:t>
+      </w:r>
+      <w:r>
+        <w:rPr>
+          <w:rStyle w:val="NormalTok"/>
+        </w:rPr>
+        <w:t xml:space="preserve">))</w:t>
+      </w:r>
+      <w:r>
+        <w:br/>
+      </w:r>
+      <w:r>
+        <w:rPr>
+          <w:rStyle w:val="NormalTok"/>
+        </w:rPr>
+        <w:t xml:space="preserve">  )</w:t>
+      </w:r>
+      <w:r>
+        <w:br/>
+      </w:r>
+      <w:r>
+        <w:br/>
+      </w:r>
+      <w:r>
+        <w:rPr>
+          <w:rStyle w:val="NormalTok"/>
+        </w:rPr>
+        <w:t xml:space="preserve">df_resume </w:t>
+      </w:r>
+      <w:r>
+        <w:rPr>
+          <w:rStyle w:val="OtherTok"/>
+        </w:rPr>
+        <w:t xml:space="preserve">&lt;-</w:t>
+      </w:r>
+      <w:r>
+        <w:rPr>
+          <w:rStyle w:val="NormalTok"/>
+        </w:rPr>
+        <w:t xml:space="preserve"> df_cars </w:t>
+      </w:r>
+      <w:r>
+        <w:rPr>
+          <w:rStyle w:val="SpecialCharTok"/>
+        </w:rPr>
+        <w:t xml:space="preserve">|&gt;</w:t>
+      </w:r>
+      <w:r>
+        <w:br/>
+      </w:r>
+      <w:r>
+        <w:rPr>
+          <w:rStyle w:val="NormalTok"/>
+        </w:rPr>
+        <w:t xml:space="preserve">  </w:t>
+      </w:r>
+      <w:r>
+        <w:rPr>
+          <w:rStyle w:val="FunctionTok"/>
+        </w:rPr>
+        <w:t xml:space="preserve">group_by</w:t>
+      </w:r>
+      <w:r>
+        <w:rPr>
+          <w:rStyle w:val="NormalTok"/>
+        </w:rPr>
+        <w:t xml:space="preserve">(Cylindres, Transmission) </w:t>
+      </w:r>
+      <w:r>
+        <w:rPr>
+          <w:rStyle w:val="SpecialCharTok"/>
+        </w:rPr>
+        <w:t xml:space="preserve">|&gt;</w:t>
+      </w:r>
+      <w:r>
+        <w:br/>
+      </w:r>
+      <w:r>
+        <w:rPr>
+          <w:rStyle w:val="NormalTok"/>
+        </w:rPr>
+        <w:t xml:space="preserve">  </w:t>
+      </w:r>
+      <w:r>
+        <w:rPr>
+          <w:rStyle w:val="FunctionTok"/>
+        </w:rPr>
+        <w:t xml:space="preserve">summarise</w:t>
+      </w:r>
+      <w:r>
+        <w:rPr>
+          <w:rStyle w:val="NormalTok"/>
+        </w:rPr>
+        <w:t xml:space="preserve">(</w:t>
+      </w:r>
+      <w:r>
+        <w:br/>
+      </w:r>
+      <w:r>
+        <w:rPr>
+          <w:rStyle w:val="NormalTok"/>
+        </w:rPr>
+        <w:t xml:space="preserve">    </w:t>
+      </w:r>
+      <w:r>
+        <w:rPr>
+          <w:rStyle w:val="AttributeTok"/>
+        </w:rPr>
+        <w:t xml:space="preserve">Effectif =</w:t>
+      </w:r>
+      <w:r>
+        <w:rPr>
+          <w:rStyle w:val="NormalTok"/>
+        </w:rPr>
+        <w:t xml:space="preserve"> </w:t>
+      </w:r>
+      <w:r>
+        <w:rPr>
+          <w:rStyle w:val="FunctionTok"/>
+        </w:rPr>
+        <w:t xml:space="preserve">n</w:t>
+      </w:r>
+      <w:r>
+        <w:rPr>
+          <w:rStyle w:val="NormalTok"/>
+        </w:rPr>
+        <w:t xml:space="preserve">(),</w:t>
+      </w:r>
+      <w:r>
+        <w:br/>
+      </w:r>
+      <w:r>
+        <w:rPr>
+          <w:rStyle w:val="NormalTok"/>
+        </w:rPr>
+        <w:t xml:space="preserve">    </w:t>
+      </w:r>
+      <w:r>
+        <w:rPr>
+          <w:rStyle w:val="AttributeTok"/>
+        </w:rPr>
+        <w:t xml:space="preserve">MPG_Moyen =</w:t>
+      </w:r>
+      <w:r>
+        <w:rPr>
+          <w:rStyle w:val="NormalTok"/>
+        </w:rPr>
+        <w:t xml:space="preserve"> </w:t>
+      </w:r>
+      <w:r>
+        <w:rPr>
+          <w:rStyle w:val="FunctionTok"/>
+        </w:rPr>
+        <w:t xml:space="preserve">round</w:t>
+      </w:r>
+      <w:r>
+        <w:rPr>
+          <w:rStyle w:val="NormalTok"/>
+        </w:rPr>
+        <w:t xml:space="preserve">(</w:t>
+      </w:r>
+      <w:r>
+        <w:rPr>
+          <w:rStyle w:val="FunctionTok"/>
+        </w:rPr>
+        <w:t xml:space="preserve">mean</w:t>
+      </w:r>
+      <w:r>
+        <w:rPr>
+          <w:rStyle w:val="NormalTok"/>
+        </w:rPr>
+        <w:t xml:space="preserve">(mpg), </w:t>
+      </w:r>
+      <w:r>
         <w:rPr>
           <w:rStyle w:val="DecValTok"/>
         </w:rPr>
-        <w:t xml:space="preserve">42</w:t>
-      </w:r>
-      <w:r>
-        <w:rPr>
-          <w:rStyle w:val="NormalTok"/>
-        </w:rPr>
-        <w:t xml:space="preserve">)</w:t>
+        <w:t xml:space="preserve">1</w:t>
+      </w:r>
+      <w:r>
+        <w:rPr>
+          <w:rStyle w:val="NormalTok"/>
+        </w:rPr>
+        <w:t xml:space="preserve">),</w:t>
       </w:r>
       <w:r>
         <w:br/>
@@ -552,13 +951,13 @@
         <w:rPr>
           <w:rStyle w:val="NormalTok"/>
         </w:rPr>
-        <w:t xml:space="preserve">temps </w:t>
-      </w:r>
-      <w:r>
-        <w:rPr>
-          <w:rStyle w:val="OtherTok"/>
-        </w:rPr>
-        <w:t xml:space="preserve">&lt;-</w:t>
+        <w:t xml:space="preserve">    </w:t>
+      </w:r>
+      <w:r>
+        <w:rPr>
+          <w:rStyle w:val="AttributeTok"/>
+        </w:rPr>
+        <w:t xml:space="preserve">MPG_SD =</w:t>
       </w:r>
       <w:r>
         <w:rPr>
@@ -570,7 +969,7 @@
         <w:rPr>
           <w:rStyle w:val="FunctionTok"/>
         </w:rPr>
-        <w:t xml:space="preserve">c</w:t>
+        <w:t xml:space="preserve">round</w:t>
       </w:r>
       <w:r>
         <w:rPr>
@@ -580,960 +979,135 @@
       </w:r>
       <w:r>
         <w:rPr>
+          <w:rStyle w:val="FunctionTok"/>
+        </w:rPr>
+        <w:t xml:space="preserve">sd</w:t>
+      </w:r>
+      <w:r>
+        <w:rPr>
+          <w:rStyle w:val="NormalTok"/>
+        </w:rPr>
+        <w:t xml:space="preserve">(mpg), </w:t>
+      </w:r>
+      <w:r>
+        <w:rPr>
           <w:rStyle w:val="DecValTok"/>
         </w:rPr>
+        <w:t xml:space="preserve">1</w:t>
+      </w:r>
+      <w:r>
+        <w:rPr>
+          <w:rStyle w:val="NormalTok"/>
+        </w:rPr>
+        <w:t xml:space="preserve">),</w:t>
+      </w:r>
+      <w:r>
+        <w:br/>
+      </w:r>
+      <w:r>
+        <w:rPr>
+          <w:rStyle w:val="NormalTok"/>
+        </w:rPr>
+        <w:t xml:space="preserve">    </w:t>
+      </w:r>
+      <w:r>
+        <w:rPr>
+          <w:rStyle w:val="AttributeTok"/>
+        </w:rPr>
+        <w:t xml:space="preserve">Poids_Moyen =</w:t>
+      </w:r>
+      <w:r>
+        <w:rPr>
+          <w:rStyle w:val="NormalTok"/>
+        </w:rPr>
+        <w:t xml:space="preserve"> </w:t>
+      </w:r>
+      <w:r>
+        <w:rPr>
+          <w:rStyle w:val="FunctionTok"/>
+        </w:rPr>
+        <w:t xml:space="preserve">round</w:t>
+      </w:r>
+      <w:r>
+        <w:rPr>
+          <w:rStyle w:val="NormalTok"/>
+        </w:rPr>
+        <w:t xml:space="preserve">(</w:t>
+      </w:r>
+      <w:r>
+        <w:rPr>
+          <w:rStyle w:val="FunctionTok"/>
+        </w:rPr>
+        <w:t xml:space="preserve">mean</w:t>
+      </w:r>
+      <w:r>
+        <w:rPr>
+          <w:rStyle w:val="NormalTok"/>
+        </w:rPr>
+        <w:t xml:space="preserve">(wt), </w:t>
+      </w:r>
+      <w:r>
+        <w:rPr>
+          <w:rStyle w:val="DecValTok"/>
+        </w:rPr>
+        <w:t xml:space="preserve">2</w:t>
+      </w:r>
+      <w:r>
+        <w:rPr>
+          <w:rStyle w:val="NormalTok"/>
+        </w:rPr>
+        <w:t xml:space="preserve">),</w:t>
+      </w:r>
+      <w:r>
+        <w:br/>
+      </w:r>
+      <w:r>
+        <w:rPr>
+          <w:rStyle w:val="NormalTok"/>
+        </w:rPr>
+        <w:t xml:space="preserve">    </w:t>
+      </w:r>
+      <w:r>
+        <w:rPr>
+          <w:rStyle w:val="AttributeTok"/>
+        </w:rPr>
+        <w:t xml:space="preserve">Puissance_Moyenne =</w:t>
+      </w:r>
+      <w:r>
+        <w:rPr>
+          <w:rStyle w:val="NormalTok"/>
+        </w:rPr>
+        <w:t xml:space="preserve"> </w:t>
+      </w:r>
+      <w:r>
+        <w:rPr>
+          <w:rStyle w:val="FunctionTok"/>
+        </w:rPr>
+        <w:t xml:space="preserve">round</w:t>
+      </w:r>
+      <w:r>
+        <w:rPr>
+          <w:rStyle w:val="NormalTok"/>
+        </w:rPr>
+        <w:t xml:space="preserve">(</w:t>
+      </w:r>
+      <w:r>
+        <w:rPr>
+          <w:rStyle w:val="FunctionTok"/>
+        </w:rPr>
+        <w:t xml:space="preserve">mean</w:t>
+      </w:r>
+      <w:r>
+        <w:rPr>
+          <w:rStyle w:val="NormalTok"/>
+        </w:rPr>
+        <w:t xml:space="preserve">(hp), </w:t>
+      </w:r>
+      <w:r>
+        <w:rPr>
+          <w:rStyle w:val="DecValTok"/>
+        </w:rPr>
         <w:t xml:space="preserve">0</w:t>
-      </w:r>
-      <w:r>
-        <w:rPr>
-          <w:rStyle w:val="NormalTok"/>
-        </w:rPr>
-        <w:t xml:space="preserve">, </w:t>
-      </w:r>
-      <w:r>
-        <w:rPr>
-          <w:rStyle w:val="DecValTok"/>
-        </w:rPr>
-        <w:t xml:space="preserve">1</w:t>
-      </w:r>
-      <w:r>
-        <w:rPr>
-          <w:rStyle w:val="NormalTok"/>
-        </w:rPr>
-        <w:t xml:space="preserve">, </w:t>
-      </w:r>
-      <w:r>
-        <w:rPr>
-          <w:rStyle w:val="DecValTok"/>
-        </w:rPr>
-        <w:t xml:space="preserve">2</w:t>
-      </w:r>
-      <w:r>
-        <w:rPr>
-          <w:rStyle w:val="NormalTok"/>
-        </w:rPr>
-        <w:t xml:space="preserve">, </w:t>
-      </w:r>
-      <w:r>
-        <w:rPr>
-          <w:rStyle w:val="DecValTok"/>
-        </w:rPr>
-        <w:t xml:space="preserve">4</w:t>
-      </w:r>
-      <w:r>
-        <w:rPr>
-          <w:rStyle w:val="NormalTok"/>
-        </w:rPr>
-        <w:t xml:space="preserve">, </w:t>
-      </w:r>
-      <w:r>
-        <w:rPr>
-          <w:rStyle w:val="DecValTok"/>
-        </w:rPr>
-        <w:t xml:space="preserve">6</w:t>
-      </w:r>
-      <w:r>
-        <w:rPr>
-          <w:rStyle w:val="NormalTok"/>
-        </w:rPr>
-        <w:t xml:space="preserve">)</w:t>
-      </w:r>
-      <w:r>
-        <w:br/>
-      </w:r>
-      <w:r>
-        <w:rPr>
-          <w:rStyle w:val="NormalTok"/>
-        </w:rPr>
-        <w:t xml:space="preserve">n_per_group </w:t>
-      </w:r>
-      <w:r>
-        <w:rPr>
-          <w:rStyle w:val="OtherTok"/>
-        </w:rPr>
-        <w:t xml:space="preserve">&lt;-</w:t>
-      </w:r>
-      <w:r>
-        <w:rPr>
-          <w:rStyle w:val="NormalTok"/>
-        </w:rPr>
-        <w:t xml:space="preserve"> </w:t>
-      </w:r>
-      <w:r>
-        <w:rPr>
-          <w:rStyle w:val="DecValTok"/>
-        </w:rPr>
-        <w:t xml:space="preserve">24</w:t>
-      </w:r>
-      <w:r>
-        <w:br/>
-      </w:r>
-      <w:r>
-        <w:br/>
-      </w:r>
-      <w:r>
-        <w:rPr>
-          <w:rStyle w:val="NormalTok"/>
-        </w:rPr>
-        <w:t xml:space="preserve">df_cinetique </w:t>
-      </w:r>
-      <w:r>
-        <w:rPr>
-          <w:rStyle w:val="OtherTok"/>
-        </w:rPr>
-        <w:t xml:space="preserve">&lt;-</w:t>
-      </w:r>
-      <w:r>
-        <w:rPr>
-          <w:rStyle w:val="NormalTok"/>
-        </w:rPr>
-        <w:t xml:space="preserve"> </w:t>
-      </w:r>
-      <w:r>
-        <w:rPr>
-          <w:rStyle w:val="FunctionTok"/>
-        </w:rPr>
-        <w:t xml:space="preserve">expand.grid</w:t>
-      </w:r>
-      <w:r>
-        <w:rPr>
-          <w:rStyle w:val="NormalTok"/>
-        </w:rPr>
-        <w:t xml:space="preserve">(</w:t>
-      </w:r>
-      <w:r>
-        <w:br/>
-      </w:r>
-      <w:r>
-        <w:rPr>
-          <w:rStyle w:val="NormalTok"/>
-        </w:rPr>
-        <w:t xml:space="preserve">  </w:t>
-      </w:r>
-      <w:r>
-        <w:rPr>
-          <w:rStyle w:val="AttributeTok"/>
-        </w:rPr>
-        <w:t xml:space="preserve">Temps_h =</w:t>
-      </w:r>
-      <w:r>
-        <w:rPr>
-          <w:rStyle w:val="NormalTok"/>
-        </w:rPr>
-        <w:t xml:space="preserve"> temps,</w:t>
-      </w:r>
-      <w:r>
-        <w:br/>
-      </w:r>
-      <w:r>
-        <w:rPr>
-          <w:rStyle w:val="NormalTok"/>
-        </w:rPr>
-        <w:t xml:space="preserve">  </w:t>
-      </w:r>
-      <w:r>
-        <w:rPr>
-          <w:rStyle w:val="AttributeTok"/>
-        </w:rPr>
-        <w:t xml:space="preserve">Groupe =</w:t>
-      </w:r>
-      <w:r>
-        <w:rPr>
-          <w:rStyle w:val="NormalTok"/>
-        </w:rPr>
-        <w:t xml:space="preserve"> </w:t>
-      </w:r>
-      <w:r>
-        <w:rPr>
-          <w:rStyle w:val="FunctionTok"/>
-        </w:rPr>
-        <w:t xml:space="preserve">c</w:t>
-      </w:r>
-      <w:r>
-        <w:rPr>
-          <w:rStyle w:val="NormalTok"/>
-        </w:rPr>
-        <w:t xml:space="preserve">(</w:t>
-      </w:r>
-      <w:r>
-        <w:rPr>
-          <w:rStyle w:val="StringTok"/>
-        </w:rPr>
-        <w:t xml:space="preserve">"Protocole Optimisé"</w:t>
-      </w:r>
-      <w:r>
-        <w:rPr>
-          <w:rStyle w:val="NormalTok"/>
-        </w:rPr>
-        <w:t xml:space="preserve">, </w:t>
-      </w:r>
-      <w:r>
-        <w:rPr>
-          <w:rStyle w:val="StringTok"/>
-        </w:rPr>
-        <w:t xml:space="preserve">"Protocole Standard"</w:t>
-      </w:r>
-      <w:r>
-        <w:rPr>
-          <w:rStyle w:val="NormalTok"/>
-        </w:rPr>
-        <w:t xml:space="preserve">),</w:t>
-      </w:r>
-      <w:r>
-        <w:br/>
-      </w:r>
-      <w:r>
-        <w:rPr>
-          <w:rStyle w:val="NormalTok"/>
-        </w:rPr>
-        <w:t xml:space="preserve">  </w:t>
-      </w:r>
-      <w:r>
-        <w:rPr>
-          <w:rStyle w:val="AttributeTok"/>
-        </w:rPr>
-        <w:t xml:space="preserve">ID =</w:t>
-      </w:r>
-      <w:r>
-        <w:rPr>
-          <w:rStyle w:val="NormalTok"/>
-        </w:rPr>
-        <w:t xml:space="preserve"> </w:t>
-      </w:r>
-      <w:r>
-        <w:rPr>
-          <w:rStyle w:val="DecValTok"/>
-        </w:rPr>
-        <w:t xml:space="preserve">1</w:t>
-      </w:r>
-      <w:r>
-        <w:rPr>
-          <w:rStyle w:val="SpecialCharTok"/>
-        </w:rPr>
-        <w:t xml:space="preserve">:</w:t>
-      </w:r>
-      <w:r>
-        <w:rPr>
-          <w:rStyle w:val="NormalTok"/>
-        </w:rPr>
-        <w:t xml:space="preserve">n_per_group</w:t>
-      </w:r>
-      <w:r>
-        <w:br/>
-      </w:r>
-      <w:r>
-        <w:rPr>
-          <w:rStyle w:val="NormalTok"/>
-        </w:rPr>
-        <w:t xml:space="preserve">) </w:t>
-      </w:r>
-      <w:r>
-        <w:rPr>
-          <w:rStyle w:val="SpecialCharTok"/>
-        </w:rPr>
-        <w:t xml:space="preserve">|&gt;</w:t>
-      </w:r>
-      <w:r>
-        <w:br/>
-      </w:r>
-      <w:r>
-        <w:rPr>
-          <w:rStyle w:val="NormalTok"/>
-        </w:rPr>
-        <w:t xml:space="preserve">  </w:t>
-      </w:r>
-      <w:r>
-        <w:rPr>
-          <w:rStyle w:val="FunctionTok"/>
-        </w:rPr>
-        <w:t xml:space="preserve">mutate</w:t>
-      </w:r>
-      <w:r>
-        <w:rPr>
-          <w:rStyle w:val="NormalTok"/>
-        </w:rPr>
-        <w:t xml:space="preserve">(</w:t>
-      </w:r>
-      <w:r>
-        <w:br/>
-      </w:r>
-      <w:r>
-        <w:rPr>
-          <w:rStyle w:val="NormalTok"/>
-        </w:rPr>
-        <w:t xml:space="preserve">    </w:t>
-      </w:r>
-      <w:r>
-        <w:rPr>
-          <w:rStyle w:val="AttributeTok"/>
-        </w:rPr>
-        <w:t xml:space="preserve">Lactates =</w:t>
-      </w:r>
-      <w:r>
-        <w:rPr>
-          <w:rStyle w:val="NormalTok"/>
-        </w:rPr>
-        <w:t xml:space="preserve"> </w:t>
-      </w:r>
-      <w:r>
-        <w:rPr>
-          <w:rStyle w:val="FunctionTok"/>
-        </w:rPr>
-        <w:t xml:space="preserve">case_when</w:t>
-      </w:r>
-      <w:r>
-        <w:rPr>
-          <w:rStyle w:val="NormalTok"/>
-        </w:rPr>
-        <w:t xml:space="preserve">(</w:t>
-      </w:r>
-      <w:r>
-        <w:br/>
-      </w:r>
-      <w:r>
-        <w:rPr>
-          <w:rStyle w:val="NormalTok"/>
-        </w:rPr>
-        <w:t xml:space="preserve">      Groupe </w:t>
-      </w:r>
-      <w:r>
-        <w:rPr>
-          <w:rStyle w:val="SpecialCharTok"/>
-        </w:rPr>
-        <w:t xml:space="preserve">==</w:t>
-      </w:r>
-      <w:r>
-        <w:rPr>
-          <w:rStyle w:val="NormalTok"/>
-        </w:rPr>
-        <w:t xml:space="preserve"> </w:t>
-      </w:r>
-      <w:r>
-        <w:rPr>
-          <w:rStyle w:val="StringTok"/>
-        </w:rPr>
-        <w:t xml:space="preserve">"Protocole Optimisé"</w:t>
-      </w:r>
-      <w:r>
-        <w:rPr>
-          <w:rStyle w:val="NormalTok"/>
-        </w:rPr>
-        <w:t xml:space="preserve"> </w:t>
-      </w:r>
-      <w:r>
-        <w:rPr>
-          <w:rStyle w:val="SpecialCharTok"/>
-        </w:rPr>
-        <w:t xml:space="preserve">~</w:t>
-      </w:r>
-      <w:r>
-        <w:rPr>
-          <w:rStyle w:val="NormalTok"/>
-        </w:rPr>
-        <w:t xml:space="preserve"> </w:t>
-      </w:r>
-      <w:r>
-        <w:rPr>
-          <w:rStyle w:val="FloatTok"/>
-        </w:rPr>
-        <w:t xml:space="preserve">8.5</w:t>
-      </w:r>
-      <w:r>
-        <w:rPr>
-          <w:rStyle w:val="NormalTok"/>
-        </w:rPr>
-        <w:t xml:space="preserve"> </w:t>
-      </w:r>
-      <w:r>
-        <w:rPr>
-          <w:rStyle w:val="SpecialCharTok"/>
-        </w:rPr>
-        <w:t xml:space="preserve">*</w:t>
-      </w:r>
-      <w:r>
-        <w:rPr>
-          <w:rStyle w:val="NormalTok"/>
-        </w:rPr>
-        <w:t xml:space="preserve"> </w:t>
-      </w:r>
-      <w:r>
-        <w:rPr>
-          <w:rStyle w:val="FunctionTok"/>
-        </w:rPr>
-        <w:t xml:space="preserve">exp</w:t>
-      </w:r>
-      <w:r>
-        <w:rPr>
-          <w:rStyle w:val="NormalTok"/>
-        </w:rPr>
-        <w:t xml:space="preserve">(</w:t>
-      </w:r>
-      <w:r>
-        <w:rPr>
-          <w:rStyle w:val="SpecialCharTok"/>
-        </w:rPr>
-        <w:t xml:space="preserve">-</w:t>
-      </w:r>
-      <w:r>
-        <w:rPr>
-          <w:rStyle w:val="FloatTok"/>
-        </w:rPr>
-        <w:t xml:space="preserve">0.45</w:t>
-      </w:r>
-      <w:r>
-        <w:rPr>
-          <w:rStyle w:val="NormalTok"/>
-        </w:rPr>
-        <w:t xml:space="preserve"> </w:t>
-      </w:r>
-      <w:r>
-        <w:rPr>
-          <w:rStyle w:val="SpecialCharTok"/>
-        </w:rPr>
-        <w:t xml:space="preserve">*</w:t>
-      </w:r>
-      <w:r>
-        <w:rPr>
-          <w:rStyle w:val="NormalTok"/>
-        </w:rPr>
-        <w:t xml:space="preserve"> Temps_h) </w:t>
-      </w:r>
-      <w:r>
-        <w:rPr>
-          <w:rStyle w:val="SpecialCharTok"/>
-        </w:rPr>
-        <w:t xml:space="preserve">+</w:t>
-      </w:r>
-      <w:r>
-        <w:rPr>
-          <w:rStyle w:val="NormalTok"/>
-        </w:rPr>
-        <w:t xml:space="preserve"> </w:t>
-      </w:r>
-      <w:r>
-        <w:rPr>
-          <w:rStyle w:val="FunctionTok"/>
-        </w:rPr>
-        <w:t xml:space="preserve">rnorm</w:t>
-      </w:r>
-      <w:r>
-        <w:rPr>
-          <w:rStyle w:val="NormalTok"/>
-        </w:rPr>
-        <w:t xml:space="preserve">(</w:t>
-      </w:r>
-      <w:r>
-        <w:rPr>
-          <w:rStyle w:val="FunctionTok"/>
-        </w:rPr>
-        <w:t xml:space="preserve">n</w:t>
-      </w:r>
-      <w:r>
-        <w:rPr>
-          <w:rStyle w:val="NormalTok"/>
-        </w:rPr>
-        <w:t xml:space="preserve">(), </w:t>
-      </w:r>
-      <w:r>
-        <w:rPr>
-          <w:rStyle w:val="DecValTok"/>
-        </w:rPr>
-        <w:t xml:space="preserve">0</w:t>
-      </w:r>
-      <w:r>
-        <w:rPr>
-          <w:rStyle w:val="NormalTok"/>
-        </w:rPr>
-        <w:t xml:space="preserve">, </w:t>
-      </w:r>
-      <w:r>
-        <w:rPr>
-          <w:rStyle w:val="FloatTok"/>
-        </w:rPr>
-        <w:t xml:space="preserve">0.4</w:t>
-      </w:r>
-      <w:r>
-        <w:rPr>
-          <w:rStyle w:val="NormalTok"/>
-        </w:rPr>
-        <w:t xml:space="preserve">),</w:t>
-      </w:r>
-      <w:r>
-        <w:br/>
-      </w:r>
-      <w:r>
-        <w:rPr>
-          <w:rStyle w:val="NormalTok"/>
-        </w:rPr>
-        <w:t xml:space="preserve">      Groupe </w:t>
-      </w:r>
-      <w:r>
-        <w:rPr>
-          <w:rStyle w:val="SpecialCharTok"/>
-        </w:rPr>
-        <w:t xml:space="preserve">==</w:t>
-      </w:r>
-      <w:r>
-        <w:rPr>
-          <w:rStyle w:val="NormalTok"/>
-        </w:rPr>
-        <w:t xml:space="preserve"> </w:t>
-      </w:r>
-      <w:r>
-        <w:rPr>
-          <w:rStyle w:val="StringTok"/>
-        </w:rPr>
-        <w:t xml:space="preserve">"Protocole Standard"</w:t>
-      </w:r>
-      <w:r>
-        <w:rPr>
-          <w:rStyle w:val="NormalTok"/>
-        </w:rPr>
-        <w:t xml:space="preserve"> </w:t>
-      </w:r>
-      <w:r>
-        <w:rPr>
-          <w:rStyle w:val="SpecialCharTok"/>
-        </w:rPr>
-        <w:t xml:space="preserve">~</w:t>
-      </w:r>
-      <w:r>
-        <w:rPr>
-          <w:rStyle w:val="NormalTok"/>
-        </w:rPr>
-        <w:t xml:space="preserve"> </w:t>
-      </w:r>
-      <w:r>
-        <w:rPr>
-          <w:rStyle w:val="FloatTok"/>
-        </w:rPr>
-        <w:t xml:space="preserve">8.7</w:t>
-      </w:r>
-      <w:r>
-        <w:rPr>
-          <w:rStyle w:val="NormalTok"/>
-        </w:rPr>
-        <w:t xml:space="preserve"> </w:t>
-      </w:r>
-      <w:r>
-        <w:rPr>
-          <w:rStyle w:val="SpecialCharTok"/>
-        </w:rPr>
-        <w:t xml:space="preserve">*</w:t>
-      </w:r>
-      <w:r>
-        <w:rPr>
-          <w:rStyle w:val="NormalTok"/>
-        </w:rPr>
-        <w:t xml:space="preserve"> </w:t>
-      </w:r>
-      <w:r>
-        <w:rPr>
-          <w:rStyle w:val="FunctionTok"/>
-        </w:rPr>
-        <w:t xml:space="preserve">exp</w:t>
-      </w:r>
-      <w:r>
-        <w:rPr>
-          <w:rStyle w:val="NormalTok"/>
-        </w:rPr>
-        <w:t xml:space="preserve">(</w:t>
-      </w:r>
-      <w:r>
-        <w:rPr>
-          <w:rStyle w:val="SpecialCharTok"/>
-        </w:rPr>
-        <w:t xml:space="preserve">-</w:t>
-      </w:r>
-      <w:r>
-        <w:rPr>
-          <w:rStyle w:val="FloatTok"/>
-        </w:rPr>
-        <w:t xml:space="preserve">0.25</w:t>
-      </w:r>
-      <w:r>
-        <w:rPr>
-          <w:rStyle w:val="NormalTok"/>
-        </w:rPr>
-        <w:t xml:space="preserve"> </w:t>
-      </w:r>
-      <w:r>
-        <w:rPr>
-          <w:rStyle w:val="SpecialCharTok"/>
-        </w:rPr>
-        <w:t xml:space="preserve">*</w:t>
-      </w:r>
-      <w:r>
-        <w:rPr>
-          <w:rStyle w:val="NormalTok"/>
-        </w:rPr>
-        <w:t xml:space="preserve"> Temps_h) </w:t>
-      </w:r>
-      <w:r>
-        <w:rPr>
-          <w:rStyle w:val="SpecialCharTok"/>
-        </w:rPr>
-        <w:t xml:space="preserve">+</w:t>
-      </w:r>
-      <w:r>
-        <w:rPr>
-          <w:rStyle w:val="NormalTok"/>
-        </w:rPr>
-        <w:t xml:space="preserve"> </w:t>
-      </w:r>
-      <w:r>
-        <w:rPr>
-          <w:rStyle w:val="FunctionTok"/>
-        </w:rPr>
-        <w:t xml:space="preserve">rnorm</w:t>
-      </w:r>
-      <w:r>
-        <w:rPr>
-          <w:rStyle w:val="NormalTok"/>
-        </w:rPr>
-        <w:t xml:space="preserve">(</w:t>
-      </w:r>
-      <w:r>
-        <w:rPr>
-          <w:rStyle w:val="FunctionTok"/>
-        </w:rPr>
-        <w:t xml:space="preserve">n</w:t>
-      </w:r>
-      <w:r>
-        <w:rPr>
-          <w:rStyle w:val="NormalTok"/>
-        </w:rPr>
-        <w:t xml:space="preserve">(), </w:t>
-      </w:r>
-      <w:r>
-        <w:rPr>
-          <w:rStyle w:val="DecValTok"/>
-        </w:rPr>
-        <w:t xml:space="preserve">0</w:t>
-      </w:r>
-      <w:r>
-        <w:rPr>
-          <w:rStyle w:val="NormalTok"/>
-        </w:rPr>
-        <w:t xml:space="preserve">, </w:t>
-      </w:r>
-      <w:r>
-        <w:rPr>
-          <w:rStyle w:val="FloatTok"/>
-        </w:rPr>
-        <w:t xml:space="preserve">0.5</w:t>
-      </w:r>
-      <w:r>
-        <w:rPr>
-          <w:rStyle w:val="NormalTok"/>
-        </w:rPr>
-        <w:t xml:space="preserve">)</w:t>
-      </w:r>
-      <w:r>
-        <w:br/>
-      </w:r>
-      <w:r>
-        <w:rPr>
-          <w:rStyle w:val="NormalTok"/>
-        </w:rPr>
-        <w:t xml:space="preserve">    ),</w:t>
-      </w:r>
-      <w:r>
-        <w:br/>
-      </w:r>
-      <w:r>
-        <w:rPr>
-          <w:rStyle w:val="NormalTok"/>
-        </w:rPr>
-        <w:t xml:space="preserve">    </w:t>
-      </w:r>
-      <w:r>
-        <w:rPr>
-          <w:rStyle w:val="AttributeTok"/>
-        </w:rPr>
-        <w:t xml:space="preserve">Lactates =</w:t>
-      </w:r>
-      <w:r>
-        <w:rPr>
-          <w:rStyle w:val="NormalTok"/>
-        </w:rPr>
-        <w:t xml:space="preserve"> </w:t>
-      </w:r>
-      <w:r>
-        <w:rPr>
-          <w:rStyle w:val="FunctionTok"/>
-        </w:rPr>
-        <w:t xml:space="preserve">pmax</w:t>
-      </w:r>
-      <w:r>
-        <w:rPr>
-          <w:rStyle w:val="NormalTok"/>
-        </w:rPr>
-        <w:t xml:space="preserve">(</w:t>
-      </w:r>
-      <w:r>
-        <w:rPr>
-          <w:rStyle w:val="FloatTok"/>
-        </w:rPr>
-        <w:t xml:space="preserve">0.8</w:t>
-      </w:r>
-      <w:r>
-        <w:rPr>
-          <w:rStyle w:val="NormalTok"/>
-        </w:rPr>
-        <w:t xml:space="preserve">, Lactates)</w:t>
-      </w:r>
-      <w:r>
-        <w:br/>
-      </w:r>
-      <w:r>
-        <w:rPr>
-          <w:rStyle w:val="NormalTok"/>
-        </w:rPr>
-        <w:t xml:space="preserve">  )</w:t>
-      </w:r>
-      <w:r>
-        <w:br/>
-      </w:r>
-      <w:r>
-        <w:br/>
-      </w:r>
-      <w:r>
-        <w:rPr>
-          <w:rStyle w:val="NormalTok"/>
-        </w:rPr>
-        <w:t xml:space="preserve">df_resume </w:t>
-      </w:r>
-      <w:r>
-        <w:rPr>
-          <w:rStyle w:val="OtherTok"/>
-        </w:rPr>
-        <w:t xml:space="preserve">&lt;-</w:t>
-      </w:r>
-      <w:r>
-        <w:rPr>
-          <w:rStyle w:val="NormalTok"/>
-        </w:rPr>
-        <w:t xml:space="preserve"> df_cinetique </w:t>
-      </w:r>
-      <w:r>
-        <w:rPr>
-          <w:rStyle w:val="SpecialCharTok"/>
-        </w:rPr>
-        <w:t xml:space="preserve">|&gt;</w:t>
-      </w:r>
-      <w:r>
-        <w:br/>
-      </w:r>
-      <w:r>
-        <w:rPr>
-          <w:rStyle w:val="NormalTok"/>
-        </w:rPr>
-        <w:t xml:space="preserve">  </w:t>
-      </w:r>
-      <w:r>
-        <w:rPr>
-          <w:rStyle w:val="FunctionTok"/>
-        </w:rPr>
-        <w:t xml:space="preserve">group_by</w:t>
-      </w:r>
-      <w:r>
-        <w:rPr>
-          <w:rStyle w:val="NormalTok"/>
-        </w:rPr>
-        <w:t xml:space="preserve">(Groupe, Temps_h) </w:t>
-      </w:r>
-      <w:r>
-        <w:rPr>
-          <w:rStyle w:val="SpecialCharTok"/>
-        </w:rPr>
-        <w:t xml:space="preserve">|&gt;</w:t>
-      </w:r>
-      <w:r>
-        <w:br/>
-      </w:r>
-      <w:r>
-        <w:rPr>
-          <w:rStyle w:val="NormalTok"/>
-        </w:rPr>
-        <w:t xml:space="preserve">  </w:t>
-      </w:r>
-      <w:r>
-        <w:rPr>
-          <w:rStyle w:val="FunctionTok"/>
-        </w:rPr>
-        <w:t xml:space="preserve">summarise</w:t>
-      </w:r>
-      <w:r>
-        <w:rPr>
-          <w:rStyle w:val="NormalTok"/>
-        </w:rPr>
-        <w:t xml:space="preserve">(</w:t>
-      </w:r>
-      <w:r>
-        <w:br/>
-      </w:r>
-      <w:r>
-        <w:rPr>
-          <w:rStyle w:val="NormalTok"/>
-        </w:rPr>
-        <w:t xml:space="preserve">    </w:t>
-      </w:r>
-      <w:r>
-        <w:rPr>
-          <w:rStyle w:val="AttributeTok"/>
-        </w:rPr>
-        <w:t xml:space="preserve">Moyenne =</w:t>
-      </w:r>
-      <w:r>
-        <w:rPr>
-          <w:rStyle w:val="NormalTok"/>
-        </w:rPr>
-        <w:t xml:space="preserve"> </w:t>
-      </w:r>
-      <w:r>
-        <w:rPr>
-          <w:rStyle w:val="FunctionTok"/>
-        </w:rPr>
-        <w:t xml:space="preserve">round</w:t>
-      </w:r>
-      <w:r>
-        <w:rPr>
-          <w:rStyle w:val="NormalTok"/>
-        </w:rPr>
-        <w:t xml:space="preserve">(</w:t>
-      </w:r>
-      <w:r>
-        <w:rPr>
-          <w:rStyle w:val="FunctionTok"/>
-        </w:rPr>
-        <w:t xml:space="preserve">mean</w:t>
-      </w:r>
-      <w:r>
-        <w:rPr>
-          <w:rStyle w:val="NormalTok"/>
-        </w:rPr>
-        <w:t xml:space="preserve">(Lactates), </w:t>
-      </w:r>
-      <w:r>
-        <w:rPr>
-          <w:rStyle w:val="DecValTok"/>
-        </w:rPr>
-        <w:t xml:space="preserve">2</w:t>
-      </w:r>
-      <w:r>
-        <w:rPr>
-          <w:rStyle w:val="NormalTok"/>
-        </w:rPr>
-        <w:t xml:space="preserve">),</w:t>
-      </w:r>
-      <w:r>
-        <w:br/>
-      </w:r>
-      <w:r>
-        <w:rPr>
-          <w:rStyle w:val="NormalTok"/>
-        </w:rPr>
-        <w:t xml:space="preserve">    </w:t>
-      </w:r>
-      <w:r>
-        <w:rPr>
-          <w:rStyle w:val="AttributeTok"/>
-        </w:rPr>
-        <w:t xml:space="preserve">EcartType =</w:t>
-      </w:r>
-      <w:r>
-        <w:rPr>
-          <w:rStyle w:val="NormalTok"/>
-        </w:rPr>
-        <w:t xml:space="preserve"> </w:t>
-      </w:r>
-      <w:r>
-        <w:rPr>
-          <w:rStyle w:val="FunctionTok"/>
-        </w:rPr>
-        <w:t xml:space="preserve">round</w:t>
-      </w:r>
-      <w:r>
-        <w:rPr>
-          <w:rStyle w:val="NormalTok"/>
-        </w:rPr>
-        <w:t xml:space="preserve">(</w:t>
-      </w:r>
-      <w:r>
-        <w:rPr>
-          <w:rStyle w:val="FunctionTok"/>
-        </w:rPr>
-        <w:t xml:space="preserve">sd</w:t>
-      </w:r>
-      <w:r>
-        <w:rPr>
-          <w:rStyle w:val="NormalTok"/>
-        </w:rPr>
-        <w:t xml:space="preserve">(Lactates), </w:t>
-      </w:r>
-      <w:r>
-        <w:rPr>
-          <w:rStyle w:val="DecValTok"/>
-        </w:rPr>
-        <w:t xml:space="preserve">2</w:t>
-      </w:r>
-      <w:r>
-        <w:rPr>
-          <w:rStyle w:val="NormalTok"/>
-        </w:rPr>
-        <w:t xml:space="preserve">),</w:t>
-      </w:r>
-      <w:r>
-        <w:br/>
-      </w:r>
-      <w:r>
-        <w:rPr>
-          <w:rStyle w:val="NormalTok"/>
-        </w:rPr>
-        <w:t xml:space="preserve">    </w:t>
-      </w:r>
-      <w:r>
-        <w:rPr>
-          <w:rStyle w:val="AttributeTok"/>
-        </w:rPr>
-        <w:t xml:space="preserve">Mediane =</w:t>
-      </w:r>
-      <w:r>
-        <w:rPr>
-          <w:rStyle w:val="NormalTok"/>
-        </w:rPr>
-        <w:t xml:space="preserve"> </w:t>
-      </w:r>
-      <w:r>
-        <w:rPr>
-          <w:rStyle w:val="FunctionTok"/>
-        </w:rPr>
-        <w:t xml:space="preserve">round</w:t>
-      </w:r>
-      <w:r>
-        <w:rPr>
-          <w:rStyle w:val="NormalTok"/>
-        </w:rPr>
-        <w:t xml:space="preserve">(</w:t>
-      </w:r>
-      <w:r>
-        <w:rPr>
-          <w:rStyle w:val="FunctionTok"/>
-        </w:rPr>
-        <w:t xml:space="preserve">median</w:t>
-      </w:r>
-      <w:r>
-        <w:rPr>
-          <w:rStyle w:val="NormalTok"/>
-        </w:rPr>
-        <w:t xml:space="preserve">(Lactates), </w:t>
-      </w:r>
-      <w:r>
-        <w:rPr>
-          <w:rStyle w:val="DecValTok"/>
-        </w:rPr>
-        <w:t xml:space="preserve">2</w:t>
       </w:r>
       <w:r>
         <w:rPr>
@@ -1589,13 +1163,13 @@
         <w:t xml:space="preserve">4 Résultats</w:t>
       </w:r>
     </w:p>
-    <w:bookmarkStart w:id="29" w:name="synthèse-quantitative-des-lactates"/>
+    <w:bookmarkStart w:id="29" w:name="synthèse-descriptive-par-groupe"/>
     <w:p>
       <w:pPr>
         <w:pStyle w:val="Titre3"/>
       </w:pPr>
       <w:r>
-        <w:t xml:space="preserve">4.1 Synthèse quantitative des lactates</w:t>
+        <w:t xml:space="preserve">4.1 Synthèse descriptive par groupe</w:t>
       </w:r>
     </w:p>
     <w:p>
@@ -1608,7 +1182,7 @@
       <w:r>
         <w:t xml:space="preserve"> </w:t>
       </w:r>
-      <w:hyperlink w:anchor="tbl-lactates">
+      <w:hyperlink w:anchor="tbl-mtcars">
         <w:r>
           <w:rPr>
             <w:rStyle w:val="Lienhypertexte"/>
@@ -1620,7 +1194,7 @@
         <w:t xml:space="preserve"> </w:t>
       </w:r>
       <w:r>
-        <w:t xml:space="preserve">résume l’évolution moyenne et la dispersion des lactates sanguins au fil du temps selon le protocole appliqué.</w:t>
+        <w:t xml:space="preserve">résume les caractéristiques moyennes des véhicules selon le nombre de cylindres et le type de boîte de vitesses.</w:t>
       </w:r>
     </w:p>
     <w:p>
@@ -1775,7 +1349,7 @@
         <w:rPr>
           <w:rStyle w:val="AttributeTok"/>
         </w:rPr>
-        <w:t xml:space="preserve">Groupe =</w:t>
+        <w:t xml:space="preserve">Cylindres =</w:t>
       </w:r>
       <w:r>
         <w:rPr>
@@ -1787,7 +1361,7 @@
         <w:rPr>
           <w:rStyle w:val="StringTok"/>
         </w:rPr>
-        <w:t xml:space="preserve">"Protocole appliqué"</w:t>
+        <w:t xml:space="preserve">"Motorisation"</w:t>
       </w:r>
       <w:r>
         <w:rPr>
@@ -1808,7 +1382,7 @@
         <w:rPr>
           <w:rStyle w:val="AttributeTok"/>
         </w:rPr>
-        <w:t xml:space="preserve">Temps_h =</w:t>
+        <w:t xml:space="preserve">Transmission =</w:t>
       </w:r>
       <w:r>
         <w:rPr>
@@ -1820,7 +1394,7 @@
         <w:rPr>
           <w:rStyle w:val="StringTok"/>
         </w:rPr>
-        <w:t xml:space="preserve">"Temps (h)"</w:t>
+        <w:t xml:space="preserve">"Transmission"</w:t>
       </w:r>
       <w:r>
         <w:rPr>
@@ -1841,7 +1415,7 @@
         <w:rPr>
           <w:rStyle w:val="AttributeTok"/>
         </w:rPr>
-        <w:t xml:space="preserve">Moyenne =</w:t>
+        <w:t xml:space="preserve">Effectif =</w:t>
       </w:r>
       <w:r>
         <w:rPr>
@@ -1853,7 +1427,7 @@
         <w:rPr>
           <w:rStyle w:val="StringTok"/>
         </w:rPr>
-        <w:t xml:space="preserve">"Moyenne (mmol/L)"</w:t>
+        <w:t xml:space="preserve">"n"</w:t>
       </w:r>
       <w:r>
         <w:rPr>
@@ -1874,7 +1448,7 @@
         <w:rPr>
           <w:rStyle w:val="AttributeTok"/>
         </w:rPr>
-        <w:t xml:space="preserve">EcartType =</w:t>
+        <w:t xml:space="preserve">MPG_Moyen =</w:t>
       </w:r>
       <w:r>
         <w:rPr>
@@ -1886,7 +1460,7 @@
         <w:rPr>
           <w:rStyle w:val="StringTok"/>
         </w:rPr>
-        <w:t xml:space="preserve">"Écart-type"</w:t>
+        <w:t xml:space="preserve">"MPG moyen"</w:t>
       </w:r>
       <w:r>
         <w:rPr>
@@ -1907,7 +1481,7 @@
         <w:rPr>
           <w:rStyle w:val="AttributeTok"/>
         </w:rPr>
-        <w:t xml:space="preserve">Mediane =</w:t>
+        <w:t xml:space="preserve">MPG_SD =</w:t>
       </w:r>
       <w:r>
         <w:rPr>
@@ -1919,7 +1493,13 @@
         <w:rPr>
           <w:rStyle w:val="StringTok"/>
         </w:rPr>
-        <w:t xml:space="preserve">"Médiane"</w:t>
+        <w:t xml:space="preserve">"Écart-type MPG"</w:t>
+      </w:r>
+      <w:r>
+        <w:rPr>
+          <w:rStyle w:val="NormalTok"/>
+        </w:rPr>
+        <w:t xml:space="preserve">,</w:t>
       </w:r>
       <w:r>
         <w:br/>
@@ -1928,6 +1508,66 @@
         <w:rPr>
           <w:rStyle w:val="NormalTok"/>
         </w:rPr>
+        <w:t xml:space="preserve">      </w:t>
+      </w:r>
+      <w:r>
+        <w:rPr>
+          <w:rStyle w:val="AttributeTok"/>
+        </w:rPr>
+        <w:t xml:space="preserve">Poids_Moyen =</w:t>
+      </w:r>
+      <w:r>
+        <w:rPr>
+          <w:rStyle w:val="NormalTok"/>
+        </w:rPr>
+        <w:t xml:space="preserve"> </w:t>
+      </w:r>
+      <w:r>
+        <w:rPr>
+          <w:rStyle w:val="StringTok"/>
+        </w:rPr>
+        <w:t xml:space="preserve">"Poids moyen (1000 lbs)"</w:t>
+      </w:r>
+      <w:r>
+        <w:rPr>
+          <w:rStyle w:val="NormalTok"/>
+        </w:rPr>
+        <w:t xml:space="preserve">,</w:t>
+      </w:r>
+      <w:r>
+        <w:br/>
+      </w:r>
+      <w:r>
+        <w:rPr>
+          <w:rStyle w:val="NormalTok"/>
+        </w:rPr>
+        <w:t xml:space="preserve">      </w:t>
+      </w:r>
+      <w:r>
+        <w:rPr>
+          <w:rStyle w:val="AttributeTok"/>
+        </w:rPr>
+        <w:t xml:space="preserve">Puissance_Moyenne =</w:t>
+      </w:r>
+      <w:r>
+        <w:rPr>
+          <w:rStyle w:val="NormalTok"/>
+        </w:rPr>
+        <w:t xml:space="preserve"> </w:t>
+      </w:r>
+      <w:r>
+        <w:rPr>
+          <w:rStyle w:val="StringTok"/>
+        </w:rPr>
+        <w:t xml:space="preserve">"Puissance (hp)"</w:t>
+      </w:r>
+      <w:r>
+        <w:br/>
+      </w:r>
+      <w:r>
+        <w:rPr>
+          <w:rStyle w:val="NormalTok"/>
+        </w:rPr>
         <w:t xml:space="preserve">    ) </w:t>
       </w:r>
       <w:r>
@@ -1988,7 +1628,7 @@
         <w:rPr>
           <w:rStyle w:val="StringTok"/>
         </w:rPr>
-        <w:t xml:space="preserve">"Cinétique de clairance des lactates"</w:t>
+        <w:t xml:space="preserve">"Synthèse descriptive mtcars"</w:t>
       </w:r>
       <w:r>
         <w:br/>
@@ -2045,7 +1685,25 @@
         <w:rPr>
           <w:rStyle w:val="NormalTok"/>
         </w:rPr>
-        <w:t xml:space="preserve">(df_resume, </w:t>
+        <w:t xml:space="preserve">(</w:t>
+      </w:r>
+      <w:r>
+        <w:br/>
+      </w:r>
+      <w:r>
+        <w:rPr>
+          <w:rStyle w:val="NormalTok"/>
+        </w:rPr>
+        <w:t xml:space="preserve">    df_resume,</w:t>
+      </w:r>
+      <w:r>
+        <w:br/>
+      </w:r>
+      <w:r>
+        <w:rPr>
+          <w:rStyle w:val="NormalTok"/>
+        </w:rPr>
+        <w:t xml:space="preserve">    </w:t>
       </w:r>
       <w:r>
         <w:rPr>
@@ -2075,7 +1733,7 @@
         <w:rPr>
           <w:rStyle w:val="StringTok"/>
         </w:rPr>
-        <w:t xml:space="preserve">"Protocole"</w:t>
+        <w:t xml:space="preserve">"Motorisation"</w:t>
       </w:r>
       <w:r>
         <w:rPr>
@@ -2087,7 +1745,7 @@
         <w:rPr>
           <w:rStyle w:val="StringTok"/>
         </w:rPr>
-        <w:t xml:space="preserve">"Temps (h)"</w:t>
+        <w:t xml:space="preserve">"Transmission"</w:t>
       </w:r>
       <w:r>
         <w:rPr>
@@ -2099,7 +1757,7 @@
         <w:rPr>
           <w:rStyle w:val="StringTok"/>
         </w:rPr>
-        <w:t xml:space="preserve">"Moyenne"</w:t>
+        <w:t xml:space="preserve">"n"</w:t>
       </w:r>
       <w:r>
         <w:rPr>
@@ -2111,7 +1769,7 @@
         <w:rPr>
           <w:rStyle w:val="StringTok"/>
         </w:rPr>
-        <w:t xml:space="preserve">"Écart-type"</w:t>
+        <w:t xml:space="preserve">"MPG moyen"</w:t>
       </w:r>
       <w:r>
         <w:rPr>
@@ -2123,13 +1781,46 @@
         <w:rPr>
           <w:rStyle w:val="StringTok"/>
         </w:rPr>
-        <w:t xml:space="preserve">"Médiane"</w:t>
-      </w:r>
-      <w:r>
-        <w:rPr>
-          <w:rStyle w:val="NormalTok"/>
-        </w:rPr>
-        <w:t xml:space="preserve">))</w:t>
+        <w:t xml:space="preserve">"ET MPG"</w:t>
+      </w:r>
+      <w:r>
+        <w:rPr>
+          <w:rStyle w:val="NormalTok"/>
+        </w:rPr>
+        <w:t xml:space="preserve">, </w:t>
+      </w:r>
+      <w:r>
+        <w:rPr>
+          <w:rStyle w:val="StringTok"/>
+        </w:rPr>
+        <w:t xml:space="preserve">"Poids moyen"</w:t>
+      </w:r>
+      <w:r>
+        <w:rPr>
+          <w:rStyle w:val="NormalTok"/>
+        </w:rPr>
+        <w:t xml:space="preserve">, </w:t>
+      </w:r>
+      <w:r>
+        <w:rPr>
+          <w:rStyle w:val="StringTok"/>
+        </w:rPr>
+        <w:t xml:space="preserve">"Puissance (hp)"</w:t>
+      </w:r>
+      <w:r>
+        <w:rPr>
+          <w:rStyle w:val="NormalTok"/>
+        </w:rPr>
+        <w:t xml:space="preserve">)</w:t>
+      </w:r>
+      <w:r>
+        <w:br/>
+      </w:r>
+      <w:r>
+        <w:rPr>
+          <w:rStyle w:val="NormalTok"/>
+        </w:rPr>
+        <w:t xml:space="preserve">  )</w:t>
       </w:r>
       <w:r>
         <w:br/>
@@ -2154,7 +1845,7 @@
       <w:tr>
         <w:tc>
           <w:tcPr/>
-          <w:bookmarkStart w:id="28" w:name="tbl-lactates"/>
+          <w:bookmarkStart w:id="28" w:name="tbl-mtcars"/>
           <w:p>
             <w:pPr>
               <w:jc w:val="center"/>
@@ -2165,7 +1856,7 @@
               <w:pStyle w:val="ImageCaption"/>
             </w:pPr>
             <w:r>
-              <w:t xml:space="preserve">Tableau 1: Évolution de la lactatémie moyenne (mmol/L) au cours de la perfusion hépatique</w:t>
+              <w:t xml:space="preserve">Tableau 1: Caractéristiques descriptives du jeu de données mtcars par motorisation et transmission</w:t>
             </w:r>
           </w:p>
           <w:p>
@@ -2215,7 +1906,7 @@
                 <w:sz w:val="24"/>
                 <w:color w:val="333333"/>
               </w:rPr>
-              <w:t xml:space="default">Cinétique de clairance des lactates</w:t>
+              <w:t xml:space="default">Synthèse descriptive mtcars</w:t>
             </w:r>
           </w:p>
           <w:tbl xmlns:w="http://schemas.openxmlformats.org/wordprocessingml/2006/main" xmlns:wp="http://schemas.openxmlformats.org/drawingml/2006/wordprocessingDrawing" xmlns:r="http://schemas.openxmlformats.org/officeDocument/2006/relationships" xmlns:w14="http://schemas.microsoft.com/office/word/2010/wordml">
@@ -2254,7 +1945,29 @@
                       <w:rFonts w:ascii="Calibri" w:hAnsi="Calibri"/>
                       <w:sz w:val="20"/>
                     </w:rPr>
-                    <w:t xml:space="default">Protocole appliqué</w:t>
+                    <w:t xml:space="default">Motorisation</w:t>
+                  </w:r>
+                </w:p>
+              </w:tc>
+              <w:tc>
+                <w:tcPr>
+                  <w:tcBorders>
+                    <w:top w:val="single" w:sz="16" w:space="0" w:color="D3D3D3"/>
+                    <w:bottom w:val="single" w:sz="16" w:space="0" w:color="D3D3D3"/>
+                  </w:tcBorders>
+                </w:tcPr>
+                <w:p>
+                  <w:pPr>
+                    <w:spacing w:before="0" w:after="60"/>
+                    <w:keepNext/>
+                    <w:jc w:val="center"/>
+                  </w:pPr>
+                  <w:r>
+                    <w:rPr>
+                      <w:rFonts w:ascii="Calibri" w:hAnsi="Calibri"/>
+                      <w:sz w:val="20"/>
+                    </w:rPr>
+                    <w:t xml:space="default">Transmission</w:t>
                   </w:r>
                 </w:p>
               </w:tc>
@@ -2276,7 +1989,7 @@
                       <w:rFonts w:ascii="Calibri" w:hAnsi="Calibri"/>
                       <w:sz w:val="20"/>
                     </w:rPr>
-                    <w:t xml:space="default">Temps (h)</w:t>
+                    <w:t xml:space="default">n</w:t>
                   </w:r>
                 </w:p>
               </w:tc>
@@ -2298,7 +2011,7 @@
                       <w:rFonts w:ascii="Calibri" w:hAnsi="Calibri"/>
                       <w:sz w:val="20"/>
                     </w:rPr>
-                    <w:t xml:space="default">Moyenne (mmol/L)</w:t>
+                    <w:t xml:space="default">MPG moyen</w:t>
                   </w:r>
                 </w:p>
               </w:tc>
@@ -2320,7 +2033,29 @@
                       <w:rFonts w:ascii="Calibri" w:hAnsi="Calibri"/>
                       <w:sz w:val="20"/>
                     </w:rPr>
-                    <w:t xml:space="default">Écart-type</w:t>
+                    <w:t xml:space="default">Écart-type MPG</w:t>
+                  </w:r>
+                </w:p>
+              </w:tc>
+              <w:tc>
+                <w:tcPr>
+                  <w:tcBorders>
+                    <w:top w:val="single" w:sz="16" w:space="0" w:color="D3D3D3"/>
+                    <w:bottom w:val="single" w:sz="16" w:space="0" w:color="D3D3D3"/>
+                  </w:tcBorders>
+                </w:tcPr>
+                <w:p>
+                  <w:pPr>
+                    <w:spacing w:before="0" w:after="60"/>
+                    <w:keepNext/>
+                    <w:jc w:val="end"/>
+                  </w:pPr>
+                  <w:r>
+                    <w:rPr>
+                      <w:rFonts w:ascii="Calibri" w:hAnsi="Calibri"/>
+                      <w:sz w:val="20"/>
+                    </w:rPr>
+                    <w:t xml:space="default">Poids moyen (1000 lbs)</w:t>
                   </w:r>
                 </w:p>
               </w:tc>
@@ -2343,7 +2078,7 @@
                       <w:rFonts w:ascii="Calibri" w:hAnsi="Calibri"/>
                       <w:sz w:val="20"/>
                     </w:rPr>
-                    <w:t xml:space="default">Médiane</w:t>
+                    <w:t xml:space="default">Puissance (hp)</w:t>
                   </w:r>
                 </w:p>
               </w:tc>
@@ -2372,7 +2107,31 @@
                       <w:rFonts w:ascii="Calibri" w:hAnsi="Calibri"/>
                       <w:sz w:val="20"/>
                     </w:rPr>
-                    <w:t xml:space="default">Protocole Optimisé</w:t>
+                    <w:t xml:space="default">4 cylindres</w:t>
+                  </w:r>
+                </w:p>
+              </w:tc>
+              <w:tc>
+                <w:tcPr>
+                  <w:tcBorders>
+                    <w:top w:val="single" w:space="0" w:color="D3D3D3"/>
+                    <w:bottom w:val="single" w:space="0" w:color="D3D3D3"/>
+                    <w:start w:val="single" w:space="0" w:color="D3D3D3"/>
+                    <w:end w:val="single" w:space="0" w:color="D3D3D3"/>
+                  </w:tcBorders>
+                </w:tcPr>
+                <w:p>
+                  <w:pPr>
+                    <w:spacing w:before="0" w:after="60"/>
+                    <w:keepNext/>
+                    <w:jc w:val="center"/>
+                  </w:pPr>
+                  <w:r>
+                    <w:rPr>
+                      <w:rFonts w:ascii="Calibri" w:hAnsi="Calibri"/>
+                      <w:sz w:val="20"/>
+                    </w:rPr>
+                    <w:t xml:space="default">Automatique</w:t>
                   </w:r>
                 </w:p>
               </w:tc>
@@ -2396,7 +2155,7 @@
                       <w:rFonts w:ascii="Calibri" w:hAnsi="Calibri"/>
                       <w:sz w:val="20"/>
                     </w:rPr>
-                    <w:t xml:space="default">0</w:t>
+                    <w:t xml:space="default">3</w:t>
                   </w:r>
                 </w:p>
               </w:tc>
@@ -2420,7 +2179,7 @@
                       <w:rFonts w:ascii="Calibri" w:hAnsi="Calibri"/>
                       <w:sz w:val="20"/>
                     </w:rPr>
-                    <w:t xml:space="default">8.53</w:t>
+                    <w:t xml:space="default">22.9</w:t>
                   </w:r>
                 </w:p>
               </w:tc>
@@ -2444,7 +2203,7 @@
                       <w:rFonts w:ascii="Calibri" w:hAnsi="Calibri"/>
                       <w:sz w:val="20"/>
                     </w:rPr>
-                    <w:t xml:space="default">0.37</w:t>
+                    <w:t xml:space="default">1.5</w:t>
                   </w:r>
                 </w:p>
               </w:tc>
@@ -2468,7 +2227,31 @@
                       <w:rFonts w:ascii="Calibri" w:hAnsi="Calibri"/>
                       <w:sz w:val="20"/>
                     </w:rPr>
-                    <w:t xml:space="default">8.53</w:t>
+                    <w:t xml:space="default">2.94</w:t>
+                  </w:r>
+                </w:p>
+              </w:tc>
+              <w:tc>
+                <w:tcPr>
+                  <w:tcBorders>
+                    <w:top w:val="single" w:space="0" w:color="D3D3D3"/>
+                    <w:bottom w:val="single" w:space="0" w:color="D3D3D3"/>
+                    <w:start w:val="single" w:space="0" w:color="D3D3D3"/>
+                    <w:end w:val="single" w:space="0" w:color="D3D3D3"/>
+                  </w:tcBorders>
+                </w:tcPr>
+                <w:p>
+                  <w:pPr>
+                    <w:spacing w:before="0" w:after="60"/>
+                    <w:keepNext/>
+                    <w:jc w:val="end"/>
+                  </w:pPr>
+                  <w:r>
+                    <w:rPr>
+                      <w:rFonts w:ascii="Calibri" w:hAnsi="Calibri"/>
+                      <w:sz w:val="20"/>
+                    </w:rPr>
+                    <w:t xml:space="default">85</w:t>
                   </w:r>
                 </w:p>
               </w:tc>
@@ -2497,7 +2280,31 @@
                       <w:rFonts w:ascii="Calibri" w:hAnsi="Calibri"/>
                       <w:sz w:val="20"/>
                     </w:rPr>
-                    <w:t xml:space="default">Protocole Optimisé</w:t>
+                    <w:t xml:space="default">4 cylindres</w:t>
+                  </w:r>
+                </w:p>
+              </w:tc>
+              <w:tc>
+                <w:tcPr>
+                  <w:tcBorders>
+                    <w:top w:val="single" w:space="0" w:color="D3D3D3"/>
+                    <w:bottom w:val="single" w:space="0" w:color="D3D3D3"/>
+                    <w:start w:val="single" w:space="0" w:color="D3D3D3"/>
+                    <w:end w:val="single" w:space="0" w:color="D3D3D3"/>
+                  </w:tcBorders>
+                </w:tcPr>
+                <w:p>
+                  <w:pPr>
+                    <w:spacing w:before="0" w:after="60"/>
+                    <w:keepNext/>
+                    <w:jc w:val="center"/>
+                  </w:pPr>
+                  <w:r>
+                    <w:rPr>
+                      <w:rFonts w:ascii="Calibri" w:hAnsi="Calibri"/>
+                      <w:sz w:val="20"/>
+                    </w:rPr>
+                    <w:t xml:space="default">Manuelle</w:t>
                   </w:r>
                 </w:p>
               </w:tc>
@@ -2521,7 +2328,7 @@
                       <w:rFonts w:ascii="Calibri" w:hAnsi="Calibri"/>
                       <w:sz w:val="20"/>
                     </w:rPr>
-                    <w:t xml:space="default">1</w:t>
+                    <w:t xml:space="default">8</w:t>
                   </w:r>
                 </w:p>
               </w:tc>
@@ -2545,7 +2352,7 @@
                       <w:rFonts w:ascii="Calibri" w:hAnsi="Calibri"/>
                       <w:sz w:val="20"/>
                     </w:rPr>
-                    <w:t xml:space="default">5.39</w:t>
+                    <w:t xml:space="default">28.1</w:t>
                   </w:r>
                 </w:p>
               </w:tc>
@@ -2569,7 +2376,7 @@
                       <w:rFonts w:ascii="Calibri" w:hAnsi="Calibri"/>
                       <w:sz w:val="20"/>
                     </w:rPr>
-                    <w:t xml:space="default">0.41</w:t>
+                    <w:t xml:space="default">4.5</w:t>
                   </w:r>
                 </w:p>
               </w:tc>
@@ -2593,7 +2400,31 @@
                       <w:rFonts w:ascii="Calibri" w:hAnsi="Calibri"/>
                       <w:sz w:val="20"/>
                     </w:rPr>
-                    <w:t xml:space="default">5.28</w:t>
+                    <w:t xml:space="default">2.04</w:t>
+                  </w:r>
+                </w:p>
+              </w:tc>
+              <w:tc>
+                <w:tcPr>
+                  <w:tcBorders>
+                    <w:top w:val="single" w:space="0" w:color="D3D3D3"/>
+                    <w:bottom w:val="single" w:space="0" w:color="D3D3D3"/>
+                    <w:start w:val="single" w:space="0" w:color="D3D3D3"/>
+                    <w:end w:val="single" w:space="0" w:color="D3D3D3"/>
+                  </w:tcBorders>
+                </w:tcPr>
+                <w:p>
+                  <w:pPr>
+                    <w:spacing w:before="0" w:after="60"/>
+                    <w:keepNext/>
+                    <w:jc w:val="end"/>
+                  </w:pPr>
+                  <w:r>
+                    <w:rPr>
+                      <w:rFonts w:ascii="Calibri" w:hAnsi="Calibri"/>
+                      <w:sz w:val="20"/>
+                    </w:rPr>
+                    <w:t xml:space="default">82</w:t>
                   </w:r>
                 </w:p>
               </w:tc>
@@ -2622,7 +2453,550 @@
                       <w:rFonts w:ascii="Calibri" w:hAnsi="Calibri"/>
                       <w:sz w:val="20"/>
                     </w:rPr>
-                    <w:t xml:space="default">Protocole Optimisé</w:t>
+                    <w:t xml:space="default">6 cylindres</w:t>
+                  </w:r>
+                </w:p>
+              </w:tc>
+              <w:tc>
+                <w:tcPr>
+                  <w:tcBorders>
+                    <w:top w:val="single" w:space="0" w:color="D3D3D3"/>
+                    <w:bottom w:val="single" w:space="0" w:color="D3D3D3"/>
+                    <w:start w:val="single" w:space="0" w:color="D3D3D3"/>
+                    <w:end w:val="single" w:space="0" w:color="D3D3D3"/>
+                  </w:tcBorders>
+                </w:tcPr>
+                <w:p>
+                  <w:pPr>
+                    <w:spacing w:before="0" w:after="60"/>
+                    <w:keepNext/>
+                    <w:jc w:val="center"/>
+                  </w:pPr>
+                  <w:r>
+                    <w:rPr>
+                      <w:rFonts w:ascii="Calibri" w:hAnsi="Calibri"/>
+                      <w:sz w:val="20"/>
+                    </w:rPr>
+                    <w:t xml:space="default">Automatique</w:t>
+                  </w:r>
+                </w:p>
+              </w:tc>
+              <w:tc>
+                <w:tcPr>
+                  <w:tcBorders>
+                    <w:top w:val="single" w:space="0" w:color="D3D3D3"/>
+                    <w:bottom w:val="single" w:space="0" w:color="D3D3D3"/>
+                    <w:start w:val="single" w:space="0" w:color="D3D3D3"/>
+                    <w:end w:val="single" w:space="0" w:color="D3D3D3"/>
+                  </w:tcBorders>
+                </w:tcPr>
+                <w:p>
+                  <w:pPr>
+                    <w:spacing w:before="0" w:after="60"/>
+                    <w:keepNext/>
+                    <w:jc w:val="end"/>
+                  </w:pPr>
+                  <w:r>
+                    <w:rPr>
+                      <w:rFonts w:ascii="Calibri" w:hAnsi="Calibri"/>
+                      <w:sz w:val="20"/>
+                    </w:rPr>
+                    <w:t xml:space="default">4</w:t>
+                  </w:r>
+                </w:p>
+              </w:tc>
+              <w:tc>
+                <w:tcPr>
+                  <w:tcBorders>
+                    <w:top w:val="single" w:space="0" w:color="D3D3D3"/>
+                    <w:bottom w:val="single" w:space="0" w:color="D3D3D3"/>
+                    <w:start w:val="single" w:space="0" w:color="D3D3D3"/>
+                    <w:end w:val="single" w:space="0" w:color="D3D3D3"/>
+                  </w:tcBorders>
+                </w:tcPr>
+                <w:p>
+                  <w:pPr>
+                    <w:spacing w:before="0" w:after="60"/>
+                    <w:keepNext/>
+                    <w:jc w:val="end"/>
+                  </w:pPr>
+                  <w:r>
+                    <w:rPr>
+                      <w:rFonts w:ascii="Calibri" w:hAnsi="Calibri"/>
+                      <w:sz w:val="20"/>
+                    </w:rPr>
+                    <w:t xml:space="default">19.1</w:t>
+                  </w:r>
+                </w:p>
+              </w:tc>
+              <w:tc>
+                <w:tcPr>
+                  <w:tcBorders>
+                    <w:top w:val="single" w:space="0" w:color="D3D3D3"/>
+                    <w:bottom w:val="single" w:space="0" w:color="D3D3D3"/>
+                    <w:start w:val="single" w:space="0" w:color="D3D3D3"/>
+                    <w:end w:val="single" w:space="0" w:color="D3D3D3"/>
+                  </w:tcBorders>
+                </w:tcPr>
+                <w:p>
+                  <w:pPr>
+                    <w:spacing w:before="0" w:after="60"/>
+                    <w:keepNext/>
+                    <w:jc w:val="end"/>
+                  </w:pPr>
+                  <w:r>
+                    <w:rPr>
+                      <w:rFonts w:ascii="Calibri" w:hAnsi="Calibri"/>
+                      <w:sz w:val="20"/>
+                    </w:rPr>
+                    <w:t xml:space="default">1.6</w:t>
+                  </w:r>
+                </w:p>
+              </w:tc>
+              <w:tc>
+                <w:tcPr>
+                  <w:tcBorders>
+                    <w:top w:val="single" w:space="0" w:color="D3D3D3"/>
+                    <w:bottom w:val="single" w:space="0" w:color="D3D3D3"/>
+                    <w:start w:val="single" w:space="0" w:color="D3D3D3"/>
+                    <w:end w:val="single" w:space="0" w:color="D3D3D3"/>
+                  </w:tcBorders>
+                </w:tcPr>
+                <w:p>
+                  <w:pPr>
+                    <w:spacing w:before="0" w:after="60"/>
+                    <w:keepNext/>
+                    <w:jc w:val="end"/>
+                  </w:pPr>
+                  <w:r>
+                    <w:rPr>
+                      <w:rFonts w:ascii="Calibri" w:hAnsi="Calibri"/>
+                      <w:sz w:val="20"/>
+                    </w:rPr>
+                    <w:t xml:space="default">3.39</w:t>
+                  </w:r>
+                </w:p>
+              </w:tc>
+              <w:tc>
+                <w:tcPr>
+                  <w:tcBorders>
+                    <w:top w:val="single" w:space="0" w:color="D3D3D3"/>
+                    <w:bottom w:val="single" w:space="0" w:color="D3D3D3"/>
+                    <w:start w:val="single" w:space="0" w:color="D3D3D3"/>
+                    <w:end w:val="single" w:space="0" w:color="D3D3D3"/>
+                  </w:tcBorders>
+                </w:tcPr>
+                <w:p>
+                  <w:pPr>
+                    <w:spacing w:before="0" w:after="60"/>
+                    <w:keepNext/>
+                    <w:jc w:val="end"/>
+                  </w:pPr>
+                  <w:r>
+                    <w:rPr>
+                      <w:rFonts w:ascii="Calibri" w:hAnsi="Calibri"/>
+                      <w:sz w:val="20"/>
+                    </w:rPr>
+                    <w:t xml:space="default">115</w:t>
+                  </w:r>
+                </w:p>
+              </w:tc>
+            </w:tr>
+            <w:tr>
+              <w:trPr>
+                <w:cantSplit/>
+              </w:trPr>
+              <w:tc>
+                <w:tcPr>
+                  <w:tcBorders>
+                    <w:top w:val="single" w:space="0" w:color="D3D3D3"/>
+                    <w:bottom w:val="single" w:space="0" w:color="D3D3D3"/>
+                    <w:start w:val="single" w:space="0" w:color="D3D3D3"/>
+                    <w:end w:val="single" w:space="0" w:color="D3D3D3"/>
+                  </w:tcBorders>
+                </w:tcPr>
+                <w:p>
+                  <w:pPr>
+                    <w:spacing w:before="0" w:after="60"/>
+                    <w:keepNext/>
+                    <w:jc w:val="center"/>
+                  </w:pPr>
+                  <w:r>
+                    <w:rPr>
+                      <w:rFonts w:ascii="Calibri" w:hAnsi="Calibri"/>
+                      <w:sz w:val="20"/>
+                    </w:rPr>
+                    <w:t xml:space="default">6 cylindres</w:t>
+                  </w:r>
+                </w:p>
+              </w:tc>
+              <w:tc>
+                <w:tcPr>
+                  <w:tcBorders>
+                    <w:top w:val="single" w:space="0" w:color="D3D3D3"/>
+                    <w:bottom w:val="single" w:space="0" w:color="D3D3D3"/>
+                    <w:start w:val="single" w:space="0" w:color="D3D3D3"/>
+                    <w:end w:val="single" w:space="0" w:color="D3D3D3"/>
+                  </w:tcBorders>
+                </w:tcPr>
+                <w:p>
+                  <w:pPr>
+                    <w:spacing w:before="0" w:after="60"/>
+                    <w:keepNext/>
+                    <w:jc w:val="center"/>
+                  </w:pPr>
+                  <w:r>
+                    <w:rPr>
+                      <w:rFonts w:ascii="Calibri" w:hAnsi="Calibri"/>
+                      <w:sz w:val="20"/>
+                    </w:rPr>
+                    <w:t xml:space="default">Manuelle</w:t>
+                  </w:r>
+                </w:p>
+              </w:tc>
+              <w:tc>
+                <w:tcPr>
+                  <w:tcBorders>
+                    <w:top w:val="single" w:space="0" w:color="D3D3D3"/>
+                    <w:bottom w:val="single" w:space="0" w:color="D3D3D3"/>
+                    <w:start w:val="single" w:space="0" w:color="D3D3D3"/>
+                    <w:end w:val="single" w:space="0" w:color="D3D3D3"/>
+                  </w:tcBorders>
+                </w:tcPr>
+                <w:p>
+                  <w:pPr>
+                    <w:spacing w:before="0" w:after="60"/>
+                    <w:keepNext/>
+                    <w:jc w:val="end"/>
+                  </w:pPr>
+                  <w:r>
+                    <w:rPr>
+                      <w:rFonts w:ascii="Calibri" w:hAnsi="Calibri"/>
+                      <w:sz w:val="20"/>
+                    </w:rPr>
+                    <w:t xml:space="default">3</w:t>
+                  </w:r>
+                </w:p>
+              </w:tc>
+              <w:tc>
+                <w:tcPr>
+                  <w:tcBorders>
+                    <w:top w:val="single" w:space="0" w:color="D3D3D3"/>
+                    <w:bottom w:val="single" w:space="0" w:color="D3D3D3"/>
+                    <w:start w:val="single" w:space="0" w:color="D3D3D3"/>
+                    <w:end w:val="single" w:space="0" w:color="D3D3D3"/>
+                  </w:tcBorders>
+                </w:tcPr>
+                <w:p>
+                  <w:pPr>
+                    <w:spacing w:before="0" w:after="60"/>
+                    <w:keepNext/>
+                    <w:jc w:val="end"/>
+                  </w:pPr>
+                  <w:r>
+                    <w:rPr>
+                      <w:rFonts w:ascii="Calibri" w:hAnsi="Calibri"/>
+                      <w:sz w:val="20"/>
+                    </w:rPr>
+                    <w:t xml:space="default">20.6</w:t>
+                  </w:r>
+                </w:p>
+              </w:tc>
+              <w:tc>
+                <w:tcPr>
+                  <w:tcBorders>
+                    <w:top w:val="single" w:space="0" w:color="D3D3D3"/>
+                    <w:bottom w:val="single" w:space="0" w:color="D3D3D3"/>
+                    <w:start w:val="single" w:space="0" w:color="D3D3D3"/>
+                    <w:end w:val="single" w:space="0" w:color="D3D3D3"/>
+                  </w:tcBorders>
+                </w:tcPr>
+                <w:p>
+                  <w:pPr>
+                    <w:spacing w:before="0" w:after="60"/>
+                    <w:keepNext/>
+                    <w:jc w:val="end"/>
+                  </w:pPr>
+                  <w:r>
+                    <w:rPr>
+                      <w:rFonts w:ascii="Calibri" w:hAnsi="Calibri"/>
+                      <w:sz w:val="20"/>
+                    </w:rPr>
+                    <w:t xml:space="default">0.8</w:t>
+                  </w:r>
+                </w:p>
+              </w:tc>
+              <w:tc>
+                <w:tcPr>
+                  <w:tcBorders>
+                    <w:top w:val="single" w:space="0" w:color="D3D3D3"/>
+                    <w:bottom w:val="single" w:space="0" w:color="D3D3D3"/>
+                    <w:start w:val="single" w:space="0" w:color="D3D3D3"/>
+                    <w:end w:val="single" w:space="0" w:color="D3D3D3"/>
+                  </w:tcBorders>
+                </w:tcPr>
+                <w:p>
+                  <w:pPr>
+                    <w:spacing w:before="0" w:after="60"/>
+                    <w:keepNext/>
+                    <w:jc w:val="end"/>
+                  </w:pPr>
+                  <w:r>
+                    <w:rPr>
+                      <w:rFonts w:ascii="Calibri" w:hAnsi="Calibri"/>
+                      <w:sz w:val="20"/>
+                    </w:rPr>
+                    <w:t xml:space="default">2.76</w:t>
+                  </w:r>
+                </w:p>
+              </w:tc>
+              <w:tc>
+                <w:tcPr>
+                  <w:tcBorders>
+                    <w:top w:val="single" w:space="0" w:color="D3D3D3"/>
+                    <w:bottom w:val="single" w:space="0" w:color="D3D3D3"/>
+                    <w:start w:val="single" w:space="0" w:color="D3D3D3"/>
+                    <w:end w:val="single" w:space="0" w:color="D3D3D3"/>
+                  </w:tcBorders>
+                </w:tcPr>
+                <w:p>
+                  <w:pPr>
+                    <w:spacing w:before="0" w:after="60"/>
+                    <w:keepNext/>
+                    <w:jc w:val="end"/>
+                  </w:pPr>
+                  <w:r>
+                    <w:rPr>
+                      <w:rFonts w:ascii="Calibri" w:hAnsi="Calibri"/>
+                      <w:sz w:val="20"/>
+                    </w:rPr>
+                    <w:t xml:space="default">132</w:t>
+                  </w:r>
+                </w:p>
+              </w:tc>
+            </w:tr>
+            <w:tr>
+              <w:trPr>
+                <w:cantSplit/>
+              </w:trPr>
+              <w:tc>
+                <w:tcPr>
+                  <w:tcBorders>
+                    <w:top w:val="single" w:space="0" w:color="D3D3D3"/>
+                    <w:bottom w:val="single" w:space="0" w:color="D3D3D3"/>
+                    <w:start w:val="single" w:space="0" w:color="D3D3D3"/>
+                    <w:end w:val="single" w:space="0" w:color="D3D3D3"/>
+                  </w:tcBorders>
+                </w:tcPr>
+                <w:p>
+                  <w:pPr>
+                    <w:spacing w:before="0" w:after="60"/>
+                    <w:keepNext/>
+                    <w:jc w:val="center"/>
+                  </w:pPr>
+                  <w:r>
+                    <w:rPr>
+                      <w:rFonts w:ascii="Calibri" w:hAnsi="Calibri"/>
+                      <w:sz w:val="20"/>
+                    </w:rPr>
+                    <w:t xml:space="default">8 cylindres</w:t>
+                  </w:r>
+                </w:p>
+              </w:tc>
+              <w:tc>
+                <w:tcPr>
+                  <w:tcBorders>
+                    <w:top w:val="single" w:space="0" w:color="D3D3D3"/>
+                    <w:bottom w:val="single" w:space="0" w:color="D3D3D3"/>
+                    <w:start w:val="single" w:space="0" w:color="D3D3D3"/>
+                    <w:end w:val="single" w:space="0" w:color="D3D3D3"/>
+                  </w:tcBorders>
+                </w:tcPr>
+                <w:p>
+                  <w:pPr>
+                    <w:spacing w:before="0" w:after="60"/>
+                    <w:keepNext/>
+                    <w:jc w:val="center"/>
+                  </w:pPr>
+                  <w:r>
+                    <w:rPr>
+                      <w:rFonts w:ascii="Calibri" w:hAnsi="Calibri"/>
+                      <w:sz w:val="20"/>
+                    </w:rPr>
+                    <w:t xml:space="default">Automatique</w:t>
+                  </w:r>
+                </w:p>
+              </w:tc>
+              <w:tc>
+                <w:tcPr>
+                  <w:tcBorders>
+                    <w:top w:val="single" w:space="0" w:color="D3D3D3"/>
+                    <w:bottom w:val="single" w:space="0" w:color="D3D3D3"/>
+                    <w:start w:val="single" w:space="0" w:color="D3D3D3"/>
+                    <w:end w:val="single" w:space="0" w:color="D3D3D3"/>
+                  </w:tcBorders>
+                </w:tcPr>
+                <w:p>
+                  <w:pPr>
+                    <w:spacing w:before="0" w:after="60"/>
+                    <w:keepNext/>
+                    <w:jc w:val="end"/>
+                  </w:pPr>
+                  <w:r>
+                    <w:rPr>
+                      <w:rFonts w:ascii="Calibri" w:hAnsi="Calibri"/>
+                      <w:sz w:val="20"/>
+                    </w:rPr>
+                    <w:t xml:space="default">12</w:t>
+                  </w:r>
+                </w:p>
+              </w:tc>
+              <w:tc>
+                <w:tcPr>
+                  <w:tcBorders>
+                    <w:top w:val="single" w:space="0" w:color="D3D3D3"/>
+                    <w:bottom w:val="single" w:space="0" w:color="D3D3D3"/>
+                    <w:start w:val="single" w:space="0" w:color="D3D3D3"/>
+                    <w:end w:val="single" w:space="0" w:color="D3D3D3"/>
+                  </w:tcBorders>
+                </w:tcPr>
+                <w:p>
+                  <w:pPr>
+                    <w:spacing w:before="0" w:after="60"/>
+                    <w:keepNext/>
+                    <w:jc w:val="end"/>
+                  </w:pPr>
+                  <w:r>
+                    <w:rPr>
+                      <w:rFonts w:ascii="Calibri" w:hAnsi="Calibri"/>
+                      <w:sz w:val="20"/>
+                    </w:rPr>
+                    <w:t xml:space="default">15.1</w:t>
+                  </w:r>
+                </w:p>
+              </w:tc>
+              <w:tc>
+                <w:tcPr>
+                  <w:tcBorders>
+                    <w:top w:val="single" w:space="0" w:color="D3D3D3"/>
+                    <w:bottom w:val="single" w:space="0" w:color="D3D3D3"/>
+                    <w:start w:val="single" w:space="0" w:color="D3D3D3"/>
+                    <w:end w:val="single" w:space="0" w:color="D3D3D3"/>
+                  </w:tcBorders>
+                </w:tcPr>
+                <w:p>
+                  <w:pPr>
+                    <w:spacing w:before="0" w:after="60"/>
+                    <w:keepNext/>
+                    <w:jc w:val="end"/>
+                  </w:pPr>
+                  <w:r>
+                    <w:rPr>
+                      <w:rFonts w:ascii="Calibri" w:hAnsi="Calibri"/>
+                      <w:sz w:val="20"/>
+                    </w:rPr>
+                    <w:t xml:space="default">2.8</w:t>
+                  </w:r>
+                </w:p>
+              </w:tc>
+              <w:tc>
+                <w:tcPr>
+                  <w:tcBorders>
+                    <w:top w:val="single" w:space="0" w:color="D3D3D3"/>
+                    <w:bottom w:val="single" w:space="0" w:color="D3D3D3"/>
+                    <w:start w:val="single" w:space="0" w:color="D3D3D3"/>
+                    <w:end w:val="single" w:space="0" w:color="D3D3D3"/>
+                  </w:tcBorders>
+                </w:tcPr>
+                <w:p>
+                  <w:pPr>
+                    <w:spacing w:before="0" w:after="60"/>
+                    <w:keepNext/>
+                    <w:jc w:val="end"/>
+                  </w:pPr>
+                  <w:r>
+                    <w:rPr>
+                      <w:rFonts w:ascii="Calibri" w:hAnsi="Calibri"/>
+                      <w:sz w:val="20"/>
+                    </w:rPr>
+                    <w:t xml:space="default">4.10</w:t>
+                  </w:r>
+                </w:p>
+              </w:tc>
+              <w:tc>
+                <w:tcPr>
+                  <w:tcBorders>
+                    <w:top w:val="single" w:space="0" w:color="D3D3D3"/>
+                    <w:bottom w:val="single" w:space="0" w:color="D3D3D3"/>
+                    <w:start w:val="single" w:space="0" w:color="D3D3D3"/>
+                    <w:end w:val="single" w:space="0" w:color="D3D3D3"/>
+                  </w:tcBorders>
+                </w:tcPr>
+                <w:p>
+                  <w:pPr>
+                    <w:spacing w:before="0" w:after="60"/>
+                    <w:keepNext/>
+                    <w:jc w:val="end"/>
+                  </w:pPr>
+                  <w:r>
+                    <w:rPr>
+                      <w:rFonts w:ascii="Calibri" w:hAnsi="Calibri"/>
+                      <w:sz w:val="20"/>
+                    </w:rPr>
+                    <w:t xml:space="default">194</w:t>
+                  </w:r>
+                </w:p>
+              </w:tc>
+            </w:tr>
+            <w:tr>
+              <w:trPr>
+                <w:cantSplit/>
+              </w:trPr>
+              <w:tc>
+                <w:tcPr>
+                  <w:tcBorders>
+                    <w:top w:val="single" w:space="0" w:color="D3D3D3"/>
+                    <w:bottom w:val="single" w:space="0" w:color="D3D3D3"/>
+                    <w:start w:val="single" w:space="0" w:color="D3D3D3"/>
+                    <w:end w:val="single" w:space="0" w:color="D3D3D3"/>
+                  </w:tcBorders>
+                </w:tcPr>
+                <w:p>
+                  <w:pPr>
+                    <w:spacing w:before="0" w:after="60"/>
+                    <w:keepNext/>
+                    <w:jc w:val="center"/>
+                  </w:pPr>
+                  <w:r>
+                    <w:rPr>
+                      <w:rFonts w:ascii="Calibri" w:hAnsi="Calibri"/>
+                      <w:sz w:val="20"/>
+                    </w:rPr>
+                    <w:t xml:space="default">8 cylindres</w:t>
+                  </w:r>
+                </w:p>
+              </w:tc>
+              <w:tc>
+                <w:tcPr>
+                  <w:tcBorders>
+                    <w:top w:val="single" w:space="0" w:color="D3D3D3"/>
+                    <w:bottom w:val="single" w:space="0" w:color="D3D3D3"/>
+                    <w:start w:val="single" w:space="0" w:color="D3D3D3"/>
+                    <w:end w:val="single" w:space="0" w:color="D3D3D3"/>
+                  </w:tcBorders>
+                </w:tcPr>
+                <w:p>
+                  <w:pPr>
+                    <w:spacing w:before="0" w:after="60"/>
+                    <w:keepNext/>
+                    <w:jc w:val="center"/>
+                  </w:pPr>
+                  <w:r>
+                    <w:rPr>
+                      <w:rFonts w:ascii="Calibri" w:hAnsi="Calibri"/>
+                      <w:sz w:val="20"/>
+                    </w:rPr>
+                    <w:t xml:space="default">Manuelle</w:t>
                   </w:r>
                 </w:p>
               </w:tc>
@@ -2670,7 +3044,7 @@
                       <w:rFonts w:ascii="Calibri" w:hAnsi="Calibri"/>
                       <w:sz w:val="20"/>
                     </w:rPr>
-                    <w:t xml:space="default">3.49</w:t>
+                    <w:t xml:space="default">15.4</w:t>
                   </w:r>
                 </w:p>
               </w:tc>
@@ -2694,7 +3068,7 @@
                       <w:rFonts w:ascii="Calibri" w:hAnsi="Calibri"/>
                       <w:sz w:val="20"/>
                     </w:rPr>
-                    <w:t xml:space="default">0.34</w:t>
+                    <w:t xml:space="default">0.6</w:t>
                   </w:r>
                 </w:p>
               </w:tc>
@@ -2718,36 +3092,7 @@
                       <w:rFonts w:ascii="Calibri" w:hAnsi="Calibri"/>
                       <w:sz w:val="20"/>
                     </w:rPr>
-                    <w:t xml:space="default">3.51</w:t>
-                  </w:r>
-                </w:p>
-              </w:tc>
-            </w:tr>
-            <w:tr>
-              <w:trPr>
-                <w:cantSplit/>
-              </w:trPr>
-              <w:tc>
-                <w:tcPr>
-                  <w:tcBorders>
-                    <w:top w:val="single" w:space="0" w:color="D3D3D3"/>
-                    <w:bottom w:val="single" w:space="0" w:color="D3D3D3"/>
-                    <w:start w:val="single" w:space="0" w:color="D3D3D3"/>
-                    <w:end w:val="single" w:space="0" w:color="D3D3D3"/>
-                  </w:tcBorders>
-                </w:tcPr>
-                <w:p>
-                  <w:pPr>
-                    <w:spacing w:before="0" w:after="60"/>
-                    <w:keepNext/>
-                    <w:jc w:val="center"/>
-                  </w:pPr>
-                  <w:r>
-                    <w:rPr>
-                      <w:rFonts w:ascii="Calibri" w:hAnsi="Calibri"/>
-                      <w:sz w:val="20"/>
-                    </w:rPr>
-                    <w:t xml:space="default">Protocole Optimisé</w:t>
+                    <w:t xml:space="default">3.37</w:t>
                   </w:r>
                 </w:p>
               </w:tc>
@@ -2771,829 +3116,7 @@
                       <w:rFonts w:ascii="Calibri" w:hAnsi="Calibri"/>
                       <w:sz w:val="20"/>
                     </w:rPr>
-                    <w:t xml:space="default">4</w:t>
-                  </w:r>
-                </w:p>
-              </w:tc>
-              <w:tc>
-                <w:tcPr>
-                  <w:tcBorders>
-                    <w:top w:val="single" w:space="0" w:color="D3D3D3"/>
-                    <w:bottom w:val="single" w:space="0" w:color="D3D3D3"/>
-                    <w:start w:val="single" w:space="0" w:color="D3D3D3"/>
-                    <w:end w:val="single" w:space="0" w:color="D3D3D3"/>
-                  </w:tcBorders>
-                </w:tcPr>
-                <w:p>
-                  <w:pPr>
-                    <w:spacing w:before="0" w:after="60"/>
-                    <w:keepNext/>
-                    <w:jc w:val="end"/>
-                  </w:pPr>
-                  <w:r>
-                    <w:rPr>
-                      <w:rFonts w:ascii="Calibri" w:hAnsi="Calibri"/>
-                      <w:sz w:val="20"/>
-                    </w:rPr>
-                    <w:t xml:space="default">1.48</w:t>
-                  </w:r>
-                </w:p>
-              </w:tc>
-              <w:tc>
-                <w:tcPr>
-                  <w:tcBorders>
-                    <w:top w:val="single" w:space="0" w:color="D3D3D3"/>
-                    <w:bottom w:val="single" w:space="0" w:color="D3D3D3"/>
-                    <w:start w:val="single" w:space="0" w:color="D3D3D3"/>
-                    <w:end w:val="single" w:space="0" w:color="D3D3D3"/>
-                  </w:tcBorders>
-                </w:tcPr>
-                <w:p>
-                  <w:pPr>
-                    <w:spacing w:before="0" w:after="60"/>
-                    <w:keepNext/>
-                    <w:jc w:val="end"/>
-                  </w:pPr>
-                  <w:r>
-                    <w:rPr>
-                      <w:rFonts w:ascii="Calibri" w:hAnsi="Calibri"/>
-                      <w:sz w:val="20"/>
-                    </w:rPr>
-                    <w:t xml:space="default">0.41</w:t>
-                  </w:r>
-                </w:p>
-              </w:tc>
-              <w:tc>
-                <w:tcPr>
-                  <w:tcBorders>
-                    <w:top w:val="single" w:space="0" w:color="D3D3D3"/>
-                    <w:bottom w:val="single" w:space="0" w:color="D3D3D3"/>
-                    <w:start w:val="single" w:space="0" w:color="D3D3D3"/>
-                    <w:end w:val="single" w:space="0" w:color="D3D3D3"/>
-                  </w:tcBorders>
-                </w:tcPr>
-                <w:p>
-                  <w:pPr>
-                    <w:spacing w:before="0" w:after="60"/>
-                    <w:keepNext/>
-                    <w:jc w:val="end"/>
-                  </w:pPr>
-                  <w:r>
-                    <w:rPr>
-                      <w:rFonts w:ascii="Calibri" w:hAnsi="Calibri"/>
-                      <w:sz w:val="20"/>
-                    </w:rPr>
-                    <w:t xml:space="default">1.36</w:t>
-                  </w:r>
-                </w:p>
-              </w:tc>
-            </w:tr>
-            <w:tr>
-              <w:trPr>
-                <w:cantSplit/>
-              </w:trPr>
-              <w:tc>
-                <w:tcPr>
-                  <w:tcBorders>
-                    <w:top w:val="single" w:space="0" w:color="D3D3D3"/>
-                    <w:bottom w:val="single" w:space="0" w:color="D3D3D3"/>
-                    <w:start w:val="single" w:space="0" w:color="D3D3D3"/>
-                    <w:end w:val="single" w:space="0" w:color="D3D3D3"/>
-                  </w:tcBorders>
-                </w:tcPr>
-                <w:p>
-                  <w:pPr>
-                    <w:spacing w:before="0" w:after="60"/>
-                    <w:keepNext/>
-                    <w:jc w:val="center"/>
-                  </w:pPr>
-                  <w:r>
-                    <w:rPr>
-                      <w:rFonts w:ascii="Calibri" w:hAnsi="Calibri"/>
-                      <w:sz w:val="20"/>
-                    </w:rPr>
-                    <w:t xml:space="default">Protocole Optimisé</w:t>
-                  </w:r>
-                </w:p>
-              </w:tc>
-              <w:tc>
-                <w:tcPr>
-                  <w:tcBorders>
-                    <w:top w:val="single" w:space="0" w:color="D3D3D3"/>
-                    <w:bottom w:val="single" w:space="0" w:color="D3D3D3"/>
-                    <w:start w:val="single" w:space="0" w:color="D3D3D3"/>
-                    <w:end w:val="single" w:space="0" w:color="D3D3D3"/>
-                  </w:tcBorders>
-                </w:tcPr>
-                <w:p>
-                  <w:pPr>
-                    <w:spacing w:before="0" w:after="60"/>
-                    <w:keepNext/>
-                    <w:jc w:val="end"/>
-                  </w:pPr>
-                  <w:r>
-                    <w:rPr>
-                      <w:rFonts w:ascii="Calibri" w:hAnsi="Calibri"/>
-                      <w:sz w:val="20"/>
-                    </w:rPr>
-                    <w:t xml:space="default">6</w:t>
-                  </w:r>
-                </w:p>
-              </w:tc>
-              <w:tc>
-                <w:tcPr>
-                  <w:tcBorders>
-                    <w:top w:val="single" w:space="0" w:color="D3D3D3"/>
-                    <w:bottom w:val="single" w:space="0" w:color="D3D3D3"/>
-                    <w:start w:val="single" w:space="0" w:color="D3D3D3"/>
-                    <w:end w:val="single" w:space="0" w:color="D3D3D3"/>
-                  </w:tcBorders>
-                </w:tcPr>
-                <w:p>
-                  <w:pPr>
-                    <w:spacing w:before="0" w:after="60"/>
-                    <w:keepNext/>
-                    <w:jc w:val="end"/>
-                  </w:pPr>
-                  <w:r>
-                    <w:rPr>
-                      <w:rFonts w:ascii="Calibri" w:hAnsi="Calibri"/>
-                      <w:sz w:val="20"/>
-                    </w:rPr>
-                    <w:t xml:space="default">0.84</w:t>
-                  </w:r>
-                </w:p>
-              </w:tc>
-              <w:tc>
-                <w:tcPr>
-                  <w:tcBorders>
-                    <w:top w:val="single" w:space="0" w:color="D3D3D3"/>
-                    <w:bottom w:val="single" w:space="0" w:color="D3D3D3"/>
-                    <w:start w:val="single" w:space="0" w:color="D3D3D3"/>
-                    <w:end w:val="single" w:space="0" w:color="D3D3D3"/>
-                  </w:tcBorders>
-                </w:tcPr>
-                <w:p>
-                  <w:pPr>
-                    <w:spacing w:before="0" w:after="60"/>
-                    <w:keepNext/>
-                    <w:jc w:val="end"/>
-                  </w:pPr>
-                  <w:r>
-                    <w:rPr>
-                      <w:rFonts w:ascii="Calibri" w:hAnsi="Calibri"/>
-                      <w:sz w:val="20"/>
-                    </w:rPr>
-                    <w:t xml:space="default">0.13</w:t>
-                  </w:r>
-                </w:p>
-              </w:tc>
-              <w:tc>
-                <w:tcPr>
-                  <w:tcBorders>
-                    <w:top w:val="single" w:space="0" w:color="D3D3D3"/>
-                    <w:bottom w:val="single" w:space="0" w:color="D3D3D3"/>
-                    <w:start w:val="single" w:space="0" w:color="D3D3D3"/>
-                    <w:end w:val="single" w:space="0" w:color="D3D3D3"/>
-                  </w:tcBorders>
-                </w:tcPr>
-                <w:p>
-                  <w:pPr>
-                    <w:spacing w:before="0" w:after="60"/>
-                    <w:keepNext/>
-                    <w:jc w:val="end"/>
-                  </w:pPr>
-                  <w:r>
-                    <w:rPr>
-                      <w:rFonts w:ascii="Calibri" w:hAnsi="Calibri"/>
-                      <w:sz w:val="20"/>
-                    </w:rPr>
-                    <w:t xml:space="default">0.80</w:t>
-                  </w:r>
-                </w:p>
-              </w:tc>
-            </w:tr>
-            <w:tr>
-              <w:trPr>
-                <w:cantSplit/>
-              </w:trPr>
-              <w:tc>
-                <w:tcPr>
-                  <w:tcBorders>
-                    <w:top w:val="single" w:space="0" w:color="D3D3D3"/>
-                    <w:bottom w:val="single" w:space="0" w:color="D3D3D3"/>
-                    <w:start w:val="single" w:space="0" w:color="D3D3D3"/>
-                    <w:end w:val="single" w:space="0" w:color="D3D3D3"/>
-                  </w:tcBorders>
-                </w:tcPr>
-                <w:p>
-                  <w:pPr>
-                    <w:spacing w:before="0" w:after="60"/>
-                    <w:keepNext/>
-                    <w:jc w:val="center"/>
-                  </w:pPr>
-                  <w:r>
-                    <w:rPr>
-                      <w:rFonts w:ascii="Calibri" w:hAnsi="Calibri"/>
-                      <w:sz w:val="20"/>
-                    </w:rPr>
-                    <w:t xml:space="default">Protocole Standard</w:t>
-                  </w:r>
-                </w:p>
-              </w:tc>
-              <w:tc>
-                <w:tcPr>
-                  <w:tcBorders>
-                    <w:top w:val="single" w:space="0" w:color="D3D3D3"/>
-                    <w:bottom w:val="single" w:space="0" w:color="D3D3D3"/>
-                    <w:start w:val="single" w:space="0" w:color="D3D3D3"/>
-                    <w:end w:val="single" w:space="0" w:color="D3D3D3"/>
-                  </w:tcBorders>
-                </w:tcPr>
-                <w:p>
-                  <w:pPr>
-                    <w:spacing w:before="0" w:after="60"/>
-                    <w:keepNext/>
-                    <w:jc w:val="end"/>
-                  </w:pPr>
-                  <w:r>
-                    <w:rPr>
-                      <w:rFonts w:ascii="Calibri" w:hAnsi="Calibri"/>
-                      <w:sz w:val="20"/>
-                    </w:rPr>
-                    <w:t xml:space="default">0</w:t>
-                  </w:r>
-                </w:p>
-              </w:tc>
-              <w:tc>
-                <w:tcPr>
-                  <w:tcBorders>
-                    <w:top w:val="single" w:space="0" w:color="D3D3D3"/>
-                    <w:bottom w:val="single" w:space="0" w:color="D3D3D3"/>
-                    <w:start w:val="single" w:space="0" w:color="D3D3D3"/>
-                    <w:end w:val="single" w:space="0" w:color="D3D3D3"/>
-                  </w:tcBorders>
-                </w:tcPr>
-                <w:p>
-                  <w:pPr>
-                    <w:spacing w:before="0" w:after="60"/>
-                    <w:keepNext/>
-                    <w:jc w:val="end"/>
-                  </w:pPr>
-                  <w:r>
-                    <w:rPr>
-                      <w:rFonts w:ascii="Calibri" w:hAnsi="Calibri"/>
-                      <w:sz w:val="20"/>
-                    </w:rPr>
-                    <w:t xml:space="default">8.72</w:t>
-                  </w:r>
-                </w:p>
-              </w:tc>
-              <w:tc>
-                <w:tcPr>
-                  <w:tcBorders>
-                    <w:top w:val="single" w:space="0" w:color="D3D3D3"/>
-                    <w:bottom w:val="single" w:space="0" w:color="D3D3D3"/>
-                    <w:start w:val="single" w:space="0" w:color="D3D3D3"/>
-                    <w:end w:val="single" w:space="0" w:color="D3D3D3"/>
-                  </w:tcBorders>
-                </w:tcPr>
-                <w:p>
-                  <w:pPr>
-                    <w:spacing w:before="0" w:after="60"/>
-                    <w:keepNext/>
-                    <w:jc w:val="end"/>
-                  </w:pPr>
-                  <w:r>
-                    <w:rPr>
-                      <w:rFonts w:ascii="Calibri" w:hAnsi="Calibri"/>
-                      <w:sz w:val="20"/>
-                    </w:rPr>
-                    <w:t xml:space="default">0.41</w:t>
-                  </w:r>
-                </w:p>
-              </w:tc>
-              <w:tc>
-                <w:tcPr>
-                  <w:tcBorders>
-                    <w:top w:val="single" w:space="0" w:color="D3D3D3"/>
-                    <w:bottom w:val="single" w:space="0" w:color="D3D3D3"/>
-                    <w:start w:val="single" w:space="0" w:color="D3D3D3"/>
-                    <w:end w:val="single" w:space="0" w:color="D3D3D3"/>
-                  </w:tcBorders>
-                </w:tcPr>
-                <w:p>
-                  <w:pPr>
-                    <w:spacing w:before="0" w:after="60"/>
-                    <w:keepNext/>
-                    <w:jc w:val="end"/>
-                  </w:pPr>
-                  <w:r>
-                    <w:rPr>
-                      <w:rFonts w:ascii="Calibri" w:hAnsi="Calibri"/>
-                      <w:sz w:val="20"/>
-                    </w:rPr>
-                    <w:t xml:space="default">8.63</w:t>
-                  </w:r>
-                </w:p>
-              </w:tc>
-            </w:tr>
-            <w:tr>
-              <w:trPr>
-                <w:cantSplit/>
-              </w:trPr>
-              <w:tc>
-                <w:tcPr>
-                  <w:tcBorders>
-                    <w:top w:val="single" w:space="0" w:color="D3D3D3"/>
-                    <w:bottom w:val="single" w:space="0" w:color="D3D3D3"/>
-                    <w:start w:val="single" w:space="0" w:color="D3D3D3"/>
-                    <w:end w:val="single" w:space="0" w:color="D3D3D3"/>
-                  </w:tcBorders>
-                </w:tcPr>
-                <w:p>
-                  <w:pPr>
-                    <w:spacing w:before="0" w:after="60"/>
-                    <w:keepNext/>
-                    <w:jc w:val="center"/>
-                  </w:pPr>
-                  <w:r>
-                    <w:rPr>
-                      <w:rFonts w:ascii="Calibri" w:hAnsi="Calibri"/>
-                      <w:sz w:val="20"/>
-                    </w:rPr>
-                    <w:t xml:space="default">Protocole Standard</w:t>
-                  </w:r>
-                </w:p>
-              </w:tc>
-              <w:tc>
-                <w:tcPr>
-                  <w:tcBorders>
-                    <w:top w:val="single" w:space="0" w:color="D3D3D3"/>
-                    <w:bottom w:val="single" w:space="0" w:color="D3D3D3"/>
-                    <w:start w:val="single" w:space="0" w:color="D3D3D3"/>
-                    <w:end w:val="single" w:space="0" w:color="D3D3D3"/>
-                  </w:tcBorders>
-                </w:tcPr>
-                <w:p>
-                  <w:pPr>
-                    <w:spacing w:before="0" w:after="60"/>
-                    <w:keepNext/>
-                    <w:jc w:val="end"/>
-                  </w:pPr>
-                  <w:r>
-                    <w:rPr>
-                      <w:rFonts w:ascii="Calibri" w:hAnsi="Calibri"/>
-                      <w:sz w:val="20"/>
-                    </w:rPr>
-                    <w:t xml:space="default">1</w:t>
-                  </w:r>
-                </w:p>
-              </w:tc>
-              <w:tc>
-                <w:tcPr>
-                  <w:tcBorders>
-                    <w:top w:val="single" w:space="0" w:color="D3D3D3"/>
-                    <w:bottom w:val="single" w:space="0" w:color="D3D3D3"/>
-                    <w:start w:val="single" w:space="0" w:color="D3D3D3"/>
-                    <w:end w:val="single" w:space="0" w:color="D3D3D3"/>
-                  </w:tcBorders>
-                </w:tcPr>
-                <w:p>
-                  <w:pPr>
-                    <w:spacing w:before="0" w:after="60"/>
-                    <w:keepNext/>
-                    <w:jc w:val="end"/>
-                  </w:pPr>
-                  <w:r>
-                    <w:rPr>
-                      <w:rFonts w:ascii="Calibri" w:hAnsi="Calibri"/>
-                      <w:sz w:val="20"/>
-                    </w:rPr>
-                    <w:t xml:space="default">6.86</w:t>
-                  </w:r>
-                </w:p>
-              </w:tc>
-              <w:tc>
-                <w:tcPr>
-                  <w:tcBorders>
-                    <w:top w:val="single" w:space="0" w:color="D3D3D3"/>
-                    <w:bottom w:val="single" w:space="0" w:color="D3D3D3"/>
-                    <w:start w:val="single" w:space="0" w:color="D3D3D3"/>
-                    <w:end w:val="single" w:space="0" w:color="D3D3D3"/>
-                  </w:tcBorders>
-                </w:tcPr>
-                <w:p>
-                  <w:pPr>
-                    <w:spacing w:before="0" w:after="60"/>
-                    <w:keepNext/>
-                    <w:jc w:val="end"/>
-                  </w:pPr>
-                  <w:r>
-                    <w:rPr>
-                      <w:rFonts w:ascii="Calibri" w:hAnsi="Calibri"/>
-                      <w:sz w:val="20"/>
-                    </w:rPr>
-                    <w:t xml:space="default">0.58</w:t>
-                  </w:r>
-                </w:p>
-              </w:tc>
-              <w:tc>
-                <w:tcPr>
-                  <w:tcBorders>
-                    <w:top w:val="single" w:space="0" w:color="D3D3D3"/>
-                    <w:bottom w:val="single" w:space="0" w:color="D3D3D3"/>
-                    <w:start w:val="single" w:space="0" w:color="D3D3D3"/>
-                    <w:end w:val="single" w:space="0" w:color="D3D3D3"/>
-                  </w:tcBorders>
-                </w:tcPr>
-                <w:p>
-                  <w:pPr>
-                    <w:spacing w:before="0" w:after="60"/>
-                    <w:keepNext/>
-                    <w:jc w:val="end"/>
-                  </w:pPr>
-                  <w:r>
-                    <w:rPr>
-                      <w:rFonts w:ascii="Calibri" w:hAnsi="Calibri"/>
-                      <w:sz w:val="20"/>
-                    </w:rPr>
-                    <w:t xml:space="default">6.86</w:t>
-                  </w:r>
-                </w:p>
-              </w:tc>
-            </w:tr>
-            <w:tr>
-              <w:trPr>
-                <w:cantSplit/>
-              </w:trPr>
-              <w:tc>
-                <w:tcPr>
-                  <w:tcBorders>
-                    <w:top w:val="single" w:space="0" w:color="D3D3D3"/>
-                    <w:bottom w:val="single" w:space="0" w:color="D3D3D3"/>
-                    <w:start w:val="single" w:space="0" w:color="D3D3D3"/>
-                    <w:end w:val="single" w:space="0" w:color="D3D3D3"/>
-                  </w:tcBorders>
-                </w:tcPr>
-                <w:p>
-                  <w:pPr>
-                    <w:spacing w:before="0" w:after="60"/>
-                    <w:keepNext/>
-                    <w:jc w:val="center"/>
-                  </w:pPr>
-                  <w:r>
-                    <w:rPr>
-                      <w:rFonts w:ascii="Calibri" w:hAnsi="Calibri"/>
-                      <w:sz w:val="20"/>
-                    </w:rPr>
-                    <w:t xml:space="default">Protocole Standard</w:t>
-                  </w:r>
-                </w:p>
-              </w:tc>
-              <w:tc>
-                <w:tcPr>
-                  <w:tcBorders>
-                    <w:top w:val="single" w:space="0" w:color="D3D3D3"/>
-                    <w:bottom w:val="single" w:space="0" w:color="D3D3D3"/>
-                    <w:start w:val="single" w:space="0" w:color="D3D3D3"/>
-                    <w:end w:val="single" w:space="0" w:color="D3D3D3"/>
-                  </w:tcBorders>
-                </w:tcPr>
-                <w:p>
-                  <w:pPr>
-                    <w:spacing w:before="0" w:after="60"/>
-                    <w:keepNext/>
-                    <w:jc w:val="end"/>
-                  </w:pPr>
-                  <w:r>
-                    <w:rPr>
-                      <w:rFonts w:ascii="Calibri" w:hAnsi="Calibri"/>
-                      <w:sz w:val="20"/>
-                    </w:rPr>
-                    <w:t xml:space="default">2</w:t>
-                  </w:r>
-                </w:p>
-              </w:tc>
-              <w:tc>
-                <w:tcPr>
-                  <w:tcBorders>
-                    <w:top w:val="single" w:space="0" w:color="D3D3D3"/>
-                    <w:bottom w:val="single" w:space="0" w:color="D3D3D3"/>
-                    <w:start w:val="single" w:space="0" w:color="D3D3D3"/>
-                    <w:end w:val="single" w:space="0" w:color="D3D3D3"/>
-                  </w:tcBorders>
-                </w:tcPr>
-                <w:p>
-                  <w:pPr>
-                    <w:spacing w:before="0" w:after="60"/>
-                    <w:keepNext/>
-                    <w:jc w:val="end"/>
-                  </w:pPr>
-                  <w:r>
-                    <w:rPr>
-                      <w:rFonts w:ascii="Calibri" w:hAnsi="Calibri"/>
-                      <w:sz w:val="20"/>
-                    </w:rPr>
-                    <w:t xml:space="default">5.23</w:t>
-                  </w:r>
-                </w:p>
-              </w:tc>
-              <w:tc>
-                <w:tcPr>
-                  <w:tcBorders>
-                    <w:top w:val="single" w:space="0" w:color="D3D3D3"/>
-                    <w:bottom w:val="single" w:space="0" w:color="D3D3D3"/>
-                    <w:start w:val="single" w:space="0" w:color="D3D3D3"/>
-                    <w:end w:val="single" w:space="0" w:color="D3D3D3"/>
-                  </w:tcBorders>
-                </w:tcPr>
-                <w:p>
-                  <w:pPr>
-                    <w:spacing w:before="0" w:after="60"/>
-                    <w:keepNext/>
-                    <w:jc w:val="end"/>
-                  </w:pPr>
-                  <w:r>
-                    <w:rPr>
-                      <w:rFonts w:ascii="Calibri" w:hAnsi="Calibri"/>
-                      <w:sz w:val="20"/>
-                    </w:rPr>
-                    <w:t xml:space="default">0.40</w:t>
-                  </w:r>
-                </w:p>
-              </w:tc>
-              <w:tc>
-                <w:tcPr>
-                  <w:tcBorders>
-                    <w:top w:val="single" w:space="0" w:color="D3D3D3"/>
-                    <w:bottom w:val="single" w:space="0" w:color="D3D3D3"/>
-                    <w:start w:val="single" w:space="0" w:color="D3D3D3"/>
-                    <w:end w:val="single" w:space="0" w:color="D3D3D3"/>
-                  </w:tcBorders>
-                </w:tcPr>
-                <w:p>
-                  <w:pPr>
-                    <w:spacing w:before="0" w:after="60"/>
-                    <w:keepNext/>
-                    <w:jc w:val="end"/>
-                  </w:pPr>
-                  <w:r>
-                    <w:rPr>
-                      <w:rFonts w:ascii="Calibri" w:hAnsi="Calibri"/>
-                      <w:sz w:val="20"/>
-                    </w:rPr>
-                    <w:t xml:space="default">5.30</w:t>
-                  </w:r>
-                </w:p>
-              </w:tc>
-            </w:tr>
-            <w:tr>
-              <w:trPr>
-                <w:cantSplit/>
-              </w:trPr>
-              <w:tc>
-                <w:tcPr>
-                  <w:tcBorders>
-                    <w:top w:val="single" w:space="0" w:color="D3D3D3"/>
-                    <w:bottom w:val="single" w:space="0" w:color="D3D3D3"/>
-                    <w:start w:val="single" w:space="0" w:color="D3D3D3"/>
-                    <w:end w:val="single" w:space="0" w:color="D3D3D3"/>
-                  </w:tcBorders>
-                </w:tcPr>
-                <w:p>
-                  <w:pPr>
-                    <w:spacing w:before="0" w:after="60"/>
-                    <w:keepNext/>
-                    <w:jc w:val="center"/>
-                  </w:pPr>
-                  <w:r>
-                    <w:rPr>
-                      <w:rFonts w:ascii="Calibri" w:hAnsi="Calibri"/>
-                      <w:sz w:val="20"/>
-                    </w:rPr>
-                    <w:t xml:space="default">Protocole Standard</w:t>
-                  </w:r>
-                </w:p>
-              </w:tc>
-              <w:tc>
-                <w:tcPr>
-                  <w:tcBorders>
-                    <w:top w:val="single" w:space="0" w:color="D3D3D3"/>
-                    <w:bottom w:val="single" w:space="0" w:color="D3D3D3"/>
-                    <w:start w:val="single" w:space="0" w:color="D3D3D3"/>
-                    <w:end w:val="single" w:space="0" w:color="D3D3D3"/>
-                  </w:tcBorders>
-                </w:tcPr>
-                <w:p>
-                  <w:pPr>
-                    <w:spacing w:before="0" w:after="60"/>
-                    <w:keepNext/>
-                    <w:jc w:val="end"/>
-                  </w:pPr>
-                  <w:r>
-                    <w:rPr>
-                      <w:rFonts w:ascii="Calibri" w:hAnsi="Calibri"/>
-                      <w:sz w:val="20"/>
-                    </w:rPr>
-                    <w:t xml:space="default">4</w:t>
-                  </w:r>
-                </w:p>
-              </w:tc>
-              <w:tc>
-                <w:tcPr>
-                  <w:tcBorders>
-                    <w:top w:val="single" w:space="0" w:color="D3D3D3"/>
-                    <w:bottom w:val="single" w:space="0" w:color="D3D3D3"/>
-                    <w:start w:val="single" w:space="0" w:color="D3D3D3"/>
-                    <w:end w:val="single" w:space="0" w:color="D3D3D3"/>
-                  </w:tcBorders>
-                </w:tcPr>
-                <w:p>
-                  <w:pPr>
-                    <w:spacing w:before="0" w:after="60"/>
-                    <w:keepNext/>
-                    <w:jc w:val="end"/>
-                  </w:pPr>
-                  <w:r>
-                    <w:rPr>
-                      <w:rFonts w:ascii="Calibri" w:hAnsi="Calibri"/>
-                      <w:sz w:val="20"/>
-                    </w:rPr>
-                    <w:t xml:space="default">3.07</w:t>
-                  </w:r>
-                </w:p>
-              </w:tc>
-              <w:tc>
-                <w:tcPr>
-                  <w:tcBorders>
-                    <w:top w:val="single" w:space="0" w:color="D3D3D3"/>
-                    <w:bottom w:val="single" w:space="0" w:color="D3D3D3"/>
-                    <w:start w:val="single" w:space="0" w:color="D3D3D3"/>
-                    <w:end w:val="single" w:space="0" w:color="D3D3D3"/>
-                  </w:tcBorders>
-                </w:tcPr>
-                <w:p>
-                  <w:pPr>
-                    <w:spacing w:before="0" w:after="60"/>
-                    <w:keepNext/>
-                    <w:jc w:val="end"/>
-                  </w:pPr>
-                  <w:r>
-                    <w:rPr>
-                      <w:rFonts w:ascii="Calibri" w:hAnsi="Calibri"/>
-                      <w:sz w:val="20"/>
-                    </w:rPr>
-                    <w:t xml:space="default">0.64</w:t>
-                  </w:r>
-                </w:p>
-              </w:tc>
-              <w:tc>
-                <w:tcPr>
-                  <w:tcBorders>
-                    <w:top w:val="single" w:space="0" w:color="D3D3D3"/>
-                    <w:bottom w:val="single" w:space="0" w:color="D3D3D3"/>
-                    <w:start w:val="single" w:space="0" w:color="D3D3D3"/>
-                    <w:end w:val="single" w:space="0" w:color="D3D3D3"/>
-                  </w:tcBorders>
-                </w:tcPr>
-                <w:p>
-                  <w:pPr>
-                    <w:spacing w:before="0" w:after="60"/>
-                    <w:keepNext/>
-                    <w:jc w:val="end"/>
-                  </w:pPr>
-                  <w:r>
-                    <w:rPr>
-                      <w:rFonts w:ascii="Calibri" w:hAnsi="Calibri"/>
-                      <w:sz w:val="20"/>
-                    </w:rPr>
-                    <w:t xml:space="default">3.06</w:t>
-                  </w:r>
-                </w:p>
-              </w:tc>
-            </w:tr>
-            <w:tr>
-              <w:trPr>
-                <w:cantSplit/>
-              </w:trPr>
-              <w:tc>
-                <w:tcPr>
-                  <w:tcBorders>
-                    <w:top w:val="single" w:space="0" w:color="D3D3D3"/>
-                    <w:bottom w:val="single" w:space="0" w:color="D3D3D3"/>
-                    <w:start w:val="single" w:space="0" w:color="D3D3D3"/>
-                    <w:end w:val="single" w:space="0" w:color="D3D3D3"/>
-                  </w:tcBorders>
-                </w:tcPr>
-                <w:p>
-                  <w:pPr>
-                    <w:spacing w:before="0" w:after="60"/>
-                    <w:keepNext/>
-                    <w:jc w:val="center"/>
-                  </w:pPr>
-                  <w:r>
-                    <w:rPr>
-                      <w:rFonts w:ascii="Calibri" w:hAnsi="Calibri"/>
-                      <w:sz w:val="20"/>
-                    </w:rPr>
-                    <w:t xml:space="default">Protocole Standard</w:t>
-                  </w:r>
-                </w:p>
-              </w:tc>
-              <w:tc>
-                <w:tcPr>
-                  <w:tcBorders>
-                    <w:top w:val="single" w:space="0" w:color="D3D3D3"/>
-                    <w:bottom w:val="single" w:space="0" w:color="D3D3D3"/>
-                    <w:start w:val="single" w:space="0" w:color="D3D3D3"/>
-                    <w:end w:val="single" w:space="0" w:color="D3D3D3"/>
-                  </w:tcBorders>
-                </w:tcPr>
-                <w:p>
-                  <w:pPr>
-                    <w:spacing w:before="0" w:after="60"/>
-                    <w:keepNext/>
-                    <w:jc w:val="end"/>
-                  </w:pPr>
-                  <w:r>
-                    <w:rPr>
-                      <w:rFonts w:ascii="Calibri" w:hAnsi="Calibri"/>
-                      <w:sz w:val="20"/>
-                    </w:rPr>
-                    <w:t xml:space="default">6</w:t>
-                  </w:r>
-                </w:p>
-              </w:tc>
-              <w:tc>
-                <w:tcPr>
-                  <w:tcBorders>
-                    <w:top w:val="single" w:space="0" w:color="D3D3D3"/>
-                    <w:bottom w:val="single" w:space="0" w:color="D3D3D3"/>
-                    <w:start w:val="single" w:space="0" w:color="D3D3D3"/>
-                    <w:end w:val="single" w:space="0" w:color="D3D3D3"/>
-                  </w:tcBorders>
-                </w:tcPr>
-                <w:p>
-                  <w:pPr>
-                    <w:spacing w:before="0" w:after="60"/>
-                    <w:keepNext/>
-                    <w:jc w:val="end"/>
-                  </w:pPr>
-                  <w:r>
-                    <w:rPr>
-                      <w:rFonts w:ascii="Calibri" w:hAnsi="Calibri"/>
-                      <w:sz w:val="20"/>
-                    </w:rPr>
-                    <w:t xml:space="default">2.00</w:t>
-                  </w:r>
-                </w:p>
-              </w:tc>
-              <w:tc>
-                <w:tcPr>
-                  <w:tcBorders>
-                    <w:top w:val="single" w:space="0" w:color="D3D3D3"/>
-                    <w:bottom w:val="single" w:space="0" w:color="D3D3D3"/>
-                    <w:start w:val="single" w:space="0" w:color="D3D3D3"/>
-                    <w:end w:val="single" w:space="0" w:color="D3D3D3"/>
-                  </w:tcBorders>
-                </w:tcPr>
-                <w:p>
-                  <w:pPr>
-                    <w:spacing w:before="0" w:after="60"/>
-                    <w:keepNext/>
-                    <w:jc w:val="end"/>
-                  </w:pPr>
-                  <w:r>
-                    <w:rPr>
-                      <w:rFonts w:ascii="Calibri" w:hAnsi="Calibri"/>
-                      <w:sz w:val="20"/>
-                    </w:rPr>
-                    <w:t xml:space="default">0.52</w:t>
-                  </w:r>
-                </w:p>
-              </w:tc>
-              <w:tc>
-                <w:tcPr>
-                  <w:tcBorders>
-                    <w:top w:val="single" w:space="0" w:color="D3D3D3"/>
-                    <w:bottom w:val="single" w:space="0" w:color="D3D3D3"/>
-                    <w:start w:val="single" w:space="0" w:color="D3D3D3"/>
-                    <w:end w:val="single" w:space="0" w:color="D3D3D3"/>
-                  </w:tcBorders>
-                </w:tcPr>
-                <w:p>
-                  <w:pPr>
-                    <w:spacing w:before="0" w:after="60"/>
-                    <w:keepNext/>
-                    <w:jc w:val="end"/>
-                  </w:pPr>
-                  <w:r>
-                    <w:rPr>
-                      <w:rFonts w:ascii="Calibri" w:hAnsi="Calibri"/>
-                      <w:sz w:val="20"/>
-                    </w:rPr>
-                    <w:t xml:space="default">2.02</w:t>
+                    <w:t xml:space="default">300</w:t>
                   </w:r>
                 </w:p>
               </w:tc>
@@ -3604,13 +3127,13 @@
       </w:tr>
     </w:tbl>
     <w:bookmarkEnd w:id="29"/>
-    <w:bookmarkStart w:id="34" w:name="cinétique-comparative"/>
+    <w:bookmarkStart w:id="34" w:name="relation-entre-poids-et-consommation"/>
     <w:p>
       <w:pPr>
         <w:pStyle w:val="Titre3"/>
       </w:pPr>
       <w:r>
-        <w:t xml:space="preserve">4.2 Cinétique comparative</w:t>
+        <w:t xml:space="preserve">4.2 Relation entre poids et consommation</w:t>
       </w:r>
     </w:p>
     <w:p>
@@ -3623,7 +3146,7 @@
       <w:r>
         <w:t xml:space="preserve"> </w:t>
       </w:r>
-      <w:hyperlink w:anchor="fig-lactates">
+      <w:hyperlink w:anchor="fig-mtcars-wt">
         <w:r>
           <w:rPr>
             <w:rStyle w:val="Lienhypertexte"/>
@@ -3635,7 +3158,37 @@
         <w:t xml:space="preserve"> </w:t>
       </w:r>
       <w:r>
-        <w:t xml:space="preserve">illustre la diminution accélérée des lactates dans le groupe ayant bénéficié du protocole optimisé, atteignant le seuil de viabilité dès la 2e heure.</w:t>
+        <w:t xml:space="preserve">illustre la diminution de la consommation (</w:t>
+      </w:r>
+      <w:r>
+        <w:rPr>
+          <w:rStyle w:val="VerbatimChar"/>
+        </w:rPr>
+        <w:t xml:space="preserve">mpg</w:t>
+      </w:r>
+      <w:r>
+        <w:t xml:space="preserve">) en fonction du poids (</w:t>
+      </w:r>
+      <w:r>
+        <w:rPr>
+          <w:rStyle w:val="VerbatimChar"/>
+        </w:rPr>
+        <w:t xml:space="preserve">wt</w:t>
+      </w:r>
+      <w:r>
+        <w:t xml:space="preserve">) et du nombre de cylindres. Le fond transparent et la palette One Dark Pro sont appliqués automatiquement par</w:t>
+      </w:r>
+      <w:r>
+        <w:t xml:space="preserve"> </w:t>
+      </w:r>
+      <w:r>
+        <w:rPr>
+          <w:rStyle w:val="VerbatimChar"/>
+        </w:rPr>
+        <w:t xml:space="preserve">auto_dark_on()</w:t>
+      </w:r>
+      <w:r>
+        <w:t xml:space="preserve">.</w:t>
       </w:r>
     </w:p>
     <w:p>
@@ -3644,15 +3197,69 @@
       </w:pPr>
       <w:r>
         <w:rPr>
-          <w:rStyle w:val="NormalTok"/>
-        </w:rPr>
-        <w:t xml:space="preserve">df_resume </w:t>
+          <w:rStyle w:val="FunctionTok"/>
+        </w:rPr>
+        <w:t xml:space="preserve">ggplot</w:t>
+      </w:r>
+      <w:r>
+        <w:rPr>
+          <w:rStyle w:val="NormalTok"/>
+        </w:rPr>
+        <w:t xml:space="preserve">(df_cars, </w:t>
+      </w:r>
+      <w:r>
+        <w:rPr>
+          <w:rStyle w:val="FunctionTok"/>
+        </w:rPr>
+        <w:t xml:space="preserve">aes</w:t>
+      </w:r>
+      <w:r>
+        <w:rPr>
+          <w:rStyle w:val="NormalTok"/>
+        </w:rPr>
+        <w:t xml:space="preserve">(</w:t>
+      </w:r>
+      <w:r>
+        <w:rPr>
+          <w:rStyle w:val="AttributeTok"/>
+        </w:rPr>
+        <w:t xml:space="preserve">x =</w:t>
+      </w:r>
+      <w:r>
+        <w:rPr>
+          <w:rStyle w:val="NormalTok"/>
+        </w:rPr>
+        <w:t xml:space="preserve"> wt, </w:t>
+      </w:r>
+      <w:r>
+        <w:rPr>
+          <w:rStyle w:val="AttributeTok"/>
+        </w:rPr>
+        <w:t xml:space="preserve">y =</w:t>
+      </w:r>
+      <w:r>
+        <w:rPr>
+          <w:rStyle w:val="NormalTok"/>
+        </w:rPr>
+        <w:t xml:space="preserve"> mpg, </w:t>
+      </w:r>
+      <w:r>
+        <w:rPr>
+          <w:rStyle w:val="AttributeTok"/>
+        </w:rPr>
+        <w:t xml:space="preserve">color =</w:t>
+      </w:r>
+      <w:r>
+        <w:rPr>
+          <w:rStyle w:val="NormalTok"/>
+        </w:rPr>
+        <w:t xml:space="preserve"> Cylindres)) </w:t>
       </w:r>
       <w:r>
         <w:rPr>
           <w:rStyle w:val="SpecialCharTok"/>
         </w:rPr>
-        <w:t xml:space="preserve">|&gt;</w:t>
+        <w:t xml:space="preserve">+</w:t>
       </w:r>
       <w:r>
         <w:br/>
@@ -3667,7 +3274,7 @@
         <w:rPr>
           <w:rStyle w:val="FunctionTok"/>
         </w:rPr>
-        <w:t xml:space="preserve">ggplot</w:t>
+        <w:t xml:space="preserve">geom_point</w:t>
       </w:r>
       <w:r>
         <w:rPr>
@@ -3677,9 +3284,72 @@
       </w:r>
       <w:r>
         <w:rPr>
+          <w:rStyle w:val="AttributeTok"/>
+        </w:rPr>
+        <w:t xml:space="preserve">size =</w:t>
+      </w:r>
+      <w:r>
+        <w:rPr>
+          <w:rStyle w:val="NormalTok"/>
+        </w:rPr>
+        <w:t xml:space="preserve"> </w:t>
+      </w:r>
+      <w:r>
+        <w:rPr>
+          <w:rStyle w:val="FloatTok"/>
+        </w:rPr>
+        <w:t xml:space="preserve">3.2</w:t>
+      </w:r>
+      <w:r>
+        <w:rPr>
+          <w:rStyle w:val="NormalTok"/>
+        </w:rPr>
+        <w:t xml:space="preserve">, </w:t>
+      </w:r>
+      <w:r>
+        <w:rPr>
+          <w:rStyle w:val="AttributeTok"/>
+        </w:rPr>
+        <w:t xml:space="preserve">alpha =</w:t>
+      </w:r>
+      <w:r>
+        <w:rPr>
+          <w:rStyle w:val="NormalTok"/>
+        </w:rPr>
+        <w:t xml:space="preserve"> </w:t>
+      </w:r>
+      <w:r>
+        <w:rPr>
+          <w:rStyle w:val="FloatTok"/>
+        </w:rPr>
+        <w:t xml:space="preserve">0.9</w:t>
+      </w:r>
+      <w:r>
+        <w:rPr>
+          <w:rStyle w:val="NormalTok"/>
+        </w:rPr>
+        <w:t xml:space="preserve">) </w:t>
+      </w:r>
+      <w:r>
+        <w:rPr>
+          <w:rStyle w:val="SpecialCharTok"/>
+        </w:rPr>
+        <w:t xml:space="preserve">+</w:t>
+      </w:r>
+      <w:r>
+        <w:br/>
+      </w:r>
+      <w:r>
+        <w:rPr>
+          <w:rStyle w:val="NormalTok"/>
+        </w:rPr>
+        <w:t xml:space="preserve">  </w:t>
+      </w:r>
+      <w:r>
+        <w:rPr>
           <w:rStyle w:val="FunctionTok"/>
         </w:rPr>
-        <w:t xml:space="preserve">aes</w:t>
+        <w:t xml:space="preserve">geom_smooth</w:t>
       </w:r>
       <w:r>
         <w:rPr>
@@ -3691,13 +3361,208 @@
         <w:rPr>
           <w:rStyle w:val="AttributeTok"/>
         </w:rPr>
+        <w:t xml:space="preserve">method =</w:t>
+      </w:r>
+      <w:r>
+        <w:rPr>
+          <w:rStyle w:val="NormalTok"/>
+        </w:rPr>
+        <w:t xml:space="preserve"> </w:t>
+      </w:r>
+      <w:r>
+        <w:rPr>
+          <w:rStyle w:val="StringTok"/>
+        </w:rPr>
+        <w:t xml:space="preserve">"lm"</w:t>
+      </w:r>
+      <w:r>
+        <w:rPr>
+          <w:rStyle w:val="NormalTok"/>
+        </w:rPr>
+        <w:t xml:space="preserve">, </w:t>
+      </w:r>
+      <w:r>
+        <w:rPr>
+          <w:rStyle w:val="AttributeTok"/>
+        </w:rPr>
+        <w:t xml:space="preserve">se =</w:t>
+      </w:r>
+      <w:r>
+        <w:rPr>
+          <w:rStyle w:val="NormalTok"/>
+        </w:rPr>
+        <w:t xml:space="preserve"> </w:t>
+      </w:r>
+      <w:r>
+        <w:rPr>
+          <w:rStyle w:val="ConstantTok"/>
+        </w:rPr>
+        <w:t xml:space="preserve">FALSE</w:t>
+      </w:r>
+      <w:r>
+        <w:rPr>
+          <w:rStyle w:val="NormalTok"/>
+        </w:rPr>
+        <w:t xml:space="preserve">, </w:t>
+      </w:r>
+      <w:r>
+        <w:rPr>
+          <w:rStyle w:val="AttributeTok"/>
+        </w:rPr>
+        <w:t xml:space="preserve">linewidth =</w:t>
+      </w:r>
+      <w:r>
+        <w:rPr>
+          <w:rStyle w:val="NormalTok"/>
+        </w:rPr>
+        <w:t xml:space="preserve"> </w:t>
+      </w:r>
+      <w:r>
+        <w:rPr>
+          <w:rStyle w:val="FloatTok"/>
+        </w:rPr>
+        <w:t xml:space="preserve">0.9</w:t>
+      </w:r>
+      <w:r>
+        <w:rPr>
+          <w:rStyle w:val="NormalTok"/>
+        </w:rPr>
+        <w:t xml:space="preserve">) </w:t>
+      </w:r>
+      <w:r>
+        <w:rPr>
+          <w:rStyle w:val="SpecialCharTok"/>
+        </w:rPr>
+        <w:t xml:space="preserve">+</w:t>
+      </w:r>
+      <w:r>
+        <w:br/>
+      </w:r>
+      <w:r>
+        <w:rPr>
+          <w:rStyle w:val="NormalTok"/>
+        </w:rPr>
+        <w:t xml:space="preserve">  </w:t>
+      </w:r>
+      <w:r>
+        <w:rPr>
+          <w:rStyle w:val="FunctionTok"/>
+        </w:rPr>
+        <w:t xml:space="preserve">labs</w:t>
+      </w:r>
+      <w:r>
+        <w:rPr>
+          <w:rStyle w:val="NormalTok"/>
+        </w:rPr>
+        <w:t xml:space="preserve">(</w:t>
+      </w:r>
+      <w:r>
+        <w:br/>
+      </w:r>
+      <w:r>
+        <w:rPr>
+          <w:rStyle w:val="NormalTok"/>
+        </w:rPr>
+        <w:t xml:space="preserve">    </w:t>
+      </w:r>
+      <w:r>
+        <w:rPr>
+          <w:rStyle w:val="AttributeTok"/>
+        </w:rPr>
+        <w:t xml:space="preserve">title =</w:t>
+      </w:r>
+      <w:r>
+        <w:rPr>
+          <w:rStyle w:val="NormalTok"/>
+        </w:rPr>
+        <w:t xml:space="preserve"> </w:t>
+      </w:r>
+      <w:r>
+        <w:rPr>
+          <w:rStyle w:val="StringTok"/>
+        </w:rPr>
+        <w:t xml:space="preserve">"Consommation en fonction du poids (mtcars)"</w:t>
+      </w:r>
+      <w:r>
+        <w:rPr>
+          <w:rStyle w:val="NormalTok"/>
+        </w:rPr>
+        <w:t xml:space="preserve">,</w:t>
+      </w:r>
+      <w:r>
+        <w:br/>
+      </w:r>
+      <w:r>
+        <w:rPr>
+          <w:rStyle w:val="NormalTok"/>
+        </w:rPr>
+        <w:t xml:space="preserve">    </w:t>
+      </w:r>
+      <w:r>
+        <w:rPr>
+          <w:rStyle w:val="AttributeTok"/>
+        </w:rPr>
+        <w:t xml:space="preserve">subtitle =</w:t>
+      </w:r>
+      <w:r>
+        <w:rPr>
+          <w:rStyle w:val="NormalTok"/>
+        </w:rPr>
+        <w:t xml:space="preserve"> </w:t>
+      </w:r>
+      <w:r>
+        <w:rPr>
+          <w:rStyle w:val="StringTok"/>
+        </w:rPr>
+        <w:t xml:space="preserve">"Régression linéaire par groupe de cylindrée"</w:t>
+      </w:r>
+      <w:r>
+        <w:rPr>
+          <w:rStyle w:val="NormalTok"/>
+        </w:rPr>
+        <w:t xml:space="preserve">,</w:t>
+      </w:r>
+      <w:r>
+        <w:br/>
+      </w:r>
+      <w:r>
+        <w:rPr>
+          <w:rStyle w:val="NormalTok"/>
+        </w:rPr>
+        <w:t xml:space="preserve">    </w:t>
+      </w:r>
+      <w:r>
+        <w:rPr>
+          <w:rStyle w:val="AttributeTok"/>
+        </w:rPr>
         <w:t xml:space="preserve">x =</w:t>
       </w:r>
       <w:r>
         <w:rPr>
           <w:rStyle w:val="NormalTok"/>
         </w:rPr>
-        <w:t xml:space="preserve"> Temps_h, </w:t>
+        <w:t xml:space="preserve"> </w:t>
+      </w:r>
+      <w:r>
+        <w:rPr>
+          <w:rStyle w:val="StringTok"/>
+        </w:rPr>
+        <w:t xml:space="preserve">"Poids (1000 lbs)"</w:t>
+      </w:r>
+      <w:r>
+        <w:rPr>
+          <w:rStyle w:val="NormalTok"/>
+        </w:rPr>
+        <w:t xml:space="preserve">,</w:t>
+      </w:r>
+      <w:r>
+        <w:br/>
+      </w:r>
+      <w:r>
+        <w:rPr>
+          <w:rStyle w:val="NormalTok"/>
+        </w:rPr>
+        <w:t xml:space="preserve">    </w:t>
       </w:r>
       <w:r>
         <w:rPr>
@@ -3709,7 +3574,28 @@
         <w:rPr>
           <w:rStyle w:val="NormalTok"/>
         </w:rPr>
-        <w:t xml:space="preserve"> Moyenne, </w:t>
+        <w:t xml:space="preserve"> </w:t>
+      </w:r>
+      <w:r>
+        <w:rPr>
+          <w:rStyle w:val="StringTok"/>
+        </w:rPr>
+        <w:t xml:space="preserve">"Consommation (miles/gallon)"</w:t>
+      </w:r>
+      <w:r>
+        <w:rPr>
+          <w:rStyle w:val="NormalTok"/>
+        </w:rPr>
+        <w:t xml:space="preserve">,</w:t>
+      </w:r>
+      <w:r>
+        <w:br/>
+      </w:r>
+      <w:r>
+        <w:rPr>
+          <w:rStyle w:val="NormalTok"/>
+        </w:rPr>
+        <w:t xml:space="preserve">    </w:t>
       </w:r>
       <w:r>
         <w:rPr>
@@ -3721,19 +3607,73 @@
         <w:rPr>
           <w:rStyle w:val="NormalTok"/>
         </w:rPr>
-        <w:t xml:space="preserve"> Groupe, </w:t>
+        <w:t xml:space="preserve"> </w:t>
+      </w:r>
+      <w:r>
+        <w:rPr>
+          <w:rStyle w:val="StringTok"/>
+        </w:rPr>
+        <w:t xml:space="preserve">"Motorisation"</w:t>
+      </w:r>
+      <w:r>
+        <w:br/>
+      </w:r>
+      <w:r>
+        <w:rPr>
+          <w:rStyle w:val="NormalTok"/>
+        </w:rPr>
+        <w:t xml:space="preserve">  ) </w:t>
+      </w:r>
+      <w:r>
+        <w:rPr>
+          <w:rStyle w:val="SpecialCharTok"/>
+        </w:rPr>
+        <w:t xml:space="preserve">+</w:t>
+      </w:r>
+      <w:r>
+        <w:br/>
+      </w:r>
+      <w:r>
+        <w:rPr>
+          <w:rStyle w:val="NormalTok"/>
+        </w:rPr>
+        <w:t xml:space="preserve">  </w:t>
+      </w:r>
+      <w:r>
+        <w:rPr>
+          <w:rStyle w:val="FunctionTok"/>
+        </w:rPr>
+        <w:t xml:space="preserve">theme_minimal</w:t>
+      </w:r>
+      <w:r>
+        <w:rPr>
+          <w:rStyle w:val="NormalTok"/>
+        </w:rPr>
+        <w:t xml:space="preserve">(</w:t>
       </w:r>
       <w:r>
         <w:rPr>
           <w:rStyle w:val="AttributeTok"/>
         </w:rPr>
-        <w:t xml:space="preserve">group =</w:t>
-      </w:r>
-      <w:r>
-        <w:rPr>
-          <w:rStyle w:val="NormalTok"/>
-        </w:rPr>
-        <w:t xml:space="preserve"> Groupe)) </w:t>
+        <w:t xml:space="preserve">base_size =</w:t>
+      </w:r>
+      <w:r>
+        <w:rPr>
+          <w:rStyle w:val="NormalTok"/>
+        </w:rPr>
+        <w:t xml:space="preserve"> </w:t>
+      </w:r>
+      <w:r>
+        <w:rPr>
+          <w:rStyle w:val="DecValTok"/>
+        </w:rPr>
+        <w:t xml:space="preserve">12</w:t>
+      </w:r>
+      <w:r>
+        <w:rPr>
+          <w:rStyle w:val="NormalTok"/>
+        </w:rPr>
+        <w:t xml:space="preserve">) </w:t>
       </w:r>
       <w:r>
         <w:rPr>
@@ -3754,7 +3694,7 @@
         <w:rPr>
           <w:rStyle w:val="FunctionTok"/>
         </w:rPr>
-        <w:t xml:space="preserve">geom_line</w:t>
+        <w:t xml:space="preserve">theme</w:t>
       </w:r>
       <w:r>
         <w:rPr>
@@ -3766,7 +3706,7 @@
         <w:rPr>
           <w:rStyle w:val="AttributeTok"/>
         </w:rPr>
-        <w:t xml:space="preserve">linewidth =</w:t>
+        <w:t xml:space="preserve">legend.position =</w:t>
       </w:r>
       <w:r>
         <w:rPr>
@@ -3776,852 +3716,15 @@
       </w:r>
       <w:r>
         <w:rPr>
-          <w:rStyle w:val="FloatTok"/>
-        </w:rPr>
-        <w:t xml:space="preserve">1.1</w:t>
-      </w:r>
-      <w:r>
-        <w:rPr>
-          <w:rStyle w:val="NormalTok"/>
-        </w:rPr>
-        <w:t xml:space="preserve">) </w:t>
-      </w:r>
-      <w:r>
-        <w:rPr>
-          <w:rStyle w:val="SpecialCharTok"/>
-        </w:rPr>
-        <w:t xml:space="preserve">+</w:t>
-      </w:r>
-      <w:r>
-        <w:br/>
-      </w:r>
-      <w:r>
-        <w:rPr>
-          <w:rStyle w:val="NormalTok"/>
-        </w:rPr>
-        <w:t xml:space="preserve">  </w:t>
-      </w:r>
-      <w:r>
-        <w:rPr>
-          <w:rStyle w:val="FunctionTok"/>
-        </w:rPr>
-        <w:t xml:space="preserve">geom_point</w:t>
-      </w:r>
-      <w:r>
-        <w:rPr>
-          <w:rStyle w:val="NormalTok"/>
-        </w:rPr>
-        <w:t xml:space="preserve">(</w:t>
-      </w:r>
-      <w:r>
-        <w:rPr>
-          <w:rStyle w:val="AttributeTok"/>
-        </w:rPr>
-        <w:t xml:space="preserve">size =</w:t>
-      </w:r>
-      <w:r>
-        <w:rPr>
-          <w:rStyle w:val="NormalTok"/>
-        </w:rPr>
-        <w:t xml:space="preserve"> </w:t>
-      </w:r>
-      <w:r>
-        <w:rPr>
-          <w:rStyle w:val="DecValTok"/>
-        </w:rPr>
-        <w:t xml:space="preserve">3</w:t>
-      </w:r>
-      <w:r>
-        <w:rPr>
-          <w:rStyle w:val="NormalTok"/>
-        </w:rPr>
-        <w:t xml:space="preserve">) </w:t>
-      </w:r>
-      <w:r>
-        <w:rPr>
-          <w:rStyle w:val="SpecialCharTok"/>
-        </w:rPr>
-        <w:t xml:space="preserve">+</w:t>
-      </w:r>
-      <w:r>
-        <w:br/>
-      </w:r>
-      <w:r>
-        <w:rPr>
-          <w:rStyle w:val="NormalTok"/>
-        </w:rPr>
-        <w:t xml:space="preserve">  </w:t>
-      </w:r>
-      <w:r>
-        <w:rPr>
-          <w:rStyle w:val="FunctionTok"/>
-        </w:rPr>
-        <w:t xml:space="preserve">geom_errorbar</w:t>
-      </w:r>
-      <w:r>
-        <w:rPr>
-          <w:rStyle w:val="NormalTok"/>
-        </w:rPr>
-        <w:t xml:space="preserve">(</w:t>
-      </w:r>
-      <w:r>
-        <w:rPr>
-          <w:rStyle w:val="FunctionTok"/>
-        </w:rPr>
-        <w:t xml:space="preserve">aes</w:t>
-      </w:r>
-      <w:r>
-        <w:rPr>
-          <w:rStyle w:val="NormalTok"/>
-        </w:rPr>
-        <w:t xml:space="preserve">(</w:t>
-      </w:r>
-      <w:r>
-        <w:rPr>
-          <w:rStyle w:val="AttributeTok"/>
-        </w:rPr>
-        <w:t xml:space="preserve">ymin =</w:t>
-      </w:r>
-      <w:r>
-        <w:rPr>
-          <w:rStyle w:val="NormalTok"/>
-        </w:rPr>
-        <w:t xml:space="preserve"> </w:t>
-      </w:r>
-      <w:r>
-        <w:rPr>
-          <w:rStyle w:val="FunctionTok"/>
-        </w:rPr>
-        <w:t xml:space="preserve">pmax</w:t>
-      </w:r>
-      <w:r>
-        <w:rPr>
-          <w:rStyle w:val="NormalTok"/>
-        </w:rPr>
-        <w:t xml:space="preserve">(</w:t>
-      </w:r>
-      <w:r>
-        <w:rPr>
-          <w:rStyle w:val="DecValTok"/>
-        </w:rPr>
-        <w:t xml:space="preserve">0</w:t>
-      </w:r>
-      <w:r>
-        <w:rPr>
-          <w:rStyle w:val="NormalTok"/>
-        </w:rPr>
-        <w:t xml:space="preserve">, Moyenne </w:t>
-      </w:r>
-      <w:r>
-        <w:rPr>
-          <w:rStyle w:val="SpecialCharTok"/>
-        </w:rPr>
-        <w:t xml:space="preserve">-</w:t>
-      </w:r>
-      <w:r>
-        <w:rPr>
-          <w:rStyle w:val="NormalTok"/>
-        </w:rPr>
-        <w:t xml:space="preserve"> EcartType), </w:t>
-      </w:r>
-      <w:r>
-        <w:rPr>
-          <w:rStyle w:val="AttributeTok"/>
-        </w:rPr>
-        <w:t xml:space="preserve">ymax =</w:t>
-      </w:r>
-      <w:r>
-        <w:rPr>
-          <w:rStyle w:val="NormalTok"/>
-        </w:rPr>
-        <w:t xml:space="preserve"> Moyenne </w:t>
-      </w:r>
-      <w:r>
-        <w:rPr>
-          <w:rStyle w:val="SpecialCharTok"/>
-        </w:rPr>
-        <w:t xml:space="preserve">+</w:t>
-      </w:r>
-      <w:r>
-        <w:rPr>
-          <w:rStyle w:val="NormalTok"/>
-        </w:rPr>
-        <w:t xml:space="preserve"> EcartType), </w:t>
-      </w:r>
-      <w:r>
-        <w:rPr>
-          <w:rStyle w:val="AttributeTok"/>
-        </w:rPr>
-        <w:t xml:space="preserve">width =</w:t>
-      </w:r>
-      <w:r>
-        <w:rPr>
-          <w:rStyle w:val="NormalTok"/>
-        </w:rPr>
-        <w:t xml:space="preserve"> </w:t>
-      </w:r>
-      <w:r>
-        <w:rPr>
-          <w:rStyle w:val="FloatTok"/>
-        </w:rPr>
-        <w:t xml:space="preserve">0.2</w:t>
-      </w:r>
-      <w:r>
-        <w:rPr>
-          <w:rStyle w:val="NormalTok"/>
-        </w:rPr>
-        <w:t xml:space="preserve">, </w:t>
-      </w:r>
-      <w:r>
-        <w:rPr>
-          <w:rStyle w:val="AttributeTok"/>
-        </w:rPr>
-        <w:t xml:space="preserve">alpha =</w:t>
-      </w:r>
-      <w:r>
-        <w:rPr>
-          <w:rStyle w:val="NormalTok"/>
-        </w:rPr>
-        <w:t xml:space="preserve"> </w:t>
-      </w:r>
-      <w:r>
-        <w:rPr>
-          <w:rStyle w:val="FloatTok"/>
-        </w:rPr>
-        <w:t xml:space="preserve">0.6</w:t>
-      </w:r>
-      <w:r>
-        <w:rPr>
-          <w:rStyle w:val="NormalTok"/>
-        </w:rPr>
-        <w:t xml:space="preserve">) </w:t>
-      </w:r>
-      <w:r>
-        <w:rPr>
-          <w:rStyle w:val="SpecialCharTok"/>
-        </w:rPr>
-        <w:t xml:space="preserve">+</w:t>
-      </w:r>
-      <w:r>
-        <w:br/>
-      </w:r>
-      <w:r>
-        <w:rPr>
-          <w:rStyle w:val="NormalTok"/>
-        </w:rPr>
-        <w:t xml:space="preserve">  </w:t>
-      </w:r>
-      <w:r>
-        <w:rPr>
-          <w:rStyle w:val="FunctionTok"/>
-        </w:rPr>
-        <w:t xml:space="preserve">geom_hline</w:t>
-      </w:r>
-      <w:r>
-        <w:rPr>
-          <w:rStyle w:val="NormalTok"/>
-        </w:rPr>
-        <w:t xml:space="preserve">(</w:t>
-      </w:r>
-      <w:r>
-        <w:rPr>
-          <w:rStyle w:val="AttributeTok"/>
-        </w:rPr>
-        <w:t xml:space="preserve">yintercept =</w:t>
-      </w:r>
-      <w:r>
-        <w:rPr>
-          <w:rStyle w:val="NormalTok"/>
-        </w:rPr>
-        <w:t xml:space="preserve"> </w:t>
-      </w:r>
-      <w:r>
-        <w:rPr>
-          <w:rStyle w:val="FloatTok"/>
-        </w:rPr>
-        <w:t xml:space="preserve">2.5</w:t>
-      </w:r>
-      <w:r>
-        <w:rPr>
-          <w:rStyle w:val="NormalTok"/>
-        </w:rPr>
-        <w:t xml:space="preserve">, </w:t>
-      </w:r>
-      <w:r>
-        <w:rPr>
-          <w:rStyle w:val="AttributeTok"/>
-        </w:rPr>
-        <w:t xml:space="preserve">linetype =</w:t>
-      </w:r>
-      <w:r>
-        <w:rPr>
-          <w:rStyle w:val="NormalTok"/>
-        </w:rPr>
-        <w:t xml:space="preserve"> </w:t>
-      </w:r>
-      <w:r>
-        <w:rPr>
           <w:rStyle w:val="StringTok"/>
         </w:rPr>
-        <w:t xml:space="preserve">"dashed"</w:t>
-      </w:r>
-      <w:r>
-        <w:rPr>
-          <w:rStyle w:val="NormalTok"/>
-        </w:rPr>
-        <w:t xml:space="preserve">, </w:t>
-      </w:r>
-      <w:r>
-        <w:rPr>
-          <w:rStyle w:val="AttributeTok"/>
-        </w:rPr>
-        <w:t xml:space="preserve">color =</w:t>
-      </w:r>
-      <w:r>
-        <w:rPr>
-          <w:rStyle w:val="NormalTok"/>
-        </w:rPr>
-        <w:t xml:space="preserve"> </w:t>
-      </w:r>
-      <w:r>
-        <w:rPr>
-          <w:rStyle w:val="StringTok"/>
-        </w:rPr>
-        <w:t xml:space="preserve">"#e06c75"</w:t>
-      </w:r>
-      <w:r>
-        <w:rPr>
-          <w:rStyle w:val="NormalTok"/>
-        </w:rPr>
-        <w:t xml:space="preserve">, </w:t>
-      </w:r>
-      <w:r>
-        <w:rPr>
-          <w:rStyle w:val="AttributeTok"/>
-        </w:rPr>
-        <w:t xml:space="preserve">linewidth =</w:t>
-      </w:r>
-      <w:r>
-        <w:rPr>
-          <w:rStyle w:val="NormalTok"/>
-        </w:rPr>
-        <w:t xml:space="preserve"> </w:t>
-      </w:r>
-      <w:r>
-        <w:rPr>
-          <w:rStyle w:val="FloatTok"/>
-        </w:rPr>
-        <w:t xml:space="preserve">0.8</w:t>
-      </w:r>
-      <w:r>
-        <w:rPr>
-          <w:rStyle w:val="NormalTok"/>
-        </w:rPr>
-        <w:t xml:space="preserve">) </w:t>
-      </w:r>
-      <w:r>
-        <w:rPr>
-          <w:rStyle w:val="SpecialCharTok"/>
-        </w:rPr>
-        <w:t xml:space="preserve">+</w:t>
-      </w:r>
-      <w:r>
-        <w:br/>
-      </w:r>
-      <w:r>
-        <w:rPr>
-          <w:rStyle w:val="NormalTok"/>
-        </w:rPr>
-        <w:t xml:space="preserve">  </w:t>
-      </w:r>
-      <w:r>
-        <w:rPr>
-          <w:rStyle w:val="FunctionTok"/>
-        </w:rPr>
-        <w:t xml:space="preserve">annotate</w:t>
-      </w:r>
-      <w:r>
-        <w:rPr>
-          <w:rStyle w:val="NormalTok"/>
-        </w:rPr>
-        <w:t xml:space="preserve">(</w:t>
-      </w:r>
-      <w:r>
-        <w:rPr>
-          <w:rStyle w:val="StringTok"/>
-        </w:rPr>
-        <w:t xml:space="preserve">"text"</w:t>
-      </w:r>
-      <w:r>
-        <w:rPr>
-          <w:rStyle w:val="NormalTok"/>
-        </w:rPr>
-        <w:t xml:space="preserve">, </w:t>
-      </w:r>
-      <w:r>
-        <w:rPr>
-          <w:rStyle w:val="AttributeTok"/>
-        </w:rPr>
-        <w:t xml:space="preserve">x =</w:t>
-      </w:r>
-      <w:r>
-        <w:rPr>
-          <w:rStyle w:val="NormalTok"/>
-        </w:rPr>
-        <w:t xml:space="preserve"> </w:t>
-      </w:r>
-      <w:r>
-        <w:rPr>
-          <w:rStyle w:val="FloatTok"/>
-        </w:rPr>
-        <w:t xml:space="preserve">5.2</w:t>
-      </w:r>
-      <w:r>
-        <w:rPr>
-          <w:rStyle w:val="NormalTok"/>
-        </w:rPr>
-        <w:t xml:space="preserve">, </w:t>
-      </w:r>
-      <w:r>
-        <w:rPr>
-          <w:rStyle w:val="AttributeTok"/>
-        </w:rPr>
-        <w:t xml:space="preserve">y =</w:t>
-      </w:r>
-      <w:r>
-        <w:rPr>
-          <w:rStyle w:val="NormalTok"/>
-        </w:rPr>
-        <w:t xml:space="preserve"> </w:t>
-      </w:r>
-      <w:r>
-        <w:rPr>
-          <w:rStyle w:val="FloatTok"/>
-        </w:rPr>
-        <w:t xml:space="preserve">2.7</w:t>
-      </w:r>
-      <w:r>
-        <w:rPr>
-          <w:rStyle w:val="NormalTok"/>
-        </w:rPr>
-        <w:t xml:space="preserve">, </w:t>
-      </w:r>
-      <w:r>
-        <w:rPr>
-          <w:rStyle w:val="AttributeTok"/>
-        </w:rPr>
-        <w:t xml:space="preserve">label =</w:t>
-      </w:r>
-      <w:r>
-        <w:rPr>
-          <w:rStyle w:val="NormalTok"/>
-        </w:rPr>
-        <w:t xml:space="preserve"> </w:t>
-      </w:r>
-      <w:r>
-        <w:rPr>
-          <w:rStyle w:val="StringTok"/>
-        </w:rPr>
-        <w:t xml:space="preserve">"Seuil viabilité (2.5 mmol/L)"</w:t>
-      </w:r>
-      <w:r>
-        <w:rPr>
-          <w:rStyle w:val="NormalTok"/>
-        </w:rPr>
-        <w:t xml:space="preserve">, </w:t>
-      </w:r>
-      <w:r>
-        <w:rPr>
-          <w:rStyle w:val="AttributeTok"/>
-        </w:rPr>
-        <w:t xml:space="preserve">color =</w:t>
-      </w:r>
-      <w:r>
-        <w:rPr>
-          <w:rStyle w:val="NormalTok"/>
-        </w:rPr>
-        <w:t xml:space="preserve"> </w:t>
-      </w:r>
-      <w:r>
-        <w:rPr>
-          <w:rStyle w:val="StringTok"/>
-        </w:rPr>
-        <w:t xml:space="preserve">"#e06c75"</w:t>
-      </w:r>
-      <w:r>
-        <w:rPr>
-          <w:rStyle w:val="NormalTok"/>
-        </w:rPr>
-        <w:t xml:space="preserve">, </w:t>
-      </w:r>
-      <w:r>
-        <w:rPr>
-          <w:rStyle w:val="AttributeTok"/>
-        </w:rPr>
-        <w:t xml:space="preserve">size =</w:t>
-      </w:r>
-      <w:r>
-        <w:rPr>
-          <w:rStyle w:val="NormalTok"/>
-        </w:rPr>
-        <w:t xml:space="preserve"> </w:t>
-      </w:r>
-      <w:r>
-        <w:rPr>
-          <w:rStyle w:val="FloatTok"/>
-        </w:rPr>
-        <w:t xml:space="preserve">3.5</w:t>
-      </w:r>
-      <w:r>
-        <w:rPr>
-          <w:rStyle w:val="NormalTok"/>
-        </w:rPr>
-        <w:t xml:space="preserve">, </w:t>
-      </w:r>
-      <w:r>
-        <w:rPr>
-          <w:rStyle w:val="AttributeTok"/>
-        </w:rPr>
-        <w:t xml:space="preserve">fontface =</w:t>
-      </w:r>
-      <w:r>
-        <w:rPr>
-          <w:rStyle w:val="NormalTok"/>
-        </w:rPr>
-        <w:t xml:space="preserve"> </w:t>
-      </w:r>
-      <w:r>
-        <w:rPr>
-          <w:rStyle w:val="StringTok"/>
-        </w:rPr>
-        <w:t xml:space="preserve">"italic"</w:t>
-      </w:r>
-      <w:r>
-        <w:rPr>
-          <w:rStyle w:val="NormalTok"/>
-        </w:rPr>
-        <w:t xml:space="preserve">) </w:t>
-      </w:r>
-      <w:r>
-        <w:rPr>
-          <w:rStyle w:val="SpecialCharTok"/>
-        </w:rPr>
-        <w:t xml:space="preserve">+</w:t>
-      </w:r>
-      <w:r>
-        <w:br/>
-      </w:r>
-      <w:r>
-        <w:rPr>
-          <w:rStyle w:val="NormalTok"/>
-        </w:rPr>
-        <w:t xml:space="preserve">  </w:t>
-      </w:r>
-      <w:r>
-        <w:rPr>
-          <w:rStyle w:val="FunctionTok"/>
-        </w:rPr>
-        <w:t xml:space="preserve">scale_x_continuous</w:t>
-      </w:r>
-      <w:r>
-        <w:rPr>
-          <w:rStyle w:val="NormalTok"/>
-        </w:rPr>
-        <w:t xml:space="preserve">(</w:t>
-      </w:r>
-      <w:r>
-        <w:rPr>
-          <w:rStyle w:val="AttributeTok"/>
-        </w:rPr>
-        <w:t xml:space="preserve">breaks =</w:t>
-      </w:r>
-      <w:r>
-        <w:rPr>
-          <w:rStyle w:val="NormalTok"/>
-        </w:rPr>
-        <w:t xml:space="preserve"> temps) </w:t>
-      </w:r>
-      <w:r>
-        <w:rPr>
-          <w:rStyle w:val="SpecialCharTok"/>
-        </w:rPr>
-        <w:t xml:space="preserve">+</w:t>
-      </w:r>
-      <w:r>
-        <w:br/>
-      </w:r>
-      <w:r>
-        <w:rPr>
-          <w:rStyle w:val="NormalTok"/>
-        </w:rPr>
-        <w:t xml:space="preserve">  </w:t>
-      </w:r>
-      <w:r>
-        <w:rPr>
-          <w:rStyle w:val="FunctionTok"/>
-        </w:rPr>
-        <w:t xml:space="preserve">labs</w:t>
-      </w:r>
-      <w:r>
-        <w:rPr>
-          <w:rStyle w:val="NormalTok"/>
-        </w:rPr>
-        <w:t xml:space="preserve">(</w:t>
-      </w:r>
-      <w:r>
-        <w:br/>
-      </w:r>
-      <w:r>
-        <w:rPr>
-          <w:rStyle w:val="NormalTok"/>
-        </w:rPr>
-        <w:t xml:space="preserve">    </w:t>
-      </w:r>
-      <w:r>
-        <w:rPr>
-          <w:rStyle w:val="AttributeTok"/>
-        </w:rPr>
-        <w:t xml:space="preserve">x =</w:t>
-      </w:r>
-      <w:r>
-        <w:rPr>
-          <w:rStyle w:val="NormalTok"/>
-        </w:rPr>
-        <w:t xml:space="preserve"> </w:t>
-      </w:r>
-      <w:r>
-        <w:rPr>
-          <w:rStyle w:val="StringTok"/>
-        </w:rPr>
-        <w:t xml:space="preserve">"Temps de perfusion (heures)"</w:t>
-      </w:r>
-      <w:r>
-        <w:rPr>
-          <w:rStyle w:val="NormalTok"/>
-        </w:rPr>
-        <w:t xml:space="preserve">,</w:t>
-      </w:r>
-      <w:r>
-        <w:br/>
-      </w:r>
-      <w:r>
-        <w:rPr>
-          <w:rStyle w:val="NormalTok"/>
-        </w:rPr>
-        <w:t xml:space="preserve">    </w:t>
-      </w:r>
-      <w:r>
-        <w:rPr>
-          <w:rStyle w:val="AttributeTok"/>
-        </w:rPr>
-        <w:t xml:space="preserve">y =</w:t>
-      </w:r>
-      <w:r>
-        <w:rPr>
-          <w:rStyle w:val="NormalTok"/>
-        </w:rPr>
-        <w:t xml:space="preserve"> </w:t>
-      </w:r>
-      <w:r>
-        <w:rPr>
-          <w:rStyle w:val="StringTok"/>
-        </w:rPr>
-        <w:t xml:space="preserve">"Lactatémie moyenne (mmol/L)"</w:t>
-      </w:r>
-      <w:r>
-        <w:rPr>
-          <w:rStyle w:val="NormalTok"/>
-        </w:rPr>
-        <w:t xml:space="preserve">,</w:t>
-      </w:r>
-      <w:r>
-        <w:br/>
-      </w:r>
-      <w:r>
-        <w:rPr>
-          <w:rStyle w:val="NormalTok"/>
-        </w:rPr>
-        <w:t xml:space="preserve">    </w:t>
-      </w:r>
-      <w:r>
-        <w:rPr>
-          <w:rStyle w:val="AttributeTok"/>
-        </w:rPr>
-        <w:t xml:space="preserve">color =</w:t>
-      </w:r>
-      <w:r>
-        <w:rPr>
-          <w:rStyle w:val="NormalTok"/>
-        </w:rPr>
-        <w:t xml:space="preserve"> </w:t>
-      </w:r>
-      <w:r>
-        <w:rPr>
-          <w:rStyle w:val="StringTok"/>
-        </w:rPr>
-        <w:t xml:space="preserve">"Protocole"</w:t>
-      </w:r>
-      <w:r>
-        <w:br/>
-      </w:r>
-      <w:r>
-        <w:rPr>
-          <w:rStyle w:val="NormalTok"/>
-        </w:rPr>
-        <w:t xml:space="preserve">  ) </w:t>
-      </w:r>
-      <w:r>
-        <w:rPr>
-          <w:rStyle w:val="SpecialCharTok"/>
-        </w:rPr>
-        <w:t xml:space="preserve">+</w:t>
-      </w:r>
-      <w:r>
-        <w:br/>
-      </w:r>
-      <w:r>
-        <w:rPr>
-          <w:rStyle w:val="NormalTok"/>
-        </w:rPr>
-        <w:t xml:space="preserve">  </w:t>
-      </w:r>
-      <w:r>
-        <w:rPr>
-          <w:rStyle w:val="FunctionTok"/>
-        </w:rPr>
-        <w:t xml:space="preserve">theme_minimal</w:t>
-      </w:r>
-      <w:r>
-        <w:rPr>
-          <w:rStyle w:val="NormalTok"/>
-        </w:rPr>
-        <w:t xml:space="preserve">(</w:t>
-      </w:r>
-      <w:r>
-        <w:rPr>
-          <w:rStyle w:val="AttributeTok"/>
-        </w:rPr>
-        <w:t xml:space="preserve">base_size =</w:t>
-      </w:r>
-      <w:r>
-        <w:rPr>
-          <w:rStyle w:val="NormalTok"/>
-        </w:rPr>
-        <w:t xml:space="preserve"> </w:t>
-      </w:r>
-      <w:r>
-        <w:rPr>
-          <w:rStyle w:val="DecValTok"/>
-        </w:rPr>
-        <w:t xml:space="preserve">12</w:t>
-      </w:r>
-      <w:r>
-        <w:rPr>
-          <w:rStyle w:val="NormalTok"/>
-        </w:rPr>
-        <w:t xml:space="preserve">) </w:t>
-      </w:r>
-      <w:r>
-        <w:rPr>
-          <w:rStyle w:val="SpecialCharTok"/>
-        </w:rPr>
-        <w:t xml:space="preserve">+</w:t>
-      </w:r>
-      <w:r>
-        <w:br/>
-      </w:r>
-      <w:r>
-        <w:rPr>
-          <w:rStyle w:val="NormalTok"/>
-        </w:rPr>
-        <w:t xml:space="preserve">  </w:t>
-      </w:r>
-      <w:r>
-        <w:rPr>
-          <w:rStyle w:val="FunctionTok"/>
-        </w:rPr>
-        <w:t xml:space="preserve">theme</w:t>
-      </w:r>
-      <w:r>
-        <w:rPr>
-          <w:rStyle w:val="NormalTok"/>
-        </w:rPr>
-        <w:t xml:space="preserve">(</w:t>
-      </w:r>
-      <w:r>
-        <w:br/>
-      </w:r>
-      <w:r>
-        <w:rPr>
-          <w:rStyle w:val="NormalTok"/>
-        </w:rPr>
-        <w:t xml:space="preserve">    </w:t>
-      </w:r>
-      <w:r>
-        <w:rPr>
-          <w:rStyle w:val="AttributeTok"/>
-        </w:rPr>
-        <w:t xml:space="preserve">legend.position =</w:t>
-      </w:r>
-      <w:r>
-        <w:rPr>
-          <w:rStyle w:val="NormalTok"/>
-        </w:rPr>
-        <w:t xml:space="preserve"> </w:t>
-      </w:r>
-      <w:r>
-        <w:rPr>
-          <w:rStyle w:val="StringTok"/>
-        </w:rPr>
         <w:t xml:space="preserve">"top"</w:t>
       </w:r>
       <w:r>
         <w:rPr>
           <w:rStyle w:val="NormalTok"/>
         </w:rPr>
-        <w:t xml:space="preserve">,</w:t>
-      </w:r>
-      <w:r>
-        <w:br/>
-      </w:r>
-      <w:r>
-        <w:rPr>
-          <w:rStyle w:val="NormalTok"/>
-        </w:rPr>
-        <w:t xml:space="preserve">    </w:t>
-      </w:r>
-      <w:r>
-        <w:rPr>
-          <w:rStyle w:val="AttributeTok"/>
-        </w:rPr>
-        <w:t xml:space="preserve">panel.grid.minor =</w:t>
-      </w:r>
-      <w:r>
-        <w:rPr>
-          <w:rStyle w:val="NormalTok"/>
-        </w:rPr>
-        <w:t xml:space="preserve"> </w:t>
-      </w:r>
-      <w:r>
-        <w:rPr>
-          <w:rStyle w:val="FunctionTok"/>
-        </w:rPr>
-        <w:t xml:space="preserve">element_blank</w:t>
-      </w:r>
-      <w:r>
-        <w:rPr>
-          <w:rStyle w:val="NormalTok"/>
-        </w:rPr>
-        <w:t xml:space="preserve">()</w:t>
-      </w:r>
-      <w:r>
-        <w:br/>
-      </w:r>
-      <w:r>
-        <w:rPr>
-          <w:rStyle w:val="NormalTok"/>
-        </w:rPr>
-        <w:t xml:space="preserve">  )</w:t>
+        <w:t xml:space="preserve">)</w:t>
       </w:r>
     </w:p>
     <w:tbl>
@@ -4637,7 +3740,7 @@
       <w:tr>
         <w:tc>
           <w:tcPr/>
-          <w:bookmarkStart w:id="33" w:name="fig-lactates"/>
+          <w:bookmarkStart w:id="33" w:name="fig-mtcars-wt"/>
           <w:p>
             <w:pPr>
               <w:pStyle w:val="Compact"/>
@@ -4653,7 +3756,7 @@
                     <a:graphicData uri="http://schemas.openxmlformats.org/drawingml/2006/picture">
                       <pic:pic>
                         <pic:nvPicPr>
-                          <pic:cNvPr descr="exemple-article_files/figure-docx/fig-lactates-1.png" id="32" name="Picture"/>
+                          <pic:cNvPr descr="exemple-article_files/figure-docx/fig-mtcars-wt-1.png" id="32" name="Picture"/>
                           <pic:cNvPicPr>
                             <a:picLocks noChangeArrowheads="1" noChangeAspect="1"/>
                           </pic:cNvPicPr>
@@ -4696,7 +3799,7 @@
               <w:pStyle w:val="ImageCaption"/>
             </w:pPr>
             <w:r>
-              <w:t xml:space="preserve">Figure 1: Cinétique de lactatémie selon le groupe d’étude (moyenne ± écart-type)</w:t>
+              <w:t xml:space="preserve">Figure 1: Consommation (mpg) en fonction du poids (wt) et du nombre de cylindres sur mtcars</w:t>
             </w:r>
           </w:p>
           <w:bookmarkEnd w:id="33"/>
@@ -4719,7 +3822,22 @@
         <w:pStyle w:val="FirstParagraph"/>
       </w:pPr>
       <w:r>
-        <w:t xml:space="preserve">L’utilisation du protocole optimisé démontre une accélération marquée de la métabolisation des lactates hépatiques, traduisant une reprise précoce de la phosphorylation oxydative mitochondriale et du cycle de Krebs. Les paramètres hémodynamiques et la production biliaire concordent avec ce rétablissement métabolique précoce.</w:t>
+        <w:t xml:space="preserve">L’analyse descriptive et graphique de</w:t>
+      </w:r>
+      <w:r>
+        <w:t xml:space="preserve"> </w:t>
+      </w:r>
+      <w:r>
+        <w:rPr>
+          <w:rStyle w:val="VerbatimChar"/>
+        </w:rPr>
+        <w:t xml:space="preserve">mtcars</w:t>
+      </w:r>
+      <w:r>
+        <w:t xml:space="preserve"> </w:t>
+      </w:r>
+      <w:r>
+        <w:t xml:space="preserve">met en évidence l’effet conjoint de la masse du véhicule et de la cylindrée sur la consommation.</w:t>
       </w:r>
     </w:p>
     <w:tbl>
@@ -4807,7 +3925,7 @@
               <w:t xml:space="preserve"> </w:t>
             </w:r>
             <w:r>
-              <w:t xml:space="preserve">Application en pratique clinique</w:t>
+              <w:t xml:space="preserve">Reproductibilité</w:t>
             </w:r>
           </w:p>
         </w:tc>
@@ -4831,7 +3949,22 @@
               <w:spacing w:before="16" w:after="16"/>
             </w:pPr>
             <w:r>
-              <w:t xml:space="preserve">La standardisation des prélèvements horaires à la console de perfusion permet de valider le greffon sans allonger inutilement le temps de perfusion au-delà de 4 heures lorsque les critères sont validés.</w:t>
+              <w:t xml:space="preserve">Ce document utilise uniquement le jeu de données interne</w:t>
+            </w:r>
+            <w:r>
+              <w:t xml:space="preserve"> </w:t>
+            </w:r>
+            <w:r>
+              <w:rPr>
+                <w:rStyle w:val="VerbatimChar"/>
+              </w:rPr>
+              <w:t xml:space="preserve">mtcars</w:t>
+            </w:r>
+            <w:r>
+              <w:t xml:space="preserve"> </w:t>
+            </w:r>
+            <w:r>
+              <w:t xml:space="preserve">de R, sans dépendance à des données externes.</w:t>
             </w:r>
           </w:p>
           <w:p/>
@@ -4853,7 +3986,19 @@
         <w:pStyle w:val="FirstParagraph"/>
       </w:pPr>
       <w:r>
-        <w:t xml:space="preserve">Ce document illustre la mise en page d’un article scientifique avec le template Husson, incluant l’intégration des tableaux, graphiques vectoriels, équations et annotations méthodologiques.</w:t>
+        <w:t xml:space="preserve">Cet exemple présente les fonctionnalités de mise en page HTML et Word DOCX du template sur le jeu de données</w:t>
+      </w:r>
+      <w:r>
+        <w:t xml:space="preserve"> </w:t>
+      </w:r>
+      <w:r>
+        <w:rPr>
+          <w:rStyle w:val="VerbatimChar"/>
+        </w:rPr>
+        <w:t xml:space="preserve">mtcars</w:t>
+      </w:r>
+      <w:r>
+        <w:t xml:space="preserve">.</w:t>
       </w:r>
     </w:p>
     <w:bookmarkEnd w:id="40"/>

--- a/docs/exemple-article.docx
+++ b/docs/exemple-article.docx
@@ -163,7 +163,7 @@
         <w:t xml:space="preserve"> </w:t>
       </w:r>
       <w:r>
-        <w:t xml:space="preserve">regroupe les caractéristiques techniques de 32 modèles d’automobiles. Il permet d’illustrer la mise en forme des tableaux, des équations mathématiques, des encadrés et des graphiques adaptatifs en thème clair et sombre (One Dark Pro).</w:t>
+        <w:t xml:space="preserve">regroupe les caractéristiques techniques de 32 modèles d’automobiles. Il permet d’illustrer la mise en forme des tableaux, des équations mathématiques, des encadrés et des graphiques 2D et 3D interactifs adaptatifs en thème clair et sombre (One Dark Pro).</w:t>
       </w:r>
     </w:p>
     <w:tbl>
@@ -592,6 +592,39 @@
           <w:rStyle w:val="NormalTok"/>
         </w:rPr>
         <w:t xml:space="preserve">(</w:t>
+      </w:r>
+      <w:r>
+        <w:br/>
+      </w:r>
+      <w:r>
+        <w:rPr>
+          <w:rStyle w:val="NormalTok"/>
+        </w:rPr>
+        <w:t xml:space="preserve">    </w:t>
+      </w:r>
+      <w:r>
+        <w:rPr>
+          <w:rStyle w:val="AttributeTok"/>
+        </w:rPr>
+        <w:t xml:space="preserve">Modele =</w:t>
+      </w:r>
+      <w:r>
+        <w:rPr>
+          <w:rStyle w:val="NormalTok"/>
+        </w:rPr>
+        <w:t xml:space="preserve"> </w:t>
+      </w:r>
+      <w:r>
+        <w:rPr>
+          <w:rStyle w:val="FunctionTok"/>
+        </w:rPr>
+        <w:t xml:space="preserve">rownames</w:t>
+      </w:r>
+      <w:r>
+        <w:rPr>
+          <w:rStyle w:val="NormalTok"/>
+        </w:rPr>
+        <w:t xml:space="preserve">(mtcars),</w:t>
       </w:r>
       <w:r>
         <w:br/>
